--- a/CÔNG TY TNHH SUNAGRO FOOD (VIET NAM)/Hồ sơ điều chỉnh GPĐT (pdf)/Điều chỉnh 2026/GiayChungNhanDauTu_HoSo2026/Mẫu I.1.9.docx
+++ b/CÔNG TY TNHH SUNAGRO FOOD (VIET NAM)/Hồ sơ điều chỉnh GPĐT (pdf)/Điều chỉnh 2026/GiayChungNhanDauTu_HoSo2026/Mẫu I.1.9.docx
@@ -438,6 +438,33 @@
         <w:ind w:firstLine="0"/>
         <w:jc w:val="center"/>
         <w:rPr>
+          <w:lang w:val="pt-BR"/>
+        </w:rPr>
+      </w:pPr>
+      <w:r>
+        <w:rPr>
+          <w:sz w:val="26"/>
+          <w:szCs w:val="26"/>
+          <w:lang w:val="pt-BR"/>
+        </w:rPr>
+        <w:t xml:space="preserve">Kính gửi: </w:t>
+      </w:r>
+      <w:r>
+        <w:rPr>
+          <w:lang w:val="pt-BR"/>
+        </w:rPr>
+        <w:t>BAN QUẢN LÝ CÁC KHU CHẾ XUẤT VÀ CÔNG NGHIỆP</w:t>
+      </w:r>
+    </w:p>
+    <w:p>
+      <w:pPr>
+        <w:tabs>
+          <w:tab w:val="left" w:leader="dot" w:pos="9072"/>
+        </w:tabs>
+        <w:spacing w:before="80" w:after="80"/>
+        <w:ind w:firstLine="0"/>
+        <w:jc w:val="center"/>
+        <w:rPr>
           <w:b/>
           <w:sz w:val="26"/>
           <w:szCs w:val="26"/>
@@ -446,95 +473,9 @@
       </w:pPr>
       <w:r>
         <w:rPr>
-          <w:sz w:val="26"/>
-          <w:szCs w:val="26"/>
           <w:lang w:val="pt-BR"/>
         </w:rPr>
-        <w:t xml:space="preserve">Kính gửi: </w:t>
-      </w:r>
-      <w:r>
-        <w:rPr>
-          <w:lang w:val="pt-BR"/>
-        </w:rPr>
-        <w:t>Ban</w:t>
-      </w:r>
-      <w:r>
-        <w:rPr>
-          <w:spacing w:val="-1"/>
-          <w:lang w:val="pt-BR"/>
-        </w:rPr>
-        <w:t xml:space="preserve"> </w:t>
-      </w:r>
-      <w:r>
-        <w:rPr>
-          <w:lang w:val="pt-BR"/>
-        </w:rPr>
-        <w:t>Quản</w:t>
-      </w:r>
-      <w:r>
-        <w:rPr>
-          <w:spacing w:val="-1"/>
-          <w:lang w:val="pt-BR"/>
-        </w:rPr>
-        <w:t xml:space="preserve"> </w:t>
-      </w:r>
-      <w:r>
-        <w:rPr>
-          <w:lang w:val="pt-BR"/>
-        </w:rPr>
-        <w:t>lý các</w:t>
-      </w:r>
-      <w:r>
-        <w:rPr>
-          <w:spacing w:val="-1"/>
-          <w:lang w:val="pt-BR"/>
-        </w:rPr>
-        <w:t xml:space="preserve"> </w:t>
-      </w:r>
-      <w:r>
-        <w:rPr>
-          <w:lang w:val="pt-BR"/>
-        </w:rPr>
-        <w:t>Khu</w:t>
-      </w:r>
-      <w:r>
-        <w:rPr>
-          <w:spacing w:val="-1"/>
-          <w:lang w:val="pt-BR"/>
-        </w:rPr>
-        <w:t xml:space="preserve"> </w:t>
-      </w:r>
-      <w:r>
-        <w:rPr>
-          <w:lang w:val="pt-BR"/>
-        </w:rPr>
-        <w:t>công</w:t>
-      </w:r>
-      <w:r>
-        <w:rPr>
-          <w:spacing w:val="-1"/>
-          <w:lang w:val="pt-BR"/>
-        </w:rPr>
-        <w:t xml:space="preserve"> </w:t>
-      </w:r>
-      <w:r>
-        <w:rPr>
-          <w:lang w:val="pt-BR"/>
-        </w:rPr>
-        <w:t>nghiệp</w:t>
-      </w:r>
-      <w:r>
-        <w:rPr>
-          <w:spacing w:val="-1"/>
-          <w:lang w:val="pt-BR"/>
-        </w:rPr>
-        <w:t xml:space="preserve"> </w:t>
-      </w:r>
-      <w:r>
-        <w:rPr>
-          <w:lang w:val="pt-BR"/>
-        </w:rPr>
-        <w:t>thành phố Hồ Chí Minh</w:t>
+        <w:t>THÀNH PHỐ HỒ CHÍ MINH</w:t>
       </w:r>
     </w:p>
     <w:p>
@@ -1131,7 +1072,25 @@
           <w:szCs w:val="26"/>
           <w:lang w:val="sv-SE"/>
         </w:rPr>
-        <w:t>6.853 500.000 (Sáu tỷ tám trăm năm mươi ba triệu năm trăm ngàn) đồng, tương đương 300.000</w:t>
+        <w:t>6.853</w:t>
+      </w:r>
+      <w:r>
+        <w:rPr>
+          <w:i/>
+          <w:sz w:val="26"/>
+          <w:szCs w:val="26"/>
+          <w:lang w:val="sv-SE"/>
+        </w:rPr>
+        <w:t>.</w:t>
+      </w:r>
+      <w:r>
+        <w:rPr>
+          <w:i/>
+          <w:sz w:val="26"/>
+          <w:szCs w:val="26"/>
+          <w:lang w:val="sv-SE"/>
+        </w:rPr>
+        <w:t>500.000 (Sáu tỷ tám trăm năm mươi ba triệu năm trăm ngàn) đồng, tương đương 300.000</w:t>
       </w:r>
     </w:p>
     <w:p>
@@ -1354,6 +1313,7 @@
           <w:szCs w:val="26"/>
           <w:lang w:val="fr-FR"/>
         </w:rPr>
+        <w:lastRenderedPageBreak/>
         <w:t>+ Vốn huy động từ nguồn khác (</w:t>
       </w:r>
       <w:r>
@@ -1402,7 +1362,6 @@
           <w:szCs w:val="26"/>
           <w:lang w:val="fr-FR"/>
         </w:rPr>
-        <w:lastRenderedPageBreak/>
         <w:t xml:space="preserve">- Lợi nhuận để lại của nhà đầu tư để tái đầu tư </w:t>
       </w:r>
       <w:r>
@@ -1516,7 +1475,23 @@
           <w:szCs w:val="26"/>
           <w:lang w:val="fr-FR"/>
         </w:rPr>
-        <w:t>ạt động hoặc khai thác vận hành : đã xây dựng cơ bản và đưa vào hoạt động tháng 8 năm 20222</w:t>
+        <w:t>ạt động hoặc khai thác vận hành : đã xây dựng cơ bản và đ</w:t>
+      </w:r>
+      <w:r>
+        <w:rPr>
+          <w:sz w:val="26"/>
+          <w:szCs w:val="26"/>
+          <w:lang w:val="fr-FR"/>
+        </w:rPr>
+        <w:t>ưa vào hoạt động tháng 8 năm 20</w:t>
+      </w:r>
+      <w:r>
+        <w:rPr>
+          <w:sz w:val="26"/>
+          <w:szCs w:val="26"/>
+          <w:lang w:val="fr-FR"/>
+        </w:rPr>
+        <w:t>22</w:t>
       </w:r>
     </w:p>
     <w:p>
@@ -2482,7 +2457,10 @@
               </w:rPr>
             </w:pPr>
             <w:r>
-              <w:t>TP Hồ Chí Minh, ngày …..</w:t>
+              <w:t xml:space="preserve">TP Hồ Chí Minh, ngày </w:t>
+            </w:r>
+            <w:r>
+              <w:t>10</w:t>
             </w:r>
             <w:r>
               <w:rPr>
@@ -2491,7 +2469,15 @@
               <w:t xml:space="preserve"> </w:t>
             </w:r>
             <w:r>
-              <w:t xml:space="preserve">tháng ….. năm </w:t>
+              <w:t xml:space="preserve">tháng </w:t>
+            </w:r>
+            <w:r>
+              <w:t>8</w:t>
+            </w:r>
+            <w:bookmarkStart w:id="0" w:name="_GoBack"/>
+            <w:bookmarkEnd w:id="0"/>
+            <w:r>
+              <w:t xml:space="preserve"> năm </w:t>
             </w:r>
             <w:r>
               <w:rPr>
@@ -2727,8 +2713,6 @@
               </w:rPr>
               <w:t>Tổng giám đốc</w:t>
             </w:r>
-            <w:bookmarkStart w:id="0" w:name="_GoBack"/>
-            <w:bookmarkEnd w:id="0"/>
           </w:p>
         </w:tc>
       </w:tr>

--- a/CÔNG TY TNHH SUNAGRO FOOD (VIET NAM)/Hồ sơ điều chỉnh GPĐT (pdf)/Điều chỉnh 2026/GiayChungNhanDauTu_HoSo2026/Mẫu I.1.9.docx
+++ b/CÔNG TY TNHH SUNAGRO FOOD (VIET NAM)/Hồ sơ điều chỉnh GPĐT (pdf)/Điều chỉnh 2026/GiayChungNhanDauTu_HoSo2026/Mẫu I.1.9.docx
@@ -398,7 +398,6 @@
         <w:ind w:firstLine="0"/>
         <w:jc w:val="center"/>
         <w:rPr>
-          <w:b/>
           <w:sz w:val="26"/>
           <w:szCs w:val="26"/>
           <w:lang w:val="sv-SE"/>
@@ -413,21 +412,6 @@
         </w:rPr>
         <w:t>BÁO CÁO TÌNH HÌNH THỰC HIỆN DỰ ÁN ĐẦU TƯ</w:t>
       </w:r>
-    </w:p>
-    <w:p>
-      <w:pPr>
-        <w:tabs>
-          <w:tab w:val="left" w:leader="dot" w:pos="9072"/>
-        </w:tabs>
-        <w:spacing w:before="80" w:after="80"/>
-        <w:ind w:firstLine="0"/>
-        <w:jc w:val="center"/>
-        <w:rPr>
-          <w:sz w:val="26"/>
-          <w:szCs w:val="26"/>
-          <w:lang w:val="sv-SE"/>
-        </w:rPr>
-      </w:pPr>
     </w:p>
     <w:p>
       <w:pPr>
@@ -1223,16 +1207,80 @@
           <w:szCs w:val="26"/>
           <w:lang w:val="fr-FR"/>
         </w:rPr>
-        <w:t xml:space="preserve"> trong đó:</w:t>
-      </w:r>
-      <w:r>
-        <w:rPr>
-          <w:sz w:val="26"/>
-          <w:szCs w:val="26"/>
-          <w:lang w:val="fr-FR"/>
-        </w:rPr>
-        <w:t xml:space="preserve"> không có</w:t>
-      </w:r>
+        <w:t xml:space="preserve"> </w:t>
+      </w:r>
+      <w:proofErr w:type="spellStart"/>
+      <w:r>
+        <w:rPr>
+          <w:sz w:val="26"/>
+          <w:szCs w:val="26"/>
+          <w:lang w:val="fr-FR"/>
+        </w:rPr>
+        <w:t>trong</w:t>
+      </w:r>
+      <w:proofErr w:type="spellEnd"/>
+      <w:r>
+        <w:rPr>
+          <w:sz w:val="26"/>
+          <w:szCs w:val="26"/>
+          <w:lang w:val="fr-FR"/>
+        </w:rPr>
+        <w:t xml:space="preserve"> </w:t>
+      </w:r>
+      <w:proofErr w:type="spellStart"/>
+      <w:r>
+        <w:rPr>
+          <w:sz w:val="26"/>
+          <w:szCs w:val="26"/>
+          <w:lang w:val="fr-FR"/>
+        </w:rPr>
+        <w:t>đó</w:t>
+      </w:r>
+      <w:proofErr w:type="spellEnd"/>
+      <w:r>
+        <w:rPr>
+          <w:sz w:val="26"/>
+          <w:szCs w:val="26"/>
+          <w:lang w:val="fr-FR"/>
+        </w:rPr>
+        <w:t>:</w:t>
+      </w:r>
+      <w:r>
+        <w:rPr>
+          <w:sz w:val="26"/>
+          <w:szCs w:val="26"/>
+          <w:lang w:val="fr-FR"/>
+        </w:rPr>
+        <w:t xml:space="preserve"> </w:t>
+      </w:r>
+      <w:proofErr w:type="spellStart"/>
+      <w:r>
+        <w:rPr>
+          <w:sz w:val="26"/>
+          <w:szCs w:val="26"/>
+          <w:lang w:val="fr-FR"/>
+        </w:rPr>
+        <w:t>không</w:t>
+      </w:r>
+      <w:proofErr w:type="spellEnd"/>
+      <w:r>
+        <w:rPr>
+          <w:sz w:val="26"/>
+          <w:szCs w:val="26"/>
+          <w:lang w:val="fr-FR"/>
+        </w:rPr>
+        <w:t xml:space="preserve"> </w:t>
+      </w:r>
+      <w:proofErr w:type="spellStart"/>
+      <w:r>
+        <w:rPr>
+          <w:sz w:val="26"/>
+          <w:szCs w:val="26"/>
+          <w:lang w:val="fr-FR"/>
+        </w:rPr>
+        <w:t>có</w:t>
+      </w:r>
+      <w:proofErr w:type="spellEnd"/>
     </w:p>
     <w:p>
       <w:pPr>
@@ -1253,16 +1301,180 @@
           <w:szCs w:val="26"/>
           <w:lang w:val="fr-FR"/>
         </w:rPr>
-        <w:t xml:space="preserve">+ Vốn vay từ các tổ chức tín dụng: </w:t>
-      </w:r>
-      <w:r>
-        <w:rPr>
-          <w:sz w:val="26"/>
-          <w:szCs w:val="26"/>
-          <w:lang w:val="fr-FR"/>
-        </w:rPr>
-        <w:t>không có</w:t>
-      </w:r>
+        <w:t xml:space="preserve">+ </w:t>
+      </w:r>
+      <w:proofErr w:type="spellStart"/>
+      <w:r>
+        <w:rPr>
+          <w:sz w:val="26"/>
+          <w:szCs w:val="26"/>
+          <w:lang w:val="fr-FR"/>
+        </w:rPr>
+        <w:t>Vốn</w:t>
+      </w:r>
+      <w:proofErr w:type="spellEnd"/>
+      <w:r>
+        <w:rPr>
+          <w:sz w:val="26"/>
+          <w:szCs w:val="26"/>
+          <w:lang w:val="fr-FR"/>
+        </w:rPr>
+        <w:t xml:space="preserve"> </w:t>
+      </w:r>
+      <w:proofErr w:type="spellStart"/>
+      <w:r>
+        <w:rPr>
+          <w:sz w:val="26"/>
+          <w:szCs w:val="26"/>
+          <w:lang w:val="fr-FR"/>
+        </w:rPr>
+        <w:t>vay</w:t>
+      </w:r>
+      <w:proofErr w:type="spellEnd"/>
+      <w:r>
+        <w:rPr>
+          <w:sz w:val="26"/>
+          <w:szCs w:val="26"/>
+          <w:lang w:val="fr-FR"/>
+        </w:rPr>
+        <w:t xml:space="preserve"> </w:t>
+      </w:r>
+      <w:proofErr w:type="spellStart"/>
+      <w:r>
+        <w:rPr>
+          <w:sz w:val="26"/>
+          <w:szCs w:val="26"/>
+          <w:lang w:val="fr-FR"/>
+        </w:rPr>
+        <w:t>từ</w:t>
+      </w:r>
+      <w:proofErr w:type="spellEnd"/>
+      <w:r>
+        <w:rPr>
+          <w:sz w:val="26"/>
+          <w:szCs w:val="26"/>
+          <w:lang w:val="fr-FR"/>
+        </w:rPr>
+        <w:t xml:space="preserve"> </w:t>
+      </w:r>
+      <w:proofErr w:type="spellStart"/>
+      <w:r>
+        <w:rPr>
+          <w:sz w:val="26"/>
+          <w:szCs w:val="26"/>
+          <w:lang w:val="fr-FR"/>
+        </w:rPr>
+        <w:t>các</w:t>
+      </w:r>
+      <w:proofErr w:type="spellEnd"/>
+      <w:r>
+        <w:rPr>
+          <w:sz w:val="26"/>
+          <w:szCs w:val="26"/>
+          <w:lang w:val="fr-FR"/>
+        </w:rPr>
+        <w:t xml:space="preserve"> </w:t>
+      </w:r>
+      <w:proofErr w:type="spellStart"/>
+      <w:r>
+        <w:rPr>
+          <w:sz w:val="26"/>
+          <w:szCs w:val="26"/>
+          <w:lang w:val="fr-FR"/>
+        </w:rPr>
+        <w:t>tổ</w:t>
+      </w:r>
+      <w:proofErr w:type="spellEnd"/>
+      <w:r>
+        <w:rPr>
+          <w:sz w:val="26"/>
+          <w:szCs w:val="26"/>
+          <w:lang w:val="fr-FR"/>
+        </w:rPr>
+        <w:t xml:space="preserve"> </w:t>
+      </w:r>
+      <w:proofErr w:type="spellStart"/>
+      <w:r>
+        <w:rPr>
+          <w:sz w:val="26"/>
+          <w:szCs w:val="26"/>
+          <w:lang w:val="fr-FR"/>
+        </w:rPr>
+        <w:t>chức</w:t>
+      </w:r>
+      <w:proofErr w:type="spellEnd"/>
+      <w:r>
+        <w:rPr>
+          <w:sz w:val="26"/>
+          <w:szCs w:val="26"/>
+          <w:lang w:val="fr-FR"/>
+        </w:rPr>
+        <w:t xml:space="preserve"> </w:t>
+      </w:r>
+      <w:proofErr w:type="spellStart"/>
+      <w:r>
+        <w:rPr>
+          <w:sz w:val="26"/>
+          <w:szCs w:val="26"/>
+          <w:lang w:val="fr-FR"/>
+        </w:rPr>
+        <w:t>tín</w:t>
+      </w:r>
+      <w:proofErr w:type="spellEnd"/>
+      <w:r>
+        <w:rPr>
+          <w:sz w:val="26"/>
+          <w:szCs w:val="26"/>
+          <w:lang w:val="fr-FR"/>
+        </w:rPr>
+        <w:t xml:space="preserve"> </w:t>
+      </w:r>
+      <w:proofErr w:type="spellStart"/>
+      <w:r>
+        <w:rPr>
+          <w:sz w:val="26"/>
+          <w:szCs w:val="26"/>
+          <w:lang w:val="fr-FR"/>
+        </w:rPr>
+        <w:t>dụng</w:t>
+      </w:r>
+      <w:proofErr w:type="spellEnd"/>
+      <w:r>
+        <w:rPr>
+          <w:sz w:val="26"/>
+          <w:szCs w:val="26"/>
+          <w:lang w:val="fr-FR"/>
+        </w:rPr>
+        <w:t xml:space="preserve">: </w:t>
+      </w:r>
+      <w:proofErr w:type="spellStart"/>
+      <w:r>
+        <w:rPr>
+          <w:sz w:val="26"/>
+          <w:szCs w:val="26"/>
+          <w:lang w:val="fr-FR"/>
+        </w:rPr>
+        <w:t>không</w:t>
+      </w:r>
+      <w:proofErr w:type="spellEnd"/>
+      <w:r>
+        <w:rPr>
+          <w:sz w:val="26"/>
+          <w:szCs w:val="26"/>
+          <w:lang w:val="fr-FR"/>
+        </w:rPr>
+        <w:t xml:space="preserve"> </w:t>
+      </w:r>
+      <w:proofErr w:type="spellStart"/>
+      <w:r>
+        <w:rPr>
+          <w:sz w:val="26"/>
+          <w:szCs w:val="26"/>
+          <w:lang w:val="fr-FR"/>
+        </w:rPr>
+        <w:t>có</w:t>
+      </w:r>
+      <w:proofErr w:type="spellEnd"/>
     </w:p>
     <w:p>
       <w:pPr>
@@ -1283,16 +1495,270 @@
           <w:szCs w:val="26"/>
           <w:lang w:val="fr-FR"/>
         </w:rPr>
-        <w:t xml:space="preserve">+ Vốn huy động từ cổ đông, thành viên, từ các chủ thể khác: </w:t>
-      </w:r>
-      <w:r>
-        <w:rPr>
-          <w:sz w:val="26"/>
-          <w:szCs w:val="26"/>
-          <w:lang w:val="fr-FR"/>
-        </w:rPr>
-        <w:t>không có</w:t>
-      </w:r>
+        <w:t xml:space="preserve">+ </w:t>
+      </w:r>
+      <w:proofErr w:type="spellStart"/>
+      <w:r>
+        <w:rPr>
+          <w:sz w:val="26"/>
+          <w:szCs w:val="26"/>
+          <w:lang w:val="fr-FR"/>
+        </w:rPr>
+        <w:t>Vốn</w:t>
+      </w:r>
+      <w:proofErr w:type="spellEnd"/>
+      <w:r>
+        <w:rPr>
+          <w:sz w:val="26"/>
+          <w:szCs w:val="26"/>
+          <w:lang w:val="fr-FR"/>
+        </w:rPr>
+        <w:t xml:space="preserve"> </w:t>
+      </w:r>
+      <w:proofErr w:type="spellStart"/>
+      <w:r>
+        <w:rPr>
+          <w:sz w:val="26"/>
+          <w:szCs w:val="26"/>
+          <w:lang w:val="fr-FR"/>
+        </w:rPr>
+        <w:t>huy</w:t>
+      </w:r>
+      <w:proofErr w:type="spellEnd"/>
+      <w:r>
+        <w:rPr>
+          <w:sz w:val="26"/>
+          <w:szCs w:val="26"/>
+          <w:lang w:val="fr-FR"/>
+        </w:rPr>
+        <w:t xml:space="preserve"> </w:t>
+      </w:r>
+      <w:proofErr w:type="spellStart"/>
+      <w:r>
+        <w:rPr>
+          <w:sz w:val="26"/>
+          <w:szCs w:val="26"/>
+          <w:lang w:val="fr-FR"/>
+        </w:rPr>
+        <w:t>động</w:t>
+      </w:r>
+      <w:proofErr w:type="spellEnd"/>
+      <w:r>
+        <w:rPr>
+          <w:sz w:val="26"/>
+          <w:szCs w:val="26"/>
+          <w:lang w:val="fr-FR"/>
+        </w:rPr>
+        <w:t xml:space="preserve"> </w:t>
+      </w:r>
+      <w:proofErr w:type="spellStart"/>
+      <w:r>
+        <w:rPr>
+          <w:sz w:val="26"/>
+          <w:szCs w:val="26"/>
+          <w:lang w:val="fr-FR"/>
+        </w:rPr>
+        <w:t>từ</w:t>
+      </w:r>
+      <w:proofErr w:type="spellEnd"/>
+      <w:r>
+        <w:rPr>
+          <w:sz w:val="26"/>
+          <w:szCs w:val="26"/>
+          <w:lang w:val="fr-FR"/>
+        </w:rPr>
+        <w:t xml:space="preserve"> </w:t>
+      </w:r>
+      <w:proofErr w:type="spellStart"/>
+      <w:r>
+        <w:rPr>
+          <w:sz w:val="26"/>
+          <w:szCs w:val="26"/>
+          <w:lang w:val="fr-FR"/>
+        </w:rPr>
+        <w:t>cổ</w:t>
+      </w:r>
+      <w:proofErr w:type="spellEnd"/>
+      <w:r>
+        <w:rPr>
+          <w:sz w:val="26"/>
+          <w:szCs w:val="26"/>
+          <w:lang w:val="fr-FR"/>
+        </w:rPr>
+        <w:t xml:space="preserve"> </w:t>
+      </w:r>
+      <w:proofErr w:type="spellStart"/>
+      <w:r>
+        <w:rPr>
+          <w:sz w:val="26"/>
+          <w:szCs w:val="26"/>
+          <w:lang w:val="fr-FR"/>
+        </w:rPr>
+        <w:t>đông</w:t>
+      </w:r>
+      <w:proofErr w:type="spellEnd"/>
+      <w:r>
+        <w:rPr>
+          <w:sz w:val="26"/>
+          <w:szCs w:val="26"/>
+          <w:lang w:val="fr-FR"/>
+        </w:rPr>
+        <w:t xml:space="preserve">, </w:t>
+      </w:r>
+      <w:proofErr w:type="spellStart"/>
+      <w:r>
+        <w:rPr>
+          <w:sz w:val="26"/>
+          <w:szCs w:val="26"/>
+          <w:lang w:val="fr-FR"/>
+        </w:rPr>
+        <w:t>thành</w:t>
+      </w:r>
+      <w:proofErr w:type="spellEnd"/>
+      <w:r>
+        <w:rPr>
+          <w:sz w:val="26"/>
+          <w:szCs w:val="26"/>
+          <w:lang w:val="fr-FR"/>
+        </w:rPr>
+        <w:t xml:space="preserve"> </w:t>
+      </w:r>
+      <w:proofErr w:type="spellStart"/>
+      <w:r>
+        <w:rPr>
+          <w:sz w:val="26"/>
+          <w:szCs w:val="26"/>
+          <w:lang w:val="fr-FR"/>
+        </w:rPr>
+        <w:t>viên</w:t>
+      </w:r>
+      <w:proofErr w:type="spellEnd"/>
+      <w:r>
+        <w:rPr>
+          <w:sz w:val="26"/>
+          <w:szCs w:val="26"/>
+          <w:lang w:val="fr-FR"/>
+        </w:rPr>
+        <w:t xml:space="preserve">, </w:t>
+      </w:r>
+      <w:proofErr w:type="spellStart"/>
+      <w:r>
+        <w:rPr>
+          <w:sz w:val="26"/>
+          <w:szCs w:val="26"/>
+          <w:lang w:val="fr-FR"/>
+        </w:rPr>
+        <w:t>từ</w:t>
+      </w:r>
+      <w:proofErr w:type="spellEnd"/>
+      <w:r>
+        <w:rPr>
+          <w:sz w:val="26"/>
+          <w:szCs w:val="26"/>
+          <w:lang w:val="fr-FR"/>
+        </w:rPr>
+        <w:t xml:space="preserve"> </w:t>
+      </w:r>
+      <w:proofErr w:type="spellStart"/>
+      <w:r>
+        <w:rPr>
+          <w:sz w:val="26"/>
+          <w:szCs w:val="26"/>
+          <w:lang w:val="fr-FR"/>
+        </w:rPr>
+        <w:t>các</w:t>
+      </w:r>
+      <w:proofErr w:type="spellEnd"/>
+      <w:r>
+        <w:rPr>
+          <w:sz w:val="26"/>
+          <w:szCs w:val="26"/>
+          <w:lang w:val="fr-FR"/>
+        </w:rPr>
+        <w:t xml:space="preserve"> </w:t>
+      </w:r>
+      <w:proofErr w:type="spellStart"/>
+      <w:r>
+        <w:rPr>
+          <w:sz w:val="26"/>
+          <w:szCs w:val="26"/>
+          <w:lang w:val="fr-FR"/>
+        </w:rPr>
+        <w:t>chủ</w:t>
+      </w:r>
+      <w:proofErr w:type="spellEnd"/>
+      <w:r>
+        <w:rPr>
+          <w:sz w:val="26"/>
+          <w:szCs w:val="26"/>
+          <w:lang w:val="fr-FR"/>
+        </w:rPr>
+        <w:t xml:space="preserve"> </w:t>
+      </w:r>
+      <w:proofErr w:type="spellStart"/>
+      <w:r>
+        <w:rPr>
+          <w:sz w:val="26"/>
+          <w:szCs w:val="26"/>
+          <w:lang w:val="fr-FR"/>
+        </w:rPr>
+        <w:t>thể</w:t>
+      </w:r>
+      <w:proofErr w:type="spellEnd"/>
+      <w:r>
+        <w:rPr>
+          <w:sz w:val="26"/>
+          <w:szCs w:val="26"/>
+          <w:lang w:val="fr-FR"/>
+        </w:rPr>
+        <w:t xml:space="preserve"> </w:t>
+      </w:r>
+      <w:proofErr w:type="spellStart"/>
+      <w:r>
+        <w:rPr>
+          <w:sz w:val="26"/>
+          <w:szCs w:val="26"/>
+          <w:lang w:val="fr-FR"/>
+        </w:rPr>
+        <w:t>khác</w:t>
+      </w:r>
+      <w:proofErr w:type="spellEnd"/>
+      <w:r>
+        <w:rPr>
+          <w:sz w:val="26"/>
+          <w:szCs w:val="26"/>
+          <w:lang w:val="fr-FR"/>
+        </w:rPr>
+        <w:t xml:space="preserve">: </w:t>
+      </w:r>
+      <w:proofErr w:type="spellStart"/>
+      <w:r>
+        <w:rPr>
+          <w:sz w:val="26"/>
+          <w:szCs w:val="26"/>
+          <w:lang w:val="fr-FR"/>
+        </w:rPr>
+        <w:t>không</w:t>
+      </w:r>
+      <w:proofErr w:type="spellEnd"/>
+      <w:r>
+        <w:rPr>
+          <w:sz w:val="26"/>
+          <w:szCs w:val="26"/>
+          <w:lang w:val="fr-FR"/>
+        </w:rPr>
+        <w:t xml:space="preserve"> </w:t>
+      </w:r>
+      <w:proofErr w:type="spellStart"/>
+      <w:r>
+        <w:rPr>
+          <w:sz w:val="26"/>
+          <w:szCs w:val="26"/>
+          <w:lang w:val="fr-FR"/>
+        </w:rPr>
+        <w:t>có</w:t>
+      </w:r>
+      <w:proofErr w:type="spellEnd"/>
     </w:p>
     <w:p>
       <w:pPr>
@@ -1313,9 +1779,117 @@
           <w:szCs w:val="26"/>
           <w:lang w:val="fr-FR"/>
         </w:rPr>
-        <w:lastRenderedPageBreak/>
-        <w:t>+ Vốn huy động từ nguồn khác (</w:t>
-      </w:r>
+        <w:t xml:space="preserve">+ </w:t>
+      </w:r>
+      <w:proofErr w:type="spellStart"/>
+      <w:r>
+        <w:rPr>
+          <w:sz w:val="26"/>
+          <w:szCs w:val="26"/>
+          <w:lang w:val="fr-FR"/>
+        </w:rPr>
+        <w:t>Vốn</w:t>
+      </w:r>
+      <w:proofErr w:type="spellEnd"/>
+      <w:r>
+        <w:rPr>
+          <w:sz w:val="26"/>
+          <w:szCs w:val="26"/>
+          <w:lang w:val="fr-FR"/>
+        </w:rPr>
+        <w:t xml:space="preserve"> </w:t>
+      </w:r>
+      <w:proofErr w:type="spellStart"/>
+      <w:r>
+        <w:rPr>
+          <w:sz w:val="26"/>
+          <w:szCs w:val="26"/>
+          <w:lang w:val="fr-FR"/>
+        </w:rPr>
+        <w:t>huy</w:t>
+      </w:r>
+      <w:proofErr w:type="spellEnd"/>
+      <w:r>
+        <w:rPr>
+          <w:sz w:val="26"/>
+          <w:szCs w:val="26"/>
+          <w:lang w:val="fr-FR"/>
+        </w:rPr>
+        <w:t xml:space="preserve"> </w:t>
+      </w:r>
+      <w:proofErr w:type="spellStart"/>
+      <w:r>
+        <w:rPr>
+          <w:sz w:val="26"/>
+          <w:szCs w:val="26"/>
+          <w:lang w:val="fr-FR"/>
+        </w:rPr>
+        <w:t>động</w:t>
+      </w:r>
+      <w:proofErr w:type="spellEnd"/>
+      <w:r>
+        <w:rPr>
+          <w:sz w:val="26"/>
+          <w:szCs w:val="26"/>
+          <w:lang w:val="fr-FR"/>
+        </w:rPr>
+        <w:t xml:space="preserve"> </w:t>
+      </w:r>
+      <w:proofErr w:type="spellStart"/>
+      <w:r>
+        <w:rPr>
+          <w:sz w:val="26"/>
+          <w:szCs w:val="26"/>
+          <w:lang w:val="fr-FR"/>
+        </w:rPr>
+        <w:t>từ</w:t>
+      </w:r>
+      <w:proofErr w:type="spellEnd"/>
+      <w:r>
+        <w:rPr>
+          <w:sz w:val="26"/>
+          <w:szCs w:val="26"/>
+          <w:lang w:val="fr-FR"/>
+        </w:rPr>
+        <w:t xml:space="preserve"> </w:t>
+      </w:r>
+      <w:proofErr w:type="spellStart"/>
+      <w:r>
+        <w:rPr>
+          <w:sz w:val="26"/>
+          <w:szCs w:val="26"/>
+          <w:lang w:val="fr-FR"/>
+        </w:rPr>
+        <w:t>nguồn</w:t>
+      </w:r>
+      <w:proofErr w:type="spellEnd"/>
+      <w:r>
+        <w:rPr>
+          <w:sz w:val="26"/>
+          <w:szCs w:val="26"/>
+          <w:lang w:val="fr-FR"/>
+        </w:rPr>
+        <w:t xml:space="preserve"> </w:t>
+      </w:r>
+      <w:proofErr w:type="spellStart"/>
+      <w:r>
+        <w:rPr>
+          <w:sz w:val="26"/>
+          <w:szCs w:val="26"/>
+          <w:lang w:val="fr-FR"/>
+        </w:rPr>
+        <w:t>khác</w:t>
+      </w:r>
+      <w:proofErr w:type="spellEnd"/>
+      <w:r>
+        <w:rPr>
+          <w:sz w:val="26"/>
+          <w:szCs w:val="26"/>
+          <w:lang w:val="fr-FR"/>
+        </w:rPr>
+        <w:t xml:space="preserve"> (</w:t>
+      </w:r>
+      <w:proofErr w:type="spellStart"/>
       <w:r>
         <w:rPr>
           <w:i/>
@@ -1324,8 +1898,53 @@
           <w:szCs w:val="26"/>
           <w:lang w:val="fr-FR"/>
         </w:rPr>
-        <w:t>ghi rõ nguồn</w:t>
-      </w:r>
+        <w:t>ghi</w:t>
+      </w:r>
+      <w:proofErr w:type="spellEnd"/>
+      <w:r>
+        <w:rPr>
+          <w:i/>
+          <w:iCs/>
+          <w:sz w:val="26"/>
+          <w:szCs w:val="26"/>
+          <w:lang w:val="fr-FR"/>
+        </w:rPr>
+        <w:t xml:space="preserve"> </w:t>
+      </w:r>
+      <w:proofErr w:type="spellStart"/>
+      <w:r>
+        <w:rPr>
+          <w:i/>
+          <w:iCs/>
+          <w:sz w:val="26"/>
+          <w:szCs w:val="26"/>
+          <w:lang w:val="fr-FR"/>
+        </w:rPr>
+        <w:t>rõ</w:t>
+      </w:r>
+      <w:proofErr w:type="spellEnd"/>
+      <w:r>
+        <w:rPr>
+          <w:i/>
+          <w:iCs/>
+          <w:sz w:val="26"/>
+          <w:szCs w:val="26"/>
+          <w:lang w:val="fr-FR"/>
+        </w:rPr>
+        <w:t xml:space="preserve"> </w:t>
+      </w:r>
+      <w:proofErr w:type="spellStart"/>
+      <w:r>
+        <w:rPr>
+          <w:i/>
+          <w:iCs/>
+          <w:sz w:val="26"/>
+          <w:szCs w:val="26"/>
+          <w:lang w:val="fr-FR"/>
+        </w:rPr>
+        <w:t>nguồn</w:t>
+      </w:r>
+      <w:proofErr w:type="spellEnd"/>
       <w:r>
         <w:rPr>
           <w:sz w:val="26"/>
@@ -1334,14 +1953,34 @@
         </w:rPr>
         <w:t xml:space="preserve">): </w:t>
       </w:r>
-      <w:r>
-        <w:rPr>
-          <w:sz w:val="26"/>
-          <w:szCs w:val="26"/>
-          <w:lang w:val="fr-FR"/>
-        </w:rPr>
-        <w:t>không có</w:t>
-      </w:r>
+      <w:proofErr w:type="spellStart"/>
+      <w:r>
+        <w:rPr>
+          <w:sz w:val="26"/>
+          <w:szCs w:val="26"/>
+          <w:lang w:val="fr-FR"/>
+        </w:rPr>
+        <w:t>không</w:t>
+      </w:r>
+      <w:proofErr w:type="spellEnd"/>
+      <w:r>
+        <w:rPr>
+          <w:sz w:val="26"/>
+          <w:szCs w:val="26"/>
+          <w:lang w:val="fr-FR"/>
+        </w:rPr>
+        <w:t xml:space="preserve"> </w:t>
+      </w:r>
+      <w:proofErr w:type="spellStart"/>
+      <w:r>
+        <w:rPr>
+          <w:sz w:val="26"/>
+          <w:szCs w:val="26"/>
+          <w:lang w:val="fr-FR"/>
+        </w:rPr>
+        <w:t>có</w:t>
+      </w:r>
+      <w:proofErr w:type="spellEnd"/>
     </w:p>
     <w:p>
       <w:pPr>
@@ -1362,16 +2001,273 @@
           <w:szCs w:val="26"/>
           <w:lang w:val="fr-FR"/>
         </w:rPr>
-        <w:t xml:space="preserve">- Lợi nhuận để lại của nhà đầu tư để tái đầu tư </w:t>
-      </w:r>
-      <w:r>
-        <w:rPr>
-          <w:i/>
-          <w:sz w:val="26"/>
-          <w:szCs w:val="26"/>
-          <w:lang w:val="fr-FR"/>
-        </w:rPr>
-        <w:t>(nếu có)</w:t>
+        <w:lastRenderedPageBreak/>
+        <w:t xml:space="preserve">- </w:t>
+      </w:r>
+      <w:proofErr w:type="spellStart"/>
+      <w:r>
+        <w:rPr>
+          <w:sz w:val="26"/>
+          <w:szCs w:val="26"/>
+          <w:lang w:val="fr-FR"/>
+        </w:rPr>
+        <w:t>Lợi</w:t>
+      </w:r>
+      <w:proofErr w:type="spellEnd"/>
+      <w:r>
+        <w:rPr>
+          <w:sz w:val="26"/>
+          <w:szCs w:val="26"/>
+          <w:lang w:val="fr-FR"/>
+        </w:rPr>
+        <w:t xml:space="preserve"> </w:t>
+      </w:r>
+      <w:proofErr w:type="spellStart"/>
+      <w:r>
+        <w:rPr>
+          <w:sz w:val="26"/>
+          <w:szCs w:val="26"/>
+          <w:lang w:val="fr-FR"/>
+        </w:rPr>
+        <w:t>nhuận</w:t>
+      </w:r>
+      <w:proofErr w:type="spellEnd"/>
+      <w:r>
+        <w:rPr>
+          <w:sz w:val="26"/>
+          <w:szCs w:val="26"/>
+          <w:lang w:val="fr-FR"/>
+        </w:rPr>
+        <w:t xml:space="preserve"> </w:t>
+      </w:r>
+      <w:proofErr w:type="spellStart"/>
+      <w:r>
+        <w:rPr>
+          <w:sz w:val="26"/>
+          <w:szCs w:val="26"/>
+          <w:lang w:val="fr-FR"/>
+        </w:rPr>
+        <w:t>để</w:t>
+      </w:r>
+      <w:proofErr w:type="spellEnd"/>
+      <w:r>
+        <w:rPr>
+          <w:sz w:val="26"/>
+          <w:szCs w:val="26"/>
+          <w:lang w:val="fr-FR"/>
+        </w:rPr>
+        <w:t xml:space="preserve"> </w:t>
+      </w:r>
+      <w:proofErr w:type="spellStart"/>
+      <w:r>
+        <w:rPr>
+          <w:sz w:val="26"/>
+          <w:szCs w:val="26"/>
+          <w:lang w:val="fr-FR"/>
+        </w:rPr>
+        <w:t>lại</w:t>
+      </w:r>
+      <w:proofErr w:type="spellEnd"/>
+      <w:r>
+        <w:rPr>
+          <w:sz w:val="26"/>
+          <w:szCs w:val="26"/>
+          <w:lang w:val="fr-FR"/>
+        </w:rPr>
+        <w:t xml:space="preserve"> </w:t>
+      </w:r>
+      <w:proofErr w:type="spellStart"/>
+      <w:r>
+        <w:rPr>
+          <w:sz w:val="26"/>
+          <w:szCs w:val="26"/>
+          <w:lang w:val="fr-FR"/>
+        </w:rPr>
+        <w:t>của</w:t>
+      </w:r>
+      <w:proofErr w:type="spellEnd"/>
+      <w:r>
+        <w:rPr>
+          <w:sz w:val="26"/>
+          <w:szCs w:val="26"/>
+          <w:lang w:val="fr-FR"/>
+        </w:rPr>
+        <w:t xml:space="preserve"> </w:t>
+      </w:r>
+      <w:proofErr w:type="spellStart"/>
+      <w:r>
+        <w:rPr>
+          <w:sz w:val="26"/>
+          <w:szCs w:val="26"/>
+          <w:lang w:val="fr-FR"/>
+        </w:rPr>
+        <w:t>nhà</w:t>
+      </w:r>
+      <w:proofErr w:type="spellEnd"/>
+      <w:r>
+        <w:rPr>
+          <w:sz w:val="26"/>
+          <w:szCs w:val="26"/>
+          <w:lang w:val="fr-FR"/>
+        </w:rPr>
+        <w:t xml:space="preserve"> </w:t>
+      </w:r>
+      <w:proofErr w:type="spellStart"/>
+      <w:r>
+        <w:rPr>
+          <w:sz w:val="26"/>
+          <w:szCs w:val="26"/>
+          <w:lang w:val="fr-FR"/>
+        </w:rPr>
+        <w:t>đầu</w:t>
+      </w:r>
+      <w:proofErr w:type="spellEnd"/>
+      <w:r>
+        <w:rPr>
+          <w:sz w:val="26"/>
+          <w:szCs w:val="26"/>
+          <w:lang w:val="fr-FR"/>
+        </w:rPr>
+        <w:t xml:space="preserve"> </w:t>
+      </w:r>
+      <w:proofErr w:type="spellStart"/>
+      <w:r>
+        <w:rPr>
+          <w:sz w:val="26"/>
+          <w:szCs w:val="26"/>
+          <w:lang w:val="fr-FR"/>
+        </w:rPr>
+        <w:t>tư</w:t>
+      </w:r>
+      <w:proofErr w:type="spellEnd"/>
+      <w:r>
+        <w:rPr>
+          <w:sz w:val="26"/>
+          <w:szCs w:val="26"/>
+          <w:lang w:val="fr-FR"/>
+        </w:rPr>
+        <w:t xml:space="preserve"> </w:t>
+      </w:r>
+      <w:proofErr w:type="spellStart"/>
+      <w:r>
+        <w:rPr>
+          <w:sz w:val="26"/>
+          <w:szCs w:val="26"/>
+          <w:lang w:val="fr-FR"/>
+        </w:rPr>
+        <w:t>để</w:t>
+      </w:r>
+      <w:proofErr w:type="spellEnd"/>
+      <w:r>
+        <w:rPr>
+          <w:sz w:val="26"/>
+          <w:szCs w:val="26"/>
+          <w:lang w:val="fr-FR"/>
+        </w:rPr>
+        <w:t xml:space="preserve"> </w:t>
+      </w:r>
+      <w:proofErr w:type="spellStart"/>
+      <w:r>
+        <w:rPr>
+          <w:sz w:val="26"/>
+          <w:szCs w:val="26"/>
+          <w:lang w:val="fr-FR"/>
+        </w:rPr>
+        <w:t>tái</w:t>
+      </w:r>
+      <w:proofErr w:type="spellEnd"/>
+      <w:r>
+        <w:rPr>
+          <w:sz w:val="26"/>
+          <w:szCs w:val="26"/>
+          <w:lang w:val="fr-FR"/>
+        </w:rPr>
+        <w:t xml:space="preserve"> </w:t>
+      </w:r>
+      <w:proofErr w:type="spellStart"/>
+      <w:r>
+        <w:rPr>
+          <w:sz w:val="26"/>
+          <w:szCs w:val="26"/>
+          <w:lang w:val="fr-FR"/>
+        </w:rPr>
+        <w:t>đầu</w:t>
+      </w:r>
+      <w:proofErr w:type="spellEnd"/>
+      <w:r>
+        <w:rPr>
+          <w:sz w:val="26"/>
+          <w:szCs w:val="26"/>
+          <w:lang w:val="fr-FR"/>
+        </w:rPr>
+        <w:t xml:space="preserve"> </w:t>
+      </w:r>
+      <w:proofErr w:type="spellStart"/>
+      <w:r>
+        <w:rPr>
+          <w:sz w:val="26"/>
+          <w:szCs w:val="26"/>
+          <w:lang w:val="fr-FR"/>
+        </w:rPr>
+        <w:t>tư</w:t>
+      </w:r>
+      <w:proofErr w:type="spellEnd"/>
+      <w:r>
+        <w:rPr>
+          <w:sz w:val="26"/>
+          <w:szCs w:val="26"/>
+          <w:lang w:val="fr-FR"/>
+        </w:rPr>
+        <w:t xml:space="preserve"> </w:t>
+      </w:r>
+      <w:r>
+        <w:rPr>
+          <w:i/>
+          <w:sz w:val="26"/>
+          <w:szCs w:val="26"/>
+          <w:lang w:val="fr-FR"/>
+        </w:rPr>
+        <w:t>(</w:t>
+      </w:r>
+      <w:proofErr w:type="spellStart"/>
+      <w:r>
+        <w:rPr>
+          <w:i/>
+          <w:sz w:val="26"/>
+          <w:szCs w:val="26"/>
+          <w:lang w:val="fr-FR"/>
+        </w:rPr>
+        <w:t>nếu</w:t>
+      </w:r>
+      <w:proofErr w:type="spellEnd"/>
+      <w:r>
+        <w:rPr>
+          <w:i/>
+          <w:sz w:val="26"/>
+          <w:szCs w:val="26"/>
+          <w:lang w:val="fr-FR"/>
+        </w:rPr>
+        <w:t xml:space="preserve"> </w:t>
+      </w:r>
+      <w:proofErr w:type="spellStart"/>
+      <w:r>
+        <w:rPr>
+          <w:i/>
+          <w:sz w:val="26"/>
+          <w:szCs w:val="26"/>
+          <w:lang w:val="fr-FR"/>
+        </w:rPr>
+        <w:t>có</w:t>
+      </w:r>
+      <w:proofErr w:type="spellEnd"/>
+      <w:r>
+        <w:rPr>
+          <w:i/>
+          <w:sz w:val="26"/>
+          <w:szCs w:val="26"/>
+          <w:lang w:val="fr-FR"/>
+        </w:rPr>
+        <w:t>)</w:t>
       </w:r>
       <w:r>
         <w:rPr>
@@ -1381,14 +2277,34 @@
         </w:rPr>
         <w:t xml:space="preserve">: </w:t>
       </w:r>
-      <w:r>
-        <w:rPr>
-          <w:sz w:val="26"/>
-          <w:szCs w:val="26"/>
-          <w:lang w:val="fr-FR"/>
-        </w:rPr>
-        <w:t>không có</w:t>
-      </w:r>
+      <w:proofErr w:type="spellStart"/>
+      <w:r>
+        <w:rPr>
+          <w:sz w:val="26"/>
+          <w:szCs w:val="26"/>
+          <w:lang w:val="fr-FR"/>
+        </w:rPr>
+        <w:t>không</w:t>
+      </w:r>
+      <w:proofErr w:type="spellEnd"/>
+      <w:r>
+        <w:rPr>
+          <w:sz w:val="26"/>
+          <w:szCs w:val="26"/>
+          <w:lang w:val="fr-FR"/>
+        </w:rPr>
+        <w:t xml:space="preserve"> </w:t>
+      </w:r>
+      <w:proofErr w:type="spellStart"/>
+      <w:r>
+        <w:rPr>
+          <w:sz w:val="26"/>
+          <w:szCs w:val="26"/>
+          <w:lang w:val="fr-FR"/>
+        </w:rPr>
+        <w:t>có</w:t>
+      </w:r>
+      <w:proofErr w:type="spellEnd"/>
     </w:p>
     <w:p>
       <w:pPr>
@@ -1409,8 +2325,270 @@
           <w:szCs w:val="26"/>
           <w:lang w:val="fr-FR"/>
         </w:rPr>
-        <w:t>b) Tiến độ thực các mục tiêu hoạt động chủ yếu của dự án đầu tư</w:t>
-      </w:r>
+        <w:t xml:space="preserve">b) </w:t>
+      </w:r>
+      <w:proofErr w:type="spellStart"/>
+      <w:r>
+        <w:rPr>
+          <w:sz w:val="26"/>
+          <w:szCs w:val="26"/>
+          <w:lang w:val="fr-FR"/>
+        </w:rPr>
+        <w:t>Tiến</w:t>
+      </w:r>
+      <w:proofErr w:type="spellEnd"/>
+      <w:r>
+        <w:rPr>
+          <w:sz w:val="26"/>
+          <w:szCs w:val="26"/>
+          <w:lang w:val="fr-FR"/>
+        </w:rPr>
+        <w:t xml:space="preserve"> </w:t>
+      </w:r>
+      <w:proofErr w:type="spellStart"/>
+      <w:r>
+        <w:rPr>
+          <w:sz w:val="26"/>
+          <w:szCs w:val="26"/>
+          <w:lang w:val="fr-FR"/>
+        </w:rPr>
+        <w:t>độ</w:t>
+      </w:r>
+      <w:proofErr w:type="spellEnd"/>
+      <w:r>
+        <w:rPr>
+          <w:sz w:val="26"/>
+          <w:szCs w:val="26"/>
+          <w:lang w:val="fr-FR"/>
+        </w:rPr>
+        <w:t xml:space="preserve"> </w:t>
+      </w:r>
+      <w:proofErr w:type="spellStart"/>
+      <w:r>
+        <w:rPr>
+          <w:sz w:val="26"/>
+          <w:szCs w:val="26"/>
+          <w:lang w:val="fr-FR"/>
+        </w:rPr>
+        <w:t>thực</w:t>
+      </w:r>
+      <w:proofErr w:type="spellEnd"/>
+      <w:r>
+        <w:rPr>
+          <w:sz w:val="26"/>
+          <w:szCs w:val="26"/>
+          <w:lang w:val="fr-FR"/>
+        </w:rPr>
+        <w:t xml:space="preserve"> </w:t>
+      </w:r>
+      <w:proofErr w:type="spellStart"/>
+      <w:r>
+        <w:rPr>
+          <w:sz w:val="26"/>
+          <w:szCs w:val="26"/>
+          <w:lang w:val="fr-FR"/>
+        </w:rPr>
+        <w:t>các</w:t>
+      </w:r>
+      <w:proofErr w:type="spellEnd"/>
+      <w:r>
+        <w:rPr>
+          <w:sz w:val="26"/>
+          <w:szCs w:val="26"/>
+          <w:lang w:val="fr-FR"/>
+        </w:rPr>
+        <w:t xml:space="preserve"> </w:t>
+      </w:r>
+      <w:proofErr w:type="spellStart"/>
+      <w:r>
+        <w:rPr>
+          <w:sz w:val="26"/>
+          <w:szCs w:val="26"/>
+          <w:lang w:val="fr-FR"/>
+        </w:rPr>
+        <w:t>mục</w:t>
+      </w:r>
+      <w:proofErr w:type="spellEnd"/>
+      <w:r>
+        <w:rPr>
+          <w:sz w:val="26"/>
+          <w:szCs w:val="26"/>
+          <w:lang w:val="fr-FR"/>
+        </w:rPr>
+        <w:t xml:space="preserve"> </w:t>
+      </w:r>
+      <w:proofErr w:type="spellStart"/>
+      <w:r>
+        <w:rPr>
+          <w:sz w:val="26"/>
+          <w:szCs w:val="26"/>
+          <w:lang w:val="fr-FR"/>
+        </w:rPr>
+        <w:t>tiêu</w:t>
+      </w:r>
+      <w:proofErr w:type="spellEnd"/>
+      <w:r>
+        <w:rPr>
+          <w:sz w:val="26"/>
+          <w:szCs w:val="26"/>
+          <w:lang w:val="fr-FR"/>
+        </w:rPr>
+        <w:t xml:space="preserve"> </w:t>
+      </w:r>
+      <w:proofErr w:type="spellStart"/>
+      <w:r>
+        <w:rPr>
+          <w:sz w:val="26"/>
+          <w:szCs w:val="26"/>
+          <w:lang w:val="fr-FR"/>
+        </w:rPr>
+        <w:t>hoạt</w:t>
+      </w:r>
+      <w:proofErr w:type="spellEnd"/>
+      <w:r>
+        <w:rPr>
+          <w:sz w:val="26"/>
+          <w:szCs w:val="26"/>
+          <w:lang w:val="fr-FR"/>
+        </w:rPr>
+        <w:t xml:space="preserve"> </w:t>
+      </w:r>
+      <w:proofErr w:type="spellStart"/>
+      <w:r>
+        <w:rPr>
+          <w:sz w:val="26"/>
+          <w:szCs w:val="26"/>
+          <w:lang w:val="fr-FR"/>
+        </w:rPr>
+        <w:t>động</w:t>
+      </w:r>
+      <w:proofErr w:type="spellEnd"/>
+      <w:r>
+        <w:rPr>
+          <w:sz w:val="26"/>
+          <w:szCs w:val="26"/>
+          <w:lang w:val="fr-FR"/>
+        </w:rPr>
+        <w:t xml:space="preserve"> </w:t>
+      </w:r>
+      <w:proofErr w:type="spellStart"/>
+      <w:r>
+        <w:rPr>
+          <w:sz w:val="26"/>
+          <w:szCs w:val="26"/>
+          <w:lang w:val="fr-FR"/>
+        </w:rPr>
+        <w:t>chủ</w:t>
+      </w:r>
+      <w:proofErr w:type="spellEnd"/>
+      <w:r>
+        <w:rPr>
+          <w:sz w:val="26"/>
+          <w:szCs w:val="26"/>
+          <w:lang w:val="fr-FR"/>
+        </w:rPr>
+        <w:t xml:space="preserve"> </w:t>
+      </w:r>
+      <w:proofErr w:type="spellStart"/>
+      <w:r>
+        <w:rPr>
+          <w:sz w:val="26"/>
+          <w:szCs w:val="26"/>
+          <w:lang w:val="fr-FR"/>
+        </w:rPr>
+        <w:t>yếu</w:t>
+      </w:r>
+      <w:proofErr w:type="spellEnd"/>
+      <w:r>
+        <w:rPr>
+          <w:sz w:val="26"/>
+          <w:szCs w:val="26"/>
+          <w:lang w:val="fr-FR"/>
+        </w:rPr>
+        <w:t xml:space="preserve"> </w:t>
+      </w:r>
+      <w:proofErr w:type="spellStart"/>
+      <w:r>
+        <w:rPr>
+          <w:sz w:val="26"/>
+          <w:szCs w:val="26"/>
+          <w:lang w:val="fr-FR"/>
+        </w:rPr>
+        <w:t>của</w:t>
+      </w:r>
+      <w:proofErr w:type="spellEnd"/>
+      <w:r>
+        <w:rPr>
+          <w:sz w:val="26"/>
+          <w:szCs w:val="26"/>
+          <w:lang w:val="fr-FR"/>
+        </w:rPr>
+        <w:t xml:space="preserve"> </w:t>
+      </w:r>
+      <w:proofErr w:type="spellStart"/>
+      <w:r>
+        <w:rPr>
+          <w:sz w:val="26"/>
+          <w:szCs w:val="26"/>
+          <w:lang w:val="fr-FR"/>
+        </w:rPr>
+        <w:t>dự</w:t>
+      </w:r>
+      <w:proofErr w:type="spellEnd"/>
+      <w:r>
+        <w:rPr>
+          <w:sz w:val="26"/>
+          <w:szCs w:val="26"/>
+          <w:lang w:val="fr-FR"/>
+        </w:rPr>
+        <w:t xml:space="preserve"> </w:t>
+      </w:r>
+      <w:proofErr w:type="spellStart"/>
+      <w:r>
+        <w:rPr>
+          <w:sz w:val="26"/>
+          <w:szCs w:val="26"/>
+          <w:lang w:val="fr-FR"/>
+        </w:rPr>
+        <w:t>án</w:t>
+      </w:r>
+      <w:proofErr w:type="spellEnd"/>
+      <w:r>
+        <w:rPr>
+          <w:sz w:val="26"/>
+          <w:szCs w:val="26"/>
+          <w:lang w:val="fr-FR"/>
+        </w:rPr>
+        <w:t xml:space="preserve"> </w:t>
+      </w:r>
+      <w:proofErr w:type="spellStart"/>
+      <w:r>
+        <w:rPr>
+          <w:sz w:val="26"/>
+          <w:szCs w:val="26"/>
+          <w:lang w:val="fr-FR"/>
+        </w:rPr>
+        <w:t>đầu</w:t>
+      </w:r>
+      <w:proofErr w:type="spellEnd"/>
+      <w:r>
+        <w:rPr>
+          <w:sz w:val="26"/>
+          <w:szCs w:val="26"/>
+          <w:lang w:val="fr-FR"/>
+        </w:rPr>
+        <w:t xml:space="preserve"> </w:t>
+      </w:r>
+      <w:proofErr w:type="spellStart"/>
+      <w:r>
+        <w:rPr>
+          <w:sz w:val="26"/>
+          <w:szCs w:val="26"/>
+          <w:lang w:val="fr-FR"/>
+        </w:rPr>
+        <w:t>tư</w:t>
+      </w:r>
+      <w:proofErr w:type="spellEnd"/>
       <w:r>
         <w:rPr>
           <w:sz w:val="26"/>
@@ -1422,29 +2600,131 @@
       <w:r>
         <w:t xml:space="preserve"> </w:t>
       </w:r>
-      <w:r>
-        <w:rPr>
-          <w:sz w:val="26"/>
-          <w:szCs w:val="26"/>
-          <w:lang w:val="fr-FR"/>
-        </w:rPr>
-        <w:t>Dự án đã triển khai hoạt</w:t>
-      </w:r>
-      <w:r>
-        <w:rPr>
-          <w:sz w:val="26"/>
-          <w:szCs w:val="26"/>
-          <w:lang w:val="fr-FR"/>
-        </w:rPr>
-        <w:t xml:space="preserve"> </w:t>
-      </w:r>
-      <w:r>
-        <w:rPr>
-          <w:sz w:val="26"/>
-          <w:szCs w:val="26"/>
-          <w:lang w:val="fr-FR"/>
-        </w:rPr>
-        <w:t>động.</w:t>
+      <w:proofErr w:type="spellStart"/>
+      <w:r>
+        <w:rPr>
+          <w:sz w:val="26"/>
+          <w:szCs w:val="26"/>
+          <w:lang w:val="fr-FR"/>
+        </w:rPr>
+        <w:t>Dự</w:t>
+      </w:r>
+      <w:proofErr w:type="spellEnd"/>
+      <w:r>
+        <w:rPr>
+          <w:sz w:val="26"/>
+          <w:szCs w:val="26"/>
+          <w:lang w:val="fr-FR"/>
+        </w:rPr>
+        <w:t xml:space="preserve"> </w:t>
+      </w:r>
+      <w:proofErr w:type="spellStart"/>
+      <w:r>
+        <w:rPr>
+          <w:sz w:val="26"/>
+          <w:szCs w:val="26"/>
+          <w:lang w:val="fr-FR"/>
+        </w:rPr>
+        <w:t>án</w:t>
+      </w:r>
+      <w:proofErr w:type="spellEnd"/>
+      <w:r>
+        <w:rPr>
+          <w:sz w:val="26"/>
+          <w:szCs w:val="26"/>
+          <w:lang w:val="fr-FR"/>
+        </w:rPr>
+        <w:t xml:space="preserve"> </w:t>
+      </w:r>
+      <w:proofErr w:type="spellStart"/>
+      <w:r>
+        <w:rPr>
+          <w:sz w:val="26"/>
+          <w:szCs w:val="26"/>
+          <w:lang w:val="fr-FR"/>
+        </w:rPr>
+        <w:t>đa</w:t>
+      </w:r>
+      <w:proofErr w:type="spellEnd"/>
+      <w:r>
+        <w:rPr>
+          <w:sz w:val="26"/>
+          <w:szCs w:val="26"/>
+          <w:lang w:val="fr-FR"/>
+        </w:rPr>
+        <w:t xml:space="preserve">̃ </w:t>
+      </w:r>
+      <w:proofErr w:type="spellStart"/>
+      <w:r>
+        <w:rPr>
+          <w:sz w:val="26"/>
+          <w:szCs w:val="26"/>
+          <w:lang w:val="fr-FR"/>
+        </w:rPr>
+        <w:t>triển</w:t>
+      </w:r>
+      <w:proofErr w:type="spellEnd"/>
+      <w:r>
+        <w:rPr>
+          <w:sz w:val="26"/>
+          <w:szCs w:val="26"/>
+          <w:lang w:val="fr-FR"/>
+        </w:rPr>
+        <w:t xml:space="preserve"> </w:t>
+      </w:r>
+      <w:proofErr w:type="spellStart"/>
+      <w:r>
+        <w:rPr>
+          <w:sz w:val="26"/>
+          <w:szCs w:val="26"/>
+          <w:lang w:val="fr-FR"/>
+        </w:rPr>
+        <w:t>khai</w:t>
+      </w:r>
+      <w:proofErr w:type="spellEnd"/>
+      <w:r>
+        <w:rPr>
+          <w:sz w:val="26"/>
+          <w:szCs w:val="26"/>
+          <w:lang w:val="fr-FR"/>
+        </w:rPr>
+        <w:t xml:space="preserve"> </w:t>
+      </w:r>
+      <w:proofErr w:type="spellStart"/>
+      <w:r>
+        <w:rPr>
+          <w:sz w:val="26"/>
+          <w:szCs w:val="26"/>
+          <w:lang w:val="fr-FR"/>
+        </w:rPr>
+        <w:t>hoạt</w:t>
+      </w:r>
+      <w:proofErr w:type="spellEnd"/>
+      <w:r>
+        <w:rPr>
+          <w:sz w:val="26"/>
+          <w:szCs w:val="26"/>
+          <w:lang w:val="fr-FR"/>
+        </w:rPr>
+        <w:t xml:space="preserve"> </w:t>
+      </w:r>
+      <w:proofErr w:type="spellStart"/>
+      <w:r>
+        <w:rPr>
+          <w:sz w:val="26"/>
+          <w:szCs w:val="26"/>
+          <w:lang w:val="fr-FR"/>
+        </w:rPr>
+        <w:t>động</w:t>
+      </w:r>
+      <w:proofErr w:type="spellEnd"/>
+      <w:r>
+        <w:rPr>
+          <w:sz w:val="26"/>
+          <w:szCs w:val="26"/>
+          <w:lang w:val="fr-FR"/>
+        </w:rPr>
+        <w:t>.</w:t>
       </w:r>
     </w:p>
     <w:p>
@@ -1467,23 +2747,563 @@
           <w:szCs w:val="26"/>
           <w:lang w:val="fr-FR"/>
         </w:rPr>
-        <w:t>c) Tiến độ xây dựng cơ bản và đưa công trình vào ho</w:t>
-      </w:r>
-      <w:r>
-        <w:rPr>
-          <w:sz w:val="26"/>
-          <w:szCs w:val="26"/>
-          <w:lang w:val="fr-FR"/>
-        </w:rPr>
-        <w:t>ạt động hoặc khai thác vận hành : đã xây dựng cơ bản và đ</w:t>
-      </w:r>
-      <w:r>
-        <w:rPr>
-          <w:sz w:val="26"/>
-          <w:szCs w:val="26"/>
-          <w:lang w:val="fr-FR"/>
-        </w:rPr>
-        <w:t>ưa vào hoạt động tháng 8 năm 20</w:t>
+        <w:t xml:space="preserve">c) </w:t>
+      </w:r>
+      <w:proofErr w:type="spellStart"/>
+      <w:r>
+        <w:rPr>
+          <w:sz w:val="26"/>
+          <w:szCs w:val="26"/>
+          <w:lang w:val="fr-FR"/>
+        </w:rPr>
+        <w:t>Tiến</w:t>
+      </w:r>
+      <w:proofErr w:type="spellEnd"/>
+      <w:r>
+        <w:rPr>
+          <w:sz w:val="26"/>
+          <w:szCs w:val="26"/>
+          <w:lang w:val="fr-FR"/>
+        </w:rPr>
+        <w:t xml:space="preserve"> </w:t>
+      </w:r>
+      <w:proofErr w:type="spellStart"/>
+      <w:r>
+        <w:rPr>
+          <w:sz w:val="26"/>
+          <w:szCs w:val="26"/>
+          <w:lang w:val="fr-FR"/>
+        </w:rPr>
+        <w:t>độ</w:t>
+      </w:r>
+      <w:proofErr w:type="spellEnd"/>
+      <w:r>
+        <w:rPr>
+          <w:sz w:val="26"/>
+          <w:szCs w:val="26"/>
+          <w:lang w:val="fr-FR"/>
+        </w:rPr>
+        <w:t xml:space="preserve"> </w:t>
+      </w:r>
+      <w:proofErr w:type="spellStart"/>
+      <w:r>
+        <w:rPr>
+          <w:sz w:val="26"/>
+          <w:szCs w:val="26"/>
+          <w:lang w:val="fr-FR"/>
+        </w:rPr>
+        <w:t>xây</w:t>
+      </w:r>
+      <w:proofErr w:type="spellEnd"/>
+      <w:r>
+        <w:rPr>
+          <w:sz w:val="26"/>
+          <w:szCs w:val="26"/>
+          <w:lang w:val="fr-FR"/>
+        </w:rPr>
+        <w:t xml:space="preserve"> </w:t>
+      </w:r>
+      <w:proofErr w:type="spellStart"/>
+      <w:r>
+        <w:rPr>
+          <w:sz w:val="26"/>
+          <w:szCs w:val="26"/>
+          <w:lang w:val="fr-FR"/>
+        </w:rPr>
+        <w:t>dựng</w:t>
+      </w:r>
+      <w:proofErr w:type="spellEnd"/>
+      <w:r>
+        <w:rPr>
+          <w:sz w:val="26"/>
+          <w:szCs w:val="26"/>
+          <w:lang w:val="fr-FR"/>
+        </w:rPr>
+        <w:t xml:space="preserve"> </w:t>
+      </w:r>
+      <w:proofErr w:type="spellStart"/>
+      <w:r>
+        <w:rPr>
+          <w:sz w:val="26"/>
+          <w:szCs w:val="26"/>
+          <w:lang w:val="fr-FR"/>
+        </w:rPr>
+        <w:t>cơ</w:t>
+      </w:r>
+      <w:proofErr w:type="spellEnd"/>
+      <w:r>
+        <w:rPr>
+          <w:sz w:val="26"/>
+          <w:szCs w:val="26"/>
+          <w:lang w:val="fr-FR"/>
+        </w:rPr>
+        <w:t xml:space="preserve"> </w:t>
+      </w:r>
+      <w:proofErr w:type="spellStart"/>
+      <w:r>
+        <w:rPr>
+          <w:sz w:val="26"/>
+          <w:szCs w:val="26"/>
+          <w:lang w:val="fr-FR"/>
+        </w:rPr>
+        <w:t>bản</w:t>
+      </w:r>
+      <w:proofErr w:type="spellEnd"/>
+      <w:r>
+        <w:rPr>
+          <w:sz w:val="26"/>
+          <w:szCs w:val="26"/>
+          <w:lang w:val="fr-FR"/>
+        </w:rPr>
+        <w:t xml:space="preserve"> </w:t>
+      </w:r>
+      <w:proofErr w:type="spellStart"/>
+      <w:r>
+        <w:rPr>
+          <w:sz w:val="26"/>
+          <w:szCs w:val="26"/>
+          <w:lang w:val="fr-FR"/>
+        </w:rPr>
+        <w:t>và</w:t>
+      </w:r>
+      <w:proofErr w:type="spellEnd"/>
+      <w:r>
+        <w:rPr>
+          <w:sz w:val="26"/>
+          <w:szCs w:val="26"/>
+          <w:lang w:val="fr-FR"/>
+        </w:rPr>
+        <w:t xml:space="preserve"> </w:t>
+      </w:r>
+      <w:proofErr w:type="spellStart"/>
+      <w:r>
+        <w:rPr>
+          <w:sz w:val="26"/>
+          <w:szCs w:val="26"/>
+          <w:lang w:val="fr-FR"/>
+        </w:rPr>
+        <w:t>đưa</w:t>
+      </w:r>
+      <w:proofErr w:type="spellEnd"/>
+      <w:r>
+        <w:rPr>
+          <w:sz w:val="26"/>
+          <w:szCs w:val="26"/>
+          <w:lang w:val="fr-FR"/>
+        </w:rPr>
+        <w:t xml:space="preserve"> </w:t>
+      </w:r>
+      <w:proofErr w:type="spellStart"/>
+      <w:r>
+        <w:rPr>
+          <w:sz w:val="26"/>
+          <w:szCs w:val="26"/>
+          <w:lang w:val="fr-FR"/>
+        </w:rPr>
+        <w:t>công</w:t>
+      </w:r>
+      <w:proofErr w:type="spellEnd"/>
+      <w:r>
+        <w:rPr>
+          <w:sz w:val="26"/>
+          <w:szCs w:val="26"/>
+          <w:lang w:val="fr-FR"/>
+        </w:rPr>
+        <w:t xml:space="preserve"> </w:t>
+      </w:r>
+      <w:proofErr w:type="spellStart"/>
+      <w:r>
+        <w:rPr>
+          <w:sz w:val="26"/>
+          <w:szCs w:val="26"/>
+          <w:lang w:val="fr-FR"/>
+        </w:rPr>
+        <w:t>trình</w:t>
+      </w:r>
+      <w:proofErr w:type="spellEnd"/>
+      <w:r>
+        <w:rPr>
+          <w:sz w:val="26"/>
+          <w:szCs w:val="26"/>
+          <w:lang w:val="fr-FR"/>
+        </w:rPr>
+        <w:t xml:space="preserve"> </w:t>
+      </w:r>
+      <w:proofErr w:type="spellStart"/>
+      <w:r>
+        <w:rPr>
+          <w:sz w:val="26"/>
+          <w:szCs w:val="26"/>
+          <w:lang w:val="fr-FR"/>
+        </w:rPr>
+        <w:t>vào</w:t>
+      </w:r>
+      <w:proofErr w:type="spellEnd"/>
+      <w:r>
+        <w:rPr>
+          <w:sz w:val="26"/>
+          <w:szCs w:val="26"/>
+          <w:lang w:val="fr-FR"/>
+        </w:rPr>
+        <w:t xml:space="preserve"> </w:t>
+      </w:r>
+      <w:proofErr w:type="spellStart"/>
+      <w:r>
+        <w:rPr>
+          <w:sz w:val="26"/>
+          <w:szCs w:val="26"/>
+          <w:lang w:val="fr-FR"/>
+        </w:rPr>
+        <w:t>ho</w:t>
+      </w:r>
+      <w:r>
+        <w:rPr>
+          <w:sz w:val="26"/>
+          <w:szCs w:val="26"/>
+          <w:lang w:val="fr-FR"/>
+        </w:rPr>
+        <w:t>ạt</w:t>
+      </w:r>
+      <w:proofErr w:type="spellEnd"/>
+      <w:r>
+        <w:rPr>
+          <w:sz w:val="26"/>
+          <w:szCs w:val="26"/>
+          <w:lang w:val="fr-FR"/>
+        </w:rPr>
+        <w:t xml:space="preserve"> </w:t>
+      </w:r>
+      <w:proofErr w:type="spellStart"/>
+      <w:r>
+        <w:rPr>
+          <w:sz w:val="26"/>
+          <w:szCs w:val="26"/>
+          <w:lang w:val="fr-FR"/>
+        </w:rPr>
+        <w:t>động</w:t>
+      </w:r>
+      <w:proofErr w:type="spellEnd"/>
+      <w:r>
+        <w:rPr>
+          <w:sz w:val="26"/>
+          <w:szCs w:val="26"/>
+          <w:lang w:val="fr-FR"/>
+        </w:rPr>
+        <w:t xml:space="preserve"> </w:t>
+      </w:r>
+      <w:proofErr w:type="spellStart"/>
+      <w:r>
+        <w:rPr>
+          <w:sz w:val="26"/>
+          <w:szCs w:val="26"/>
+          <w:lang w:val="fr-FR"/>
+        </w:rPr>
+        <w:t>hoặc</w:t>
+      </w:r>
+      <w:proofErr w:type="spellEnd"/>
+      <w:r>
+        <w:rPr>
+          <w:sz w:val="26"/>
+          <w:szCs w:val="26"/>
+          <w:lang w:val="fr-FR"/>
+        </w:rPr>
+        <w:t xml:space="preserve"> </w:t>
+      </w:r>
+      <w:proofErr w:type="spellStart"/>
+      <w:r>
+        <w:rPr>
+          <w:sz w:val="26"/>
+          <w:szCs w:val="26"/>
+          <w:lang w:val="fr-FR"/>
+        </w:rPr>
+        <w:t>khai</w:t>
+      </w:r>
+      <w:proofErr w:type="spellEnd"/>
+      <w:r>
+        <w:rPr>
+          <w:sz w:val="26"/>
+          <w:szCs w:val="26"/>
+          <w:lang w:val="fr-FR"/>
+        </w:rPr>
+        <w:t xml:space="preserve"> </w:t>
+      </w:r>
+      <w:proofErr w:type="spellStart"/>
+      <w:r>
+        <w:rPr>
+          <w:sz w:val="26"/>
+          <w:szCs w:val="26"/>
+          <w:lang w:val="fr-FR"/>
+        </w:rPr>
+        <w:t>thác</w:t>
+      </w:r>
+      <w:proofErr w:type="spellEnd"/>
+      <w:r>
+        <w:rPr>
+          <w:sz w:val="26"/>
+          <w:szCs w:val="26"/>
+          <w:lang w:val="fr-FR"/>
+        </w:rPr>
+        <w:t xml:space="preserve"> </w:t>
+      </w:r>
+      <w:proofErr w:type="spellStart"/>
+      <w:r>
+        <w:rPr>
+          <w:sz w:val="26"/>
+          <w:szCs w:val="26"/>
+          <w:lang w:val="fr-FR"/>
+        </w:rPr>
+        <w:t>vận</w:t>
+      </w:r>
+      <w:proofErr w:type="spellEnd"/>
+      <w:r>
+        <w:rPr>
+          <w:sz w:val="26"/>
+          <w:szCs w:val="26"/>
+          <w:lang w:val="fr-FR"/>
+        </w:rPr>
+        <w:t xml:space="preserve"> </w:t>
+      </w:r>
+      <w:proofErr w:type="spellStart"/>
+      <w:r>
+        <w:rPr>
+          <w:sz w:val="26"/>
+          <w:szCs w:val="26"/>
+          <w:lang w:val="fr-FR"/>
+        </w:rPr>
+        <w:t>hành</w:t>
+      </w:r>
+      <w:proofErr w:type="spellEnd"/>
+      <w:r>
+        <w:rPr>
+          <w:sz w:val="26"/>
+          <w:szCs w:val="26"/>
+          <w:lang w:val="fr-FR"/>
+        </w:rPr>
+        <w:t xml:space="preserve"> : </w:t>
+      </w:r>
+      <w:proofErr w:type="spellStart"/>
+      <w:r>
+        <w:rPr>
+          <w:sz w:val="26"/>
+          <w:szCs w:val="26"/>
+          <w:lang w:val="fr-FR"/>
+        </w:rPr>
+        <w:t>đã</w:t>
+      </w:r>
+      <w:proofErr w:type="spellEnd"/>
+      <w:r>
+        <w:rPr>
+          <w:sz w:val="26"/>
+          <w:szCs w:val="26"/>
+          <w:lang w:val="fr-FR"/>
+        </w:rPr>
+        <w:t xml:space="preserve"> </w:t>
+      </w:r>
+      <w:proofErr w:type="spellStart"/>
+      <w:r>
+        <w:rPr>
+          <w:sz w:val="26"/>
+          <w:szCs w:val="26"/>
+          <w:lang w:val="fr-FR"/>
+        </w:rPr>
+        <w:t>xây</w:t>
+      </w:r>
+      <w:proofErr w:type="spellEnd"/>
+      <w:r>
+        <w:rPr>
+          <w:sz w:val="26"/>
+          <w:szCs w:val="26"/>
+          <w:lang w:val="fr-FR"/>
+        </w:rPr>
+        <w:t xml:space="preserve"> </w:t>
+      </w:r>
+      <w:proofErr w:type="spellStart"/>
+      <w:r>
+        <w:rPr>
+          <w:sz w:val="26"/>
+          <w:szCs w:val="26"/>
+          <w:lang w:val="fr-FR"/>
+        </w:rPr>
+        <w:t>dựng</w:t>
+      </w:r>
+      <w:proofErr w:type="spellEnd"/>
+      <w:r>
+        <w:rPr>
+          <w:sz w:val="26"/>
+          <w:szCs w:val="26"/>
+          <w:lang w:val="fr-FR"/>
+        </w:rPr>
+        <w:t xml:space="preserve"> </w:t>
+      </w:r>
+      <w:proofErr w:type="spellStart"/>
+      <w:r>
+        <w:rPr>
+          <w:sz w:val="26"/>
+          <w:szCs w:val="26"/>
+          <w:lang w:val="fr-FR"/>
+        </w:rPr>
+        <w:t>cơ</w:t>
+      </w:r>
+      <w:proofErr w:type="spellEnd"/>
+      <w:r>
+        <w:rPr>
+          <w:sz w:val="26"/>
+          <w:szCs w:val="26"/>
+          <w:lang w:val="fr-FR"/>
+        </w:rPr>
+        <w:t xml:space="preserve"> </w:t>
+      </w:r>
+      <w:proofErr w:type="spellStart"/>
+      <w:r>
+        <w:rPr>
+          <w:sz w:val="26"/>
+          <w:szCs w:val="26"/>
+          <w:lang w:val="fr-FR"/>
+        </w:rPr>
+        <w:t>bản</w:t>
+      </w:r>
+      <w:proofErr w:type="spellEnd"/>
+      <w:r>
+        <w:rPr>
+          <w:sz w:val="26"/>
+          <w:szCs w:val="26"/>
+          <w:lang w:val="fr-FR"/>
+        </w:rPr>
+        <w:t xml:space="preserve"> </w:t>
+      </w:r>
+      <w:proofErr w:type="spellStart"/>
+      <w:r>
+        <w:rPr>
+          <w:sz w:val="26"/>
+          <w:szCs w:val="26"/>
+          <w:lang w:val="fr-FR"/>
+        </w:rPr>
+        <w:t>và</w:t>
+      </w:r>
+      <w:proofErr w:type="spellEnd"/>
+      <w:r>
+        <w:rPr>
+          <w:sz w:val="26"/>
+          <w:szCs w:val="26"/>
+          <w:lang w:val="fr-FR"/>
+        </w:rPr>
+        <w:t xml:space="preserve"> </w:t>
+      </w:r>
+      <w:proofErr w:type="spellStart"/>
+      <w:r>
+        <w:rPr>
+          <w:sz w:val="26"/>
+          <w:szCs w:val="26"/>
+          <w:lang w:val="fr-FR"/>
+        </w:rPr>
+        <w:t>đ</w:t>
+      </w:r>
+      <w:r>
+        <w:rPr>
+          <w:sz w:val="26"/>
+          <w:szCs w:val="26"/>
+          <w:lang w:val="fr-FR"/>
+        </w:rPr>
+        <w:t>ưa</w:t>
+      </w:r>
+      <w:proofErr w:type="spellEnd"/>
+      <w:r>
+        <w:rPr>
+          <w:sz w:val="26"/>
+          <w:szCs w:val="26"/>
+          <w:lang w:val="fr-FR"/>
+        </w:rPr>
+        <w:t xml:space="preserve"> </w:t>
+      </w:r>
+      <w:proofErr w:type="spellStart"/>
+      <w:r>
+        <w:rPr>
+          <w:sz w:val="26"/>
+          <w:szCs w:val="26"/>
+          <w:lang w:val="fr-FR"/>
+        </w:rPr>
+        <w:t>vào</w:t>
+      </w:r>
+      <w:proofErr w:type="spellEnd"/>
+      <w:r>
+        <w:rPr>
+          <w:sz w:val="26"/>
+          <w:szCs w:val="26"/>
+          <w:lang w:val="fr-FR"/>
+        </w:rPr>
+        <w:t xml:space="preserve"> </w:t>
+      </w:r>
+      <w:proofErr w:type="spellStart"/>
+      <w:r>
+        <w:rPr>
+          <w:sz w:val="26"/>
+          <w:szCs w:val="26"/>
+          <w:lang w:val="fr-FR"/>
+        </w:rPr>
+        <w:t>hoạt</w:t>
+      </w:r>
+      <w:proofErr w:type="spellEnd"/>
+      <w:r>
+        <w:rPr>
+          <w:sz w:val="26"/>
+          <w:szCs w:val="26"/>
+          <w:lang w:val="fr-FR"/>
+        </w:rPr>
+        <w:t xml:space="preserve"> </w:t>
+      </w:r>
+      <w:proofErr w:type="spellStart"/>
+      <w:r>
+        <w:rPr>
+          <w:sz w:val="26"/>
+          <w:szCs w:val="26"/>
+          <w:lang w:val="fr-FR"/>
+        </w:rPr>
+        <w:t>động</w:t>
+      </w:r>
+      <w:proofErr w:type="spellEnd"/>
+      <w:r>
+        <w:rPr>
+          <w:sz w:val="26"/>
+          <w:szCs w:val="26"/>
+          <w:lang w:val="fr-FR"/>
+        </w:rPr>
+        <w:t xml:space="preserve"> </w:t>
+      </w:r>
+      <w:proofErr w:type="spellStart"/>
+      <w:r>
+        <w:rPr>
+          <w:sz w:val="26"/>
+          <w:szCs w:val="26"/>
+          <w:lang w:val="fr-FR"/>
+        </w:rPr>
+        <w:t>tháng</w:t>
+      </w:r>
+      <w:proofErr w:type="spellEnd"/>
+      <w:r>
+        <w:rPr>
+          <w:sz w:val="26"/>
+          <w:szCs w:val="26"/>
+          <w:lang w:val="fr-FR"/>
+        </w:rPr>
+        <w:t xml:space="preserve"> 8 </w:t>
+      </w:r>
+      <w:proofErr w:type="spellStart"/>
+      <w:r>
+        <w:rPr>
+          <w:sz w:val="26"/>
+          <w:szCs w:val="26"/>
+          <w:lang w:val="fr-FR"/>
+        </w:rPr>
+        <w:t>năm</w:t>
+      </w:r>
+      <w:proofErr w:type="spellEnd"/>
+      <w:r>
+        <w:rPr>
+          <w:sz w:val="26"/>
+          <w:szCs w:val="26"/>
+          <w:lang w:val="fr-FR"/>
+        </w:rPr>
+        <w:t xml:space="preserve"> 20</w:t>
       </w:r>
       <w:r>
         <w:rPr>
@@ -1514,16 +3334,308 @@
           <w:szCs w:val="26"/>
           <w:lang w:val="fr-FR"/>
         </w:rPr>
-        <w:t xml:space="preserve">d) Sơ bộ phương án phân kỳ đầu tư hoặc phân chia dự án thành phần </w:t>
-      </w:r>
-      <w:r>
-        <w:rPr>
-          <w:i/>
-          <w:sz w:val="26"/>
-          <w:szCs w:val="26"/>
-          <w:lang w:val="fr-FR"/>
-        </w:rPr>
-        <w:t>(nếu có)</w:t>
+        <w:t xml:space="preserve">d) </w:t>
+      </w:r>
+      <w:proofErr w:type="spellStart"/>
+      <w:r>
+        <w:rPr>
+          <w:sz w:val="26"/>
+          <w:szCs w:val="26"/>
+          <w:lang w:val="fr-FR"/>
+        </w:rPr>
+        <w:t>Sơ</w:t>
+      </w:r>
+      <w:proofErr w:type="spellEnd"/>
+      <w:r>
+        <w:rPr>
+          <w:sz w:val="26"/>
+          <w:szCs w:val="26"/>
+          <w:lang w:val="fr-FR"/>
+        </w:rPr>
+        <w:t xml:space="preserve"> </w:t>
+      </w:r>
+      <w:proofErr w:type="spellStart"/>
+      <w:r>
+        <w:rPr>
+          <w:sz w:val="26"/>
+          <w:szCs w:val="26"/>
+          <w:lang w:val="fr-FR"/>
+        </w:rPr>
+        <w:t>bô</w:t>
+      </w:r>
+      <w:proofErr w:type="spellEnd"/>
+      <w:r>
+        <w:rPr>
+          <w:sz w:val="26"/>
+          <w:szCs w:val="26"/>
+          <w:lang w:val="fr-FR"/>
+        </w:rPr>
+        <w:t xml:space="preserve">̣ </w:t>
+      </w:r>
+      <w:proofErr w:type="spellStart"/>
+      <w:r>
+        <w:rPr>
+          <w:sz w:val="26"/>
+          <w:szCs w:val="26"/>
+          <w:lang w:val="fr-FR"/>
+        </w:rPr>
+        <w:t>phương</w:t>
+      </w:r>
+      <w:proofErr w:type="spellEnd"/>
+      <w:r>
+        <w:rPr>
+          <w:sz w:val="26"/>
+          <w:szCs w:val="26"/>
+          <w:lang w:val="fr-FR"/>
+        </w:rPr>
+        <w:t xml:space="preserve"> </w:t>
+      </w:r>
+      <w:proofErr w:type="spellStart"/>
+      <w:r>
+        <w:rPr>
+          <w:sz w:val="26"/>
+          <w:szCs w:val="26"/>
+          <w:lang w:val="fr-FR"/>
+        </w:rPr>
+        <w:t>án</w:t>
+      </w:r>
+      <w:proofErr w:type="spellEnd"/>
+      <w:r>
+        <w:rPr>
+          <w:sz w:val="26"/>
+          <w:szCs w:val="26"/>
+          <w:lang w:val="fr-FR"/>
+        </w:rPr>
+        <w:t xml:space="preserve"> </w:t>
+      </w:r>
+      <w:proofErr w:type="spellStart"/>
+      <w:r>
+        <w:rPr>
+          <w:sz w:val="26"/>
+          <w:szCs w:val="26"/>
+          <w:lang w:val="fr-FR"/>
+        </w:rPr>
+        <w:t>phân</w:t>
+      </w:r>
+      <w:proofErr w:type="spellEnd"/>
+      <w:r>
+        <w:rPr>
+          <w:sz w:val="26"/>
+          <w:szCs w:val="26"/>
+          <w:lang w:val="fr-FR"/>
+        </w:rPr>
+        <w:t xml:space="preserve"> </w:t>
+      </w:r>
+      <w:proofErr w:type="spellStart"/>
+      <w:r>
+        <w:rPr>
+          <w:sz w:val="26"/>
+          <w:szCs w:val="26"/>
+          <w:lang w:val="fr-FR"/>
+        </w:rPr>
+        <w:t>kỳ</w:t>
+      </w:r>
+      <w:proofErr w:type="spellEnd"/>
+      <w:r>
+        <w:rPr>
+          <w:sz w:val="26"/>
+          <w:szCs w:val="26"/>
+          <w:lang w:val="fr-FR"/>
+        </w:rPr>
+        <w:t xml:space="preserve"> </w:t>
+      </w:r>
+      <w:proofErr w:type="spellStart"/>
+      <w:r>
+        <w:rPr>
+          <w:sz w:val="26"/>
+          <w:szCs w:val="26"/>
+          <w:lang w:val="fr-FR"/>
+        </w:rPr>
+        <w:t>đầu</w:t>
+      </w:r>
+      <w:proofErr w:type="spellEnd"/>
+      <w:r>
+        <w:rPr>
+          <w:sz w:val="26"/>
+          <w:szCs w:val="26"/>
+          <w:lang w:val="fr-FR"/>
+        </w:rPr>
+        <w:t xml:space="preserve"> </w:t>
+      </w:r>
+      <w:proofErr w:type="spellStart"/>
+      <w:r>
+        <w:rPr>
+          <w:sz w:val="26"/>
+          <w:szCs w:val="26"/>
+          <w:lang w:val="fr-FR"/>
+        </w:rPr>
+        <w:t>tư</w:t>
+      </w:r>
+      <w:proofErr w:type="spellEnd"/>
+      <w:r>
+        <w:rPr>
+          <w:sz w:val="26"/>
+          <w:szCs w:val="26"/>
+          <w:lang w:val="fr-FR"/>
+        </w:rPr>
+        <w:t xml:space="preserve"> </w:t>
+      </w:r>
+      <w:proofErr w:type="spellStart"/>
+      <w:r>
+        <w:rPr>
+          <w:sz w:val="26"/>
+          <w:szCs w:val="26"/>
+          <w:lang w:val="fr-FR"/>
+        </w:rPr>
+        <w:t>hoặc</w:t>
+      </w:r>
+      <w:proofErr w:type="spellEnd"/>
+      <w:r>
+        <w:rPr>
+          <w:sz w:val="26"/>
+          <w:szCs w:val="26"/>
+          <w:lang w:val="fr-FR"/>
+        </w:rPr>
+        <w:t xml:space="preserve"> </w:t>
+      </w:r>
+      <w:proofErr w:type="spellStart"/>
+      <w:r>
+        <w:rPr>
+          <w:sz w:val="26"/>
+          <w:szCs w:val="26"/>
+          <w:lang w:val="fr-FR"/>
+        </w:rPr>
+        <w:t>phân</w:t>
+      </w:r>
+      <w:proofErr w:type="spellEnd"/>
+      <w:r>
+        <w:rPr>
+          <w:sz w:val="26"/>
+          <w:szCs w:val="26"/>
+          <w:lang w:val="fr-FR"/>
+        </w:rPr>
+        <w:t xml:space="preserve"> chia </w:t>
+      </w:r>
+      <w:proofErr w:type="spellStart"/>
+      <w:r>
+        <w:rPr>
+          <w:sz w:val="26"/>
+          <w:szCs w:val="26"/>
+          <w:lang w:val="fr-FR"/>
+        </w:rPr>
+        <w:t>dư</w:t>
+      </w:r>
+      <w:proofErr w:type="spellEnd"/>
+      <w:r>
+        <w:rPr>
+          <w:sz w:val="26"/>
+          <w:szCs w:val="26"/>
+          <w:lang w:val="fr-FR"/>
+        </w:rPr>
+        <w:t xml:space="preserve">̣ </w:t>
+      </w:r>
+      <w:proofErr w:type="spellStart"/>
+      <w:r>
+        <w:rPr>
+          <w:sz w:val="26"/>
+          <w:szCs w:val="26"/>
+          <w:lang w:val="fr-FR"/>
+        </w:rPr>
+        <w:t>án</w:t>
+      </w:r>
+      <w:proofErr w:type="spellEnd"/>
+      <w:r>
+        <w:rPr>
+          <w:sz w:val="26"/>
+          <w:szCs w:val="26"/>
+          <w:lang w:val="fr-FR"/>
+        </w:rPr>
+        <w:t xml:space="preserve"> </w:t>
+      </w:r>
+      <w:proofErr w:type="spellStart"/>
+      <w:r>
+        <w:rPr>
+          <w:sz w:val="26"/>
+          <w:szCs w:val="26"/>
+          <w:lang w:val="fr-FR"/>
+        </w:rPr>
+        <w:t>thành</w:t>
+      </w:r>
+      <w:proofErr w:type="spellEnd"/>
+      <w:r>
+        <w:rPr>
+          <w:sz w:val="26"/>
+          <w:szCs w:val="26"/>
+          <w:lang w:val="fr-FR"/>
+        </w:rPr>
+        <w:t xml:space="preserve"> </w:t>
+      </w:r>
+      <w:proofErr w:type="spellStart"/>
+      <w:r>
+        <w:rPr>
+          <w:sz w:val="26"/>
+          <w:szCs w:val="26"/>
+          <w:lang w:val="fr-FR"/>
+        </w:rPr>
+        <w:t>phần</w:t>
+      </w:r>
+      <w:proofErr w:type="spellEnd"/>
+      <w:r>
+        <w:rPr>
+          <w:sz w:val="26"/>
+          <w:szCs w:val="26"/>
+          <w:lang w:val="fr-FR"/>
+        </w:rPr>
+        <w:t xml:space="preserve"> </w:t>
+      </w:r>
+      <w:r>
+        <w:rPr>
+          <w:i/>
+          <w:sz w:val="26"/>
+          <w:szCs w:val="26"/>
+          <w:lang w:val="fr-FR"/>
+        </w:rPr>
+        <w:t>(</w:t>
+      </w:r>
+      <w:proofErr w:type="spellStart"/>
+      <w:r>
+        <w:rPr>
+          <w:i/>
+          <w:sz w:val="26"/>
+          <w:szCs w:val="26"/>
+          <w:lang w:val="fr-FR"/>
+        </w:rPr>
+        <w:t>nếu</w:t>
+      </w:r>
+      <w:proofErr w:type="spellEnd"/>
+      <w:r>
+        <w:rPr>
+          <w:i/>
+          <w:sz w:val="26"/>
+          <w:szCs w:val="26"/>
+          <w:lang w:val="fr-FR"/>
+        </w:rPr>
+        <w:t xml:space="preserve"> </w:t>
+      </w:r>
+      <w:proofErr w:type="spellStart"/>
+      <w:r>
+        <w:rPr>
+          <w:i/>
+          <w:sz w:val="26"/>
+          <w:szCs w:val="26"/>
+          <w:lang w:val="fr-FR"/>
+        </w:rPr>
+        <w:t>co</w:t>
+      </w:r>
+      <w:proofErr w:type="spellEnd"/>
+      <w:r>
+        <w:rPr>
+          <w:i/>
+          <w:sz w:val="26"/>
+          <w:szCs w:val="26"/>
+          <w:lang w:val="fr-FR"/>
+        </w:rPr>
+        <w:t>́)</w:t>
       </w:r>
       <w:r>
         <w:rPr>
@@ -1534,14 +3646,34 @@
         </w:rPr>
         <w:t xml:space="preserve"> : </w:t>
       </w:r>
-      <w:r>
-        <w:rPr>
-          <w:sz w:val="26"/>
-          <w:szCs w:val="26"/>
-          <w:lang w:val="fr-FR"/>
-        </w:rPr>
-        <w:t>không có</w:t>
-      </w:r>
+      <w:proofErr w:type="spellStart"/>
+      <w:r>
+        <w:rPr>
+          <w:sz w:val="26"/>
+          <w:szCs w:val="26"/>
+          <w:lang w:val="fr-FR"/>
+        </w:rPr>
+        <w:t>không</w:t>
+      </w:r>
+      <w:proofErr w:type="spellEnd"/>
+      <w:r>
+        <w:rPr>
+          <w:sz w:val="26"/>
+          <w:szCs w:val="26"/>
+          <w:lang w:val="fr-FR"/>
+        </w:rPr>
+        <w:t xml:space="preserve"> </w:t>
+      </w:r>
+      <w:proofErr w:type="spellStart"/>
+      <w:r>
+        <w:rPr>
+          <w:sz w:val="26"/>
+          <w:szCs w:val="26"/>
+          <w:lang w:val="fr-FR"/>
+        </w:rPr>
+        <w:t>có</w:t>
+      </w:r>
+      <w:proofErr w:type="spellEnd"/>
     </w:p>
     <w:p>
       <w:pPr>
@@ -1564,7 +3696,427 @@
           <w:szCs w:val="26"/>
           <w:lang w:val="fr-FR"/>
         </w:rPr>
-        <w:t>(Trường hợp dự án đầu tư chia thành nhiều giai đoạn thì phải ghi rõ tiến độ thực hiện từng giai đoạn)</w:t>
+        <w:t>(</w:t>
+      </w:r>
+      <w:proofErr w:type="spellStart"/>
+      <w:r>
+        <w:rPr>
+          <w:i/>
+          <w:sz w:val="26"/>
+          <w:szCs w:val="26"/>
+          <w:lang w:val="fr-FR"/>
+        </w:rPr>
+        <w:t>Trường</w:t>
+      </w:r>
+      <w:proofErr w:type="spellEnd"/>
+      <w:r>
+        <w:rPr>
+          <w:i/>
+          <w:sz w:val="26"/>
+          <w:szCs w:val="26"/>
+          <w:lang w:val="fr-FR"/>
+        </w:rPr>
+        <w:t xml:space="preserve"> </w:t>
+      </w:r>
+      <w:proofErr w:type="spellStart"/>
+      <w:r>
+        <w:rPr>
+          <w:i/>
+          <w:sz w:val="26"/>
+          <w:szCs w:val="26"/>
+          <w:lang w:val="fr-FR"/>
+        </w:rPr>
+        <w:t>hợp</w:t>
+      </w:r>
+      <w:proofErr w:type="spellEnd"/>
+      <w:r>
+        <w:rPr>
+          <w:i/>
+          <w:sz w:val="26"/>
+          <w:szCs w:val="26"/>
+          <w:lang w:val="fr-FR"/>
+        </w:rPr>
+        <w:t xml:space="preserve"> </w:t>
+      </w:r>
+      <w:proofErr w:type="spellStart"/>
+      <w:r>
+        <w:rPr>
+          <w:i/>
+          <w:sz w:val="26"/>
+          <w:szCs w:val="26"/>
+          <w:lang w:val="fr-FR"/>
+        </w:rPr>
+        <w:t>dự</w:t>
+      </w:r>
+      <w:proofErr w:type="spellEnd"/>
+      <w:r>
+        <w:rPr>
+          <w:i/>
+          <w:sz w:val="26"/>
+          <w:szCs w:val="26"/>
+          <w:lang w:val="fr-FR"/>
+        </w:rPr>
+        <w:t xml:space="preserve"> </w:t>
+      </w:r>
+      <w:proofErr w:type="spellStart"/>
+      <w:r>
+        <w:rPr>
+          <w:i/>
+          <w:sz w:val="26"/>
+          <w:szCs w:val="26"/>
+          <w:lang w:val="fr-FR"/>
+        </w:rPr>
+        <w:t>án</w:t>
+      </w:r>
+      <w:proofErr w:type="spellEnd"/>
+      <w:r>
+        <w:rPr>
+          <w:i/>
+          <w:sz w:val="26"/>
+          <w:szCs w:val="26"/>
+          <w:lang w:val="fr-FR"/>
+        </w:rPr>
+        <w:t xml:space="preserve"> </w:t>
+      </w:r>
+      <w:proofErr w:type="spellStart"/>
+      <w:r>
+        <w:rPr>
+          <w:i/>
+          <w:sz w:val="26"/>
+          <w:szCs w:val="26"/>
+          <w:lang w:val="fr-FR"/>
+        </w:rPr>
+        <w:t>đầu</w:t>
+      </w:r>
+      <w:proofErr w:type="spellEnd"/>
+      <w:r>
+        <w:rPr>
+          <w:i/>
+          <w:sz w:val="26"/>
+          <w:szCs w:val="26"/>
+          <w:lang w:val="fr-FR"/>
+        </w:rPr>
+        <w:t xml:space="preserve"> </w:t>
+      </w:r>
+      <w:proofErr w:type="spellStart"/>
+      <w:r>
+        <w:rPr>
+          <w:i/>
+          <w:sz w:val="26"/>
+          <w:szCs w:val="26"/>
+          <w:lang w:val="fr-FR"/>
+        </w:rPr>
+        <w:t>tư</w:t>
+      </w:r>
+      <w:proofErr w:type="spellEnd"/>
+      <w:r>
+        <w:rPr>
+          <w:i/>
+          <w:sz w:val="26"/>
+          <w:szCs w:val="26"/>
+          <w:lang w:val="fr-FR"/>
+        </w:rPr>
+        <w:t xml:space="preserve"> chia </w:t>
+      </w:r>
+      <w:proofErr w:type="spellStart"/>
+      <w:r>
+        <w:rPr>
+          <w:i/>
+          <w:sz w:val="26"/>
+          <w:szCs w:val="26"/>
+          <w:lang w:val="fr-FR"/>
+        </w:rPr>
+        <w:t>thành</w:t>
+      </w:r>
+      <w:proofErr w:type="spellEnd"/>
+      <w:r>
+        <w:rPr>
+          <w:i/>
+          <w:sz w:val="26"/>
+          <w:szCs w:val="26"/>
+          <w:lang w:val="fr-FR"/>
+        </w:rPr>
+        <w:t xml:space="preserve"> </w:t>
+      </w:r>
+      <w:proofErr w:type="spellStart"/>
+      <w:r>
+        <w:rPr>
+          <w:i/>
+          <w:sz w:val="26"/>
+          <w:szCs w:val="26"/>
+          <w:lang w:val="fr-FR"/>
+        </w:rPr>
+        <w:t>nhiều</w:t>
+      </w:r>
+      <w:proofErr w:type="spellEnd"/>
+      <w:r>
+        <w:rPr>
+          <w:i/>
+          <w:sz w:val="26"/>
+          <w:szCs w:val="26"/>
+          <w:lang w:val="fr-FR"/>
+        </w:rPr>
+        <w:t xml:space="preserve"> </w:t>
+      </w:r>
+      <w:proofErr w:type="spellStart"/>
+      <w:r>
+        <w:rPr>
+          <w:i/>
+          <w:sz w:val="26"/>
+          <w:szCs w:val="26"/>
+          <w:lang w:val="fr-FR"/>
+        </w:rPr>
+        <w:t>giai</w:t>
+      </w:r>
+      <w:proofErr w:type="spellEnd"/>
+      <w:r>
+        <w:rPr>
+          <w:i/>
+          <w:sz w:val="26"/>
+          <w:szCs w:val="26"/>
+          <w:lang w:val="fr-FR"/>
+        </w:rPr>
+        <w:t xml:space="preserve"> </w:t>
+      </w:r>
+      <w:proofErr w:type="spellStart"/>
+      <w:r>
+        <w:rPr>
+          <w:i/>
+          <w:sz w:val="26"/>
+          <w:szCs w:val="26"/>
+          <w:lang w:val="fr-FR"/>
+        </w:rPr>
+        <w:t>đoạn</w:t>
+      </w:r>
+      <w:proofErr w:type="spellEnd"/>
+      <w:r>
+        <w:rPr>
+          <w:i/>
+          <w:sz w:val="26"/>
+          <w:szCs w:val="26"/>
+          <w:lang w:val="fr-FR"/>
+        </w:rPr>
+        <w:t xml:space="preserve"> </w:t>
+      </w:r>
+      <w:proofErr w:type="spellStart"/>
+      <w:r>
+        <w:rPr>
+          <w:i/>
+          <w:sz w:val="26"/>
+          <w:szCs w:val="26"/>
+          <w:lang w:val="fr-FR"/>
+        </w:rPr>
+        <w:t>thì</w:t>
+      </w:r>
+      <w:proofErr w:type="spellEnd"/>
+      <w:r>
+        <w:rPr>
+          <w:i/>
+          <w:sz w:val="26"/>
+          <w:szCs w:val="26"/>
+          <w:lang w:val="fr-FR"/>
+        </w:rPr>
+        <w:t xml:space="preserve"> </w:t>
+      </w:r>
+      <w:proofErr w:type="spellStart"/>
+      <w:r>
+        <w:rPr>
+          <w:i/>
+          <w:sz w:val="26"/>
+          <w:szCs w:val="26"/>
+          <w:lang w:val="fr-FR"/>
+        </w:rPr>
+        <w:t>phải</w:t>
+      </w:r>
+      <w:proofErr w:type="spellEnd"/>
+      <w:r>
+        <w:rPr>
+          <w:i/>
+          <w:sz w:val="26"/>
+          <w:szCs w:val="26"/>
+          <w:lang w:val="fr-FR"/>
+        </w:rPr>
+        <w:t xml:space="preserve"> </w:t>
+      </w:r>
+      <w:proofErr w:type="spellStart"/>
+      <w:r>
+        <w:rPr>
+          <w:i/>
+          <w:sz w:val="26"/>
+          <w:szCs w:val="26"/>
+          <w:lang w:val="fr-FR"/>
+        </w:rPr>
+        <w:t>ghi</w:t>
+      </w:r>
+      <w:proofErr w:type="spellEnd"/>
+      <w:r>
+        <w:rPr>
+          <w:i/>
+          <w:sz w:val="26"/>
+          <w:szCs w:val="26"/>
+          <w:lang w:val="fr-FR"/>
+        </w:rPr>
+        <w:t xml:space="preserve"> </w:t>
+      </w:r>
+      <w:proofErr w:type="spellStart"/>
+      <w:r>
+        <w:rPr>
+          <w:i/>
+          <w:sz w:val="26"/>
+          <w:szCs w:val="26"/>
+          <w:lang w:val="fr-FR"/>
+        </w:rPr>
+        <w:t>rõ</w:t>
+      </w:r>
+      <w:proofErr w:type="spellEnd"/>
+      <w:r>
+        <w:rPr>
+          <w:i/>
+          <w:sz w:val="26"/>
+          <w:szCs w:val="26"/>
+          <w:lang w:val="fr-FR"/>
+        </w:rPr>
+        <w:t xml:space="preserve"> </w:t>
+      </w:r>
+      <w:proofErr w:type="spellStart"/>
+      <w:r>
+        <w:rPr>
+          <w:i/>
+          <w:sz w:val="26"/>
+          <w:szCs w:val="26"/>
+          <w:lang w:val="fr-FR"/>
+        </w:rPr>
+        <w:t>tiến</w:t>
+      </w:r>
+      <w:proofErr w:type="spellEnd"/>
+      <w:r>
+        <w:rPr>
+          <w:i/>
+          <w:sz w:val="26"/>
+          <w:szCs w:val="26"/>
+          <w:lang w:val="fr-FR"/>
+        </w:rPr>
+        <w:t xml:space="preserve"> </w:t>
+      </w:r>
+      <w:proofErr w:type="spellStart"/>
+      <w:r>
+        <w:rPr>
+          <w:i/>
+          <w:sz w:val="26"/>
+          <w:szCs w:val="26"/>
+          <w:lang w:val="fr-FR"/>
+        </w:rPr>
+        <w:t>độ</w:t>
+      </w:r>
+      <w:proofErr w:type="spellEnd"/>
+      <w:r>
+        <w:rPr>
+          <w:i/>
+          <w:sz w:val="26"/>
+          <w:szCs w:val="26"/>
+          <w:lang w:val="fr-FR"/>
+        </w:rPr>
+        <w:t xml:space="preserve"> </w:t>
+      </w:r>
+      <w:proofErr w:type="spellStart"/>
+      <w:r>
+        <w:rPr>
+          <w:i/>
+          <w:sz w:val="26"/>
+          <w:szCs w:val="26"/>
+          <w:lang w:val="fr-FR"/>
+        </w:rPr>
+        <w:t>thực</w:t>
+      </w:r>
+      <w:proofErr w:type="spellEnd"/>
+      <w:r>
+        <w:rPr>
+          <w:i/>
+          <w:sz w:val="26"/>
+          <w:szCs w:val="26"/>
+          <w:lang w:val="fr-FR"/>
+        </w:rPr>
+        <w:t xml:space="preserve"> </w:t>
+      </w:r>
+      <w:proofErr w:type="spellStart"/>
+      <w:r>
+        <w:rPr>
+          <w:i/>
+          <w:sz w:val="26"/>
+          <w:szCs w:val="26"/>
+          <w:lang w:val="fr-FR"/>
+        </w:rPr>
+        <w:t>hiện</w:t>
+      </w:r>
+      <w:proofErr w:type="spellEnd"/>
+      <w:r>
+        <w:rPr>
+          <w:i/>
+          <w:sz w:val="26"/>
+          <w:szCs w:val="26"/>
+          <w:lang w:val="fr-FR"/>
+        </w:rPr>
+        <w:t xml:space="preserve"> </w:t>
+      </w:r>
+      <w:proofErr w:type="spellStart"/>
+      <w:r>
+        <w:rPr>
+          <w:i/>
+          <w:sz w:val="26"/>
+          <w:szCs w:val="26"/>
+          <w:lang w:val="fr-FR"/>
+        </w:rPr>
+        <w:t>từng</w:t>
+      </w:r>
+      <w:proofErr w:type="spellEnd"/>
+      <w:r>
+        <w:rPr>
+          <w:i/>
+          <w:sz w:val="26"/>
+          <w:szCs w:val="26"/>
+          <w:lang w:val="fr-FR"/>
+        </w:rPr>
+        <w:t xml:space="preserve"> </w:t>
+      </w:r>
+      <w:proofErr w:type="spellStart"/>
+      <w:r>
+        <w:rPr>
+          <w:i/>
+          <w:sz w:val="26"/>
+          <w:szCs w:val="26"/>
+          <w:lang w:val="fr-FR"/>
+        </w:rPr>
+        <w:t>giai</w:t>
+      </w:r>
+      <w:proofErr w:type="spellEnd"/>
+      <w:r>
+        <w:rPr>
+          <w:i/>
+          <w:sz w:val="26"/>
+          <w:szCs w:val="26"/>
+          <w:lang w:val="fr-FR"/>
+        </w:rPr>
+        <w:t xml:space="preserve"> </w:t>
+      </w:r>
+      <w:proofErr w:type="spellStart"/>
+      <w:r>
+        <w:rPr>
+          <w:i/>
+          <w:sz w:val="26"/>
+          <w:szCs w:val="26"/>
+          <w:lang w:val="fr-FR"/>
+        </w:rPr>
+        <w:t>đoạn</w:t>
+      </w:r>
+      <w:proofErr w:type="spellEnd"/>
+      <w:r>
+        <w:rPr>
+          <w:i/>
+          <w:sz w:val="26"/>
+          <w:szCs w:val="26"/>
+          <w:lang w:val="fr-FR"/>
+        </w:rPr>
+        <w:t>)</w:t>
       </w:r>
     </w:p>
     <w:p>
@@ -1588,16 +4140,616 @@
           <w:szCs w:val="26"/>
           <w:lang w:val="fr-FR"/>
         </w:rPr>
-        <w:t xml:space="preserve">2. Tiến độ thực hiện các nội dung khác được quy định tại Giấy chứng nhận đăng ký đầu tư hoặc Quyết định chấp thuận chủ trương đầu tư </w:t>
-      </w:r>
-      <w:r>
-        <w:rPr>
-          <w:i/>
-          <w:sz w:val="26"/>
-          <w:szCs w:val="26"/>
-          <w:lang w:val="fr-FR"/>
-        </w:rPr>
-        <w:t>(nếu có)</w:t>
+        <w:t xml:space="preserve">2. </w:t>
+      </w:r>
+      <w:proofErr w:type="spellStart"/>
+      <w:r>
+        <w:rPr>
+          <w:b/>
+          <w:sz w:val="26"/>
+          <w:szCs w:val="26"/>
+          <w:lang w:val="fr-FR"/>
+        </w:rPr>
+        <w:t>Tiến</w:t>
+      </w:r>
+      <w:proofErr w:type="spellEnd"/>
+      <w:r>
+        <w:rPr>
+          <w:b/>
+          <w:sz w:val="26"/>
+          <w:szCs w:val="26"/>
+          <w:lang w:val="fr-FR"/>
+        </w:rPr>
+        <w:t xml:space="preserve"> </w:t>
+      </w:r>
+      <w:proofErr w:type="spellStart"/>
+      <w:r>
+        <w:rPr>
+          <w:b/>
+          <w:sz w:val="26"/>
+          <w:szCs w:val="26"/>
+          <w:lang w:val="fr-FR"/>
+        </w:rPr>
+        <w:t>độ</w:t>
+      </w:r>
+      <w:proofErr w:type="spellEnd"/>
+      <w:r>
+        <w:rPr>
+          <w:b/>
+          <w:sz w:val="26"/>
+          <w:szCs w:val="26"/>
+          <w:lang w:val="fr-FR"/>
+        </w:rPr>
+        <w:t xml:space="preserve"> </w:t>
+      </w:r>
+      <w:proofErr w:type="spellStart"/>
+      <w:r>
+        <w:rPr>
+          <w:b/>
+          <w:sz w:val="26"/>
+          <w:szCs w:val="26"/>
+          <w:lang w:val="fr-FR"/>
+        </w:rPr>
+        <w:t>thực</w:t>
+      </w:r>
+      <w:proofErr w:type="spellEnd"/>
+      <w:r>
+        <w:rPr>
+          <w:b/>
+          <w:sz w:val="26"/>
+          <w:szCs w:val="26"/>
+          <w:lang w:val="fr-FR"/>
+        </w:rPr>
+        <w:t xml:space="preserve"> </w:t>
+      </w:r>
+      <w:proofErr w:type="spellStart"/>
+      <w:r>
+        <w:rPr>
+          <w:b/>
+          <w:sz w:val="26"/>
+          <w:szCs w:val="26"/>
+          <w:lang w:val="fr-FR"/>
+        </w:rPr>
+        <w:t>hiện</w:t>
+      </w:r>
+      <w:proofErr w:type="spellEnd"/>
+      <w:r>
+        <w:rPr>
+          <w:b/>
+          <w:sz w:val="26"/>
+          <w:szCs w:val="26"/>
+          <w:lang w:val="fr-FR"/>
+        </w:rPr>
+        <w:t xml:space="preserve"> </w:t>
+      </w:r>
+      <w:proofErr w:type="spellStart"/>
+      <w:r>
+        <w:rPr>
+          <w:b/>
+          <w:sz w:val="26"/>
+          <w:szCs w:val="26"/>
+          <w:lang w:val="fr-FR"/>
+        </w:rPr>
+        <w:t>các</w:t>
+      </w:r>
+      <w:proofErr w:type="spellEnd"/>
+      <w:r>
+        <w:rPr>
+          <w:b/>
+          <w:sz w:val="26"/>
+          <w:szCs w:val="26"/>
+          <w:lang w:val="fr-FR"/>
+        </w:rPr>
+        <w:t xml:space="preserve"> </w:t>
+      </w:r>
+      <w:proofErr w:type="spellStart"/>
+      <w:r>
+        <w:rPr>
+          <w:b/>
+          <w:sz w:val="26"/>
+          <w:szCs w:val="26"/>
+          <w:lang w:val="fr-FR"/>
+        </w:rPr>
+        <w:t>nội</w:t>
+      </w:r>
+      <w:proofErr w:type="spellEnd"/>
+      <w:r>
+        <w:rPr>
+          <w:b/>
+          <w:sz w:val="26"/>
+          <w:szCs w:val="26"/>
+          <w:lang w:val="fr-FR"/>
+        </w:rPr>
+        <w:t xml:space="preserve"> </w:t>
+      </w:r>
+      <w:proofErr w:type="spellStart"/>
+      <w:r>
+        <w:rPr>
+          <w:b/>
+          <w:sz w:val="26"/>
+          <w:szCs w:val="26"/>
+          <w:lang w:val="fr-FR"/>
+        </w:rPr>
+        <w:t>dung</w:t>
+      </w:r>
+      <w:proofErr w:type="spellEnd"/>
+      <w:r>
+        <w:rPr>
+          <w:b/>
+          <w:sz w:val="26"/>
+          <w:szCs w:val="26"/>
+          <w:lang w:val="fr-FR"/>
+        </w:rPr>
+        <w:t xml:space="preserve"> </w:t>
+      </w:r>
+      <w:proofErr w:type="spellStart"/>
+      <w:r>
+        <w:rPr>
+          <w:b/>
+          <w:sz w:val="26"/>
+          <w:szCs w:val="26"/>
+          <w:lang w:val="fr-FR"/>
+        </w:rPr>
+        <w:t>khác</w:t>
+      </w:r>
+      <w:proofErr w:type="spellEnd"/>
+      <w:r>
+        <w:rPr>
+          <w:b/>
+          <w:sz w:val="26"/>
+          <w:szCs w:val="26"/>
+          <w:lang w:val="fr-FR"/>
+        </w:rPr>
+        <w:t xml:space="preserve"> </w:t>
+      </w:r>
+      <w:proofErr w:type="spellStart"/>
+      <w:r>
+        <w:rPr>
+          <w:b/>
+          <w:sz w:val="26"/>
+          <w:szCs w:val="26"/>
+          <w:lang w:val="fr-FR"/>
+        </w:rPr>
+        <w:t>được</w:t>
+      </w:r>
+      <w:proofErr w:type="spellEnd"/>
+      <w:r>
+        <w:rPr>
+          <w:b/>
+          <w:sz w:val="26"/>
+          <w:szCs w:val="26"/>
+          <w:lang w:val="fr-FR"/>
+        </w:rPr>
+        <w:t xml:space="preserve"> </w:t>
+      </w:r>
+      <w:proofErr w:type="spellStart"/>
+      <w:r>
+        <w:rPr>
+          <w:b/>
+          <w:sz w:val="26"/>
+          <w:szCs w:val="26"/>
+          <w:lang w:val="fr-FR"/>
+        </w:rPr>
+        <w:t>quy</w:t>
+      </w:r>
+      <w:proofErr w:type="spellEnd"/>
+      <w:r>
+        <w:rPr>
+          <w:b/>
+          <w:sz w:val="26"/>
+          <w:szCs w:val="26"/>
+          <w:lang w:val="fr-FR"/>
+        </w:rPr>
+        <w:t xml:space="preserve"> </w:t>
+      </w:r>
+      <w:proofErr w:type="spellStart"/>
+      <w:r>
+        <w:rPr>
+          <w:b/>
+          <w:sz w:val="26"/>
+          <w:szCs w:val="26"/>
+          <w:lang w:val="fr-FR"/>
+        </w:rPr>
+        <w:t>định</w:t>
+      </w:r>
+      <w:proofErr w:type="spellEnd"/>
+      <w:r>
+        <w:rPr>
+          <w:b/>
+          <w:sz w:val="26"/>
+          <w:szCs w:val="26"/>
+          <w:lang w:val="fr-FR"/>
+        </w:rPr>
+        <w:t xml:space="preserve"> </w:t>
+      </w:r>
+      <w:proofErr w:type="spellStart"/>
+      <w:r>
+        <w:rPr>
+          <w:b/>
+          <w:sz w:val="26"/>
+          <w:szCs w:val="26"/>
+          <w:lang w:val="fr-FR"/>
+        </w:rPr>
+        <w:t>tại</w:t>
+      </w:r>
+      <w:proofErr w:type="spellEnd"/>
+      <w:r>
+        <w:rPr>
+          <w:b/>
+          <w:sz w:val="26"/>
+          <w:szCs w:val="26"/>
+          <w:lang w:val="fr-FR"/>
+        </w:rPr>
+        <w:t xml:space="preserve"> </w:t>
+      </w:r>
+      <w:proofErr w:type="spellStart"/>
+      <w:r>
+        <w:rPr>
+          <w:b/>
+          <w:sz w:val="26"/>
+          <w:szCs w:val="26"/>
+          <w:lang w:val="fr-FR"/>
+        </w:rPr>
+        <w:t>Giấy</w:t>
+      </w:r>
+      <w:proofErr w:type="spellEnd"/>
+      <w:r>
+        <w:rPr>
+          <w:b/>
+          <w:sz w:val="26"/>
+          <w:szCs w:val="26"/>
+          <w:lang w:val="fr-FR"/>
+        </w:rPr>
+        <w:t xml:space="preserve"> </w:t>
+      </w:r>
+      <w:proofErr w:type="spellStart"/>
+      <w:r>
+        <w:rPr>
+          <w:b/>
+          <w:sz w:val="26"/>
+          <w:szCs w:val="26"/>
+          <w:lang w:val="fr-FR"/>
+        </w:rPr>
+        <w:t>chứng</w:t>
+      </w:r>
+      <w:proofErr w:type="spellEnd"/>
+      <w:r>
+        <w:rPr>
+          <w:b/>
+          <w:sz w:val="26"/>
+          <w:szCs w:val="26"/>
+          <w:lang w:val="fr-FR"/>
+        </w:rPr>
+        <w:t xml:space="preserve"> </w:t>
+      </w:r>
+      <w:proofErr w:type="spellStart"/>
+      <w:r>
+        <w:rPr>
+          <w:b/>
+          <w:sz w:val="26"/>
+          <w:szCs w:val="26"/>
+          <w:lang w:val="fr-FR"/>
+        </w:rPr>
+        <w:t>nhận</w:t>
+      </w:r>
+      <w:proofErr w:type="spellEnd"/>
+      <w:r>
+        <w:rPr>
+          <w:b/>
+          <w:sz w:val="26"/>
+          <w:szCs w:val="26"/>
+          <w:lang w:val="fr-FR"/>
+        </w:rPr>
+        <w:t xml:space="preserve"> </w:t>
+      </w:r>
+      <w:proofErr w:type="spellStart"/>
+      <w:r>
+        <w:rPr>
+          <w:b/>
+          <w:sz w:val="26"/>
+          <w:szCs w:val="26"/>
+          <w:lang w:val="fr-FR"/>
+        </w:rPr>
+        <w:t>đăng</w:t>
+      </w:r>
+      <w:proofErr w:type="spellEnd"/>
+      <w:r>
+        <w:rPr>
+          <w:b/>
+          <w:sz w:val="26"/>
+          <w:szCs w:val="26"/>
+          <w:lang w:val="fr-FR"/>
+        </w:rPr>
+        <w:t xml:space="preserve"> </w:t>
+      </w:r>
+      <w:proofErr w:type="spellStart"/>
+      <w:r>
+        <w:rPr>
+          <w:b/>
+          <w:sz w:val="26"/>
+          <w:szCs w:val="26"/>
+          <w:lang w:val="fr-FR"/>
+        </w:rPr>
+        <w:t>ký</w:t>
+      </w:r>
+      <w:proofErr w:type="spellEnd"/>
+      <w:r>
+        <w:rPr>
+          <w:b/>
+          <w:sz w:val="26"/>
+          <w:szCs w:val="26"/>
+          <w:lang w:val="fr-FR"/>
+        </w:rPr>
+        <w:t xml:space="preserve"> </w:t>
+      </w:r>
+      <w:proofErr w:type="spellStart"/>
+      <w:r>
+        <w:rPr>
+          <w:b/>
+          <w:sz w:val="26"/>
+          <w:szCs w:val="26"/>
+          <w:lang w:val="fr-FR"/>
+        </w:rPr>
+        <w:t>đầu</w:t>
+      </w:r>
+      <w:proofErr w:type="spellEnd"/>
+      <w:r>
+        <w:rPr>
+          <w:b/>
+          <w:sz w:val="26"/>
+          <w:szCs w:val="26"/>
+          <w:lang w:val="fr-FR"/>
+        </w:rPr>
+        <w:t xml:space="preserve"> </w:t>
+      </w:r>
+      <w:proofErr w:type="spellStart"/>
+      <w:r>
+        <w:rPr>
+          <w:b/>
+          <w:sz w:val="26"/>
+          <w:szCs w:val="26"/>
+          <w:lang w:val="fr-FR"/>
+        </w:rPr>
+        <w:t>tư</w:t>
+      </w:r>
+      <w:proofErr w:type="spellEnd"/>
+      <w:r>
+        <w:rPr>
+          <w:b/>
+          <w:sz w:val="26"/>
+          <w:szCs w:val="26"/>
+          <w:lang w:val="fr-FR"/>
+        </w:rPr>
+        <w:t xml:space="preserve"> </w:t>
+      </w:r>
+      <w:proofErr w:type="spellStart"/>
+      <w:r>
+        <w:rPr>
+          <w:b/>
+          <w:sz w:val="26"/>
+          <w:szCs w:val="26"/>
+          <w:lang w:val="fr-FR"/>
+        </w:rPr>
+        <w:t>hoặc</w:t>
+      </w:r>
+      <w:proofErr w:type="spellEnd"/>
+      <w:r>
+        <w:rPr>
+          <w:b/>
+          <w:sz w:val="26"/>
+          <w:szCs w:val="26"/>
+          <w:lang w:val="fr-FR"/>
+        </w:rPr>
+        <w:t xml:space="preserve"> </w:t>
+      </w:r>
+      <w:proofErr w:type="spellStart"/>
+      <w:r>
+        <w:rPr>
+          <w:b/>
+          <w:sz w:val="26"/>
+          <w:szCs w:val="26"/>
+          <w:lang w:val="fr-FR"/>
+        </w:rPr>
+        <w:t>Quyết</w:t>
+      </w:r>
+      <w:proofErr w:type="spellEnd"/>
+      <w:r>
+        <w:rPr>
+          <w:b/>
+          <w:sz w:val="26"/>
+          <w:szCs w:val="26"/>
+          <w:lang w:val="fr-FR"/>
+        </w:rPr>
+        <w:t xml:space="preserve"> </w:t>
+      </w:r>
+      <w:proofErr w:type="spellStart"/>
+      <w:r>
+        <w:rPr>
+          <w:b/>
+          <w:sz w:val="26"/>
+          <w:szCs w:val="26"/>
+          <w:lang w:val="fr-FR"/>
+        </w:rPr>
+        <w:t>định</w:t>
+      </w:r>
+      <w:proofErr w:type="spellEnd"/>
+      <w:r>
+        <w:rPr>
+          <w:b/>
+          <w:sz w:val="26"/>
+          <w:szCs w:val="26"/>
+          <w:lang w:val="fr-FR"/>
+        </w:rPr>
+        <w:t xml:space="preserve"> </w:t>
+      </w:r>
+      <w:proofErr w:type="spellStart"/>
+      <w:r>
+        <w:rPr>
+          <w:b/>
+          <w:sz w:val="26"/>
+          <w:szCs w:val="26"/>
+          <w:lang w:val="fr-FR"/>
+        </w:rPr>
+        <w:t>chấp</w:t>
+      </w:r>
+      <w:proofErr w:type="spellEnd"/>
+      <w:r>
+        <w:rPr>
+          <w:b/>
+          <w:sz w:val="26"/>
+          <w:szCs w:val="26"/>
+          <w:lang w:val="fr-FR"/>
+        </w:rPr>
+        <w:t xml:space="preserve"> </w:t>
+      </w:r>
+      <w:proofErr w:type="spellStart"/>
+      <w:r>
+        <w:rPr>
+          <w:b/>
+          <w:sz w:val="26"/>
+          <w:szCs w:val="26"/>
+          <w:lang w:val="fr-FR"/>
+        </w:rPr>
+        <w:t>thuận</w:t>
+      </w:r>
+      <w:proofErr w:type="spellEnd"/>
+      <w:r>
+        <w:rPr>
+          <w:b/>
+          <w:sz w:val="26"/>
+          <w:szCs w:val="26"/>
+          <w:lang w:val="fr-FR"/>
+        </w:rPr>
+        <w:t xml:space="preserve"> </w:t>
+      </w:r>
+      <w:proofErr w:type="spellStart"/>
+      <w:r>
+        <w:rPr>
+          <w:b/>
+          <w:sz w:val="26"/>
+          <w:szCs w:val="26"/>
+          <w:lang w:val="fr-FR"/>
+        </w:rPr>
+        <w:t>chủ</w:t>
+      </w:r>
+      <w:proofErr w:type="spellEnd"/>
+      <w:r>
+        <w:rPr>
+          <w:b/>
+          <w:sz w:val="26"/>
+          <w:szCs w:val="26"/>
+          <w:lang w:val="fr-FR"/>
+        </w:rPr>
+        <w:t xml:space="preserve"> </w:t>
+      </w:r>
+      <w:proofErr w:type="spellStart"/>
+      <w:r>
+        <w:rPr>
+          <w:b/>
+          <w:sz w:val="26"/>
+          <w:szCs w:val="26"/>
+          <w:lang w:val="fr-FR"/>
+        </w:rPr>
+        <w:t>trương</w:t>
+      </w:r>
+      <w:proofErr w:type="spellEnd"/>
+      <w:r>
+        <w:rPr>
+          <w:b/>
+          <w:sz w:val="26"/>
+          <w:szCs w:val="26"/>
+          <w:lang w:val="fr-FR"/>
+        </w:rPr>
+        <w:t xml:space="preserve"> </w:t>
+      </w:r>
+      <w:proofErr w:type="spellStart"/>
+      <w:r>
+        <w:rPr>
+          <w:b/>
+          <w:sz w:val="26"/>
+          <w:szCs w:val="26"/>
+          <w:lang w:val="fr-FR"/>
+        </w:rPr>
+        <w:t>đầu</w:t>
+      </w:r>
+      <w:proofErr w:type="spellEnd"/>
+      <w:r>
+        <w:rPr>
+          <w:b/>
+          <w:sz w:val="26"/>
+          <w:szCs w:val="26"/>
+          <w:lang w:val="fr-FR"/>
+        </w:rPr>
+        <w:t xml:space="preserve"> </w:t>
+      </w:r>
+      <w:proofErr w:type="spellStart"/>
+      <w:r>
+        <w:rPr>
+          <w:b/>
+          <w:sz w:val="26"/>
+          <w:szCs w:val="26"/>
+          <w:lang w:val="fr-FR"/>
+        </w:rPr>
+        <w:t>tư</w:t>
+      </w:r>
+      <w:proofErr w:type="spellEnd"/>
+      <w:r>
+        <w:rPr>
+          <w:b/>
+          <w:sz w:val="26"/>
+          <w:szCs w:val="26"/>
+          <w:lang w:val="fr-FR"/>
+        </w:rPr>
+        <w:t xml:space="preserve"> </w:t>
+      </w:r>
+      <w:r>
+        <w:rPr>
+          <w:i/>
+          <w:sz w:val="26"/>
+          <w:szCs w:val="26"/>
+          <w:lang w:val="fr-FR"/>
+        </w:rPr>
+        <w:t>(</w:t>
+      </w:r>
+      <w:proofErr w:type="spellStart"/>
+      <w:r>
+        <w:rPr>
+          <w:i/>
+          <w:sz w:val="26"/>
+          <w:szCs w:val="26"/>
+          <w:lang w:val="fr-FR"/>
+        </w:rPr>
+        <w:t>nếu</w:t>
+      </w:r>
+      <w:proofErr w:type="spellEnd"/>
+      <w:r>
+        <w:rPr>
+          <w:i/>
+          <w:sz w:val="26"/>
+          <w:szCs w:val="26"/>
+          <w:lang w:val="fr-FR"/>
+        </w:rPr>
+        <w:t xml:space="preserve"> </w:t>
+      </w:r>
+      <w:proofErr w:type="spellStart"/>
+      <w:r>
+        <w:rPr>
+          <w:i/>
+          <w:sz w:val="26"/>
+          <w:szCs w:val="26"/>
+          <w:lang w:val="fr-FR"/>
+        </w:rPr>
+        <w:t>có</w:t>
+      </w:r>
+      <w:proofErr w:type="spellEnd"/>
+      <w:r>
+        <w:rPr>
+          <w:i/>
+          <w:sz w:val="26"/>
+          <w:szCs w:val="26"/>
+          <w:lang w:val="fr-FR"/>
+        </w:rPr>
+        <w:t>)</w:t>
       </w:r>
       <w:r>
         <w:rPr>
@@ -1636,23 +4788,745 @@
           <w:szCs w:val="26"/>
           <w:lang w:val="fr-FR"/>
         </w:rPr>
-        <w:t xml:space="preserve">- Việc đăng ký tài khoản báo cáo tình hình thực hiện dự án </w:t>
-      </w:r>
-      <w:r>
-        <w:rPr>
-          <w:sz w:val="26"/>
-          <w:szCs w:val="26"/>
-          <w:lang w:val="fr-FR"/>
-        </w:rPr>
-        <w:t xml:space="preserve">trên trang web của Bộ Tài chính : </w:t>
-      </w:r>
-      <w:r>
-        <w:rPr>
-          <w:sz w:val="26"/>
-          <w:szCs w:val="26"/>
-          <w:lang w:val="fr-FR"/>
-        </w:rPr>
-        <w:t>Dự án đã được Cơ quan quản lý cấp tài khoản để báo cáo tình hình thực hiện dự án theo năm.</w:t>
+        <w:t xml:space="preserve">- </w:t>
+      </w:r>
+      <w:proofErr w:type="spellStart"/>
+      <w:r>
+        <w:rPr>
+          <w:sz w:val="26"/>
+          <w:szCs w:val="26"/>
+          <w:lang w:val="fr-FR"/>
+        </w:rPr>
+        <w:t>Việc</w:t>
+      </w:r>
+      <w:proofErr w:type="spellEnd"/>
+      <w:r>
+        <w:rPr>
+          <w:sz w:val="26"/>
+          <w:szCs w:val="26"/>
+          <w:lang w:val="fr-FR"/>
+        </w:rPr>
+        <w:t xml:space="preserve"> </w:t>
+      </w:r>
+      <w:proofErr w:type="spellStart"/>
+      <w:r>
+        <w:rPr>
+          <w:sz w:val="26"/>
+          <w:szCs w:val="26"/>
+          <w:lang w:val="fr-FR"/>
+        </w:rPr>
+        <w:t>đăng</w:t>
+      </w:r>
+      <w:proofErr w:type="spellEnd"/>
+      <w:r>
+        <w:rPr>
+          <w:sz w:val="26"/>
+          <w:szCs w:val="26"/>
+          <w:lang w:val="fr-FR"/>
+        </w:rPr>
+        <w:t xml:space="preserve"> </w:t>
+      </w:r>
+      <w:proofErr w:type="spellStart"/>
+      <w:r>
+        <w:rPr>
+          <w:sz w:val="26"/>
+          <w:szCs w:val="26"/>
+          <w:lang w:val="fr-FR"/>
+        </w:rPr>
+        <w:t>ký</w:t>
+      </w:r>
+      <w:proofErr w:type="spellEnd"/>
+      <w:r>
+        <w:rPr>
+          <w:sz w:val="26"/>
+          <w:szCs w:val="26"/>
+          <w:lang w:val="fr-FR"/>
+        </w:rPr>
+        <w:t xml:space="preserve"> </w:t>
+      </w:r>
+      <w:proofErr w:type="spellStart"/>
+      <w:r>
+        <w:rPr>
+          <w:sz w:val="26"/>
+          <w:szCs w:val="26"/>
+          <w:lang w:val="fr-FR"/>
+        </w:rPr>
+        <w:t>tài</w:t>
+      </w:r>
+      <w:proofErr w:type="spellEnd"/>
+      <w:r>
+        <w:rPr>
+          <w:sz w:val="26"/>
+          <w:szCs w:val="26"/>
+          <w:lang w:val="fr-FR"/>
+        </w:rPr>
+        <w:t xml:space="preserve"> </w:t>
+      </w:r>
+      <w:proofErr w:type="spellStart"/>
+      <w:r>
+        <w:rPr>
+          <w:sz w:val="26"/>
+          <w:szCs w:val="26"/>
+          <w:lang w:val="fr-FR"/>
+        </w:rPr>
+        <w:t>khoản</w:t>
+      </w:r>
+      <w:proofErr w:type="spellEnd"/>
+      <w:r>
+        <w:rPr>
+          <w:sz w:val="26"/>
+          <w:szCs w:val="26"/>
+          <w:lang w:val="fr-FR"/>
+        </w:rPr>
+        <w:t xml:space="preserve"> </w:t>
+      </w:r>
+      <w:proofErr w:type="spellStart"/>
+      <w:r>
+        <w:rPr>
+          <w:sz w:val="26"/>
+          <w:szCs w:val="26"/>
+          <w:lang w:val="fr-FR"/>
+        </w:rPr>
+        <w:t>báo</w:t>
+      </w:r>
+      <w:proofErr w:type="spellEnd"/>
+      <w:r>
+        <w:rPr>
+          <w:sz w:val="26"/>
+          <w:szCs w:val="26"/>
+          <w:lang w:val="fr-FR"/>
+        </w:rPr>
+        <w:t xml:space="preserve"> </w:t>
+      </w:r>
+      <w:proofErr w:type="spellStart"/>
+      <w:r>
+        <w:rPr>
+          <w:sz w:val="26"/>
+          <w:szCs w:val="26"/>
+          <w:lang w:val="fr-FR"/>
+        </w:rPr>
+        <w:t>cáo</w:t>
+      </w:r>
+      <w:proofErr w:type="spellEnd"/>
+      <w:r>
+        <w:rPr>
+          <w:sz w:val="26"/>
+          <w:szCs w:val="26"/>
+          <w:lang w:val="fr-FR"/>
+        </w:rPr>
+        <w:t xml:space="preserve"> </w:t>
+      </w:r>
+      <w:proofErr w:type="spellStart"/>
+      <w:r>
+        <w:rPr>
+          <w:sz w:val="26"/>
+          <w:szCs w:val="26"/>
+          <w:lang w:val="fr-FR"/>
+        </w:rPr>
+        <w:t>tình</w:t>
+      </w:r>
+      <w:proofErr w:type="spellEnd"/>
+      <w:r>
+        <w:rPr>
+          <w:sz w:val="26"/>
+          <w:szCs w:val="26"/>
+          <w:lang w:val="fr-FR"/>
+        </w:rPr>
+        <w:t xml:space="preserve"> </w:t>
+      </w:r>
+      <w:proofErr w:type="spellStart"/>
+      <w:r>
+        <w:rPr>
+          <w:sz w:val="26"/>
+          <w:szCs w:val="26"/>
+          <w:lang w:val="fr-FR"/>
+        </w:rPr>
+        <w:t>hình</w:t>
+      </w:r>
+      <w:proofErr w:type="spellEnd"/>
+      <w:r>
+        <w:rPr>
+          <w:sz w:val="26"/>
+          <w:szCs w:val="26"/>
+          <w:lang w:val="fr-FR"/>
+        </w:rPr>
+        <w:t xml:space="preserve"> </w:t>
+      </w:r>
+      <w:proofErr w:type="spellStart"/>
+      <w:r>
+        <w:rPr>
+          <w:sz w:val="26"/>
+          <w:szCs w:val="26"/>
+          <w:lang w:val="fr-FR"/>
+        </w:rPr>
+        <w:t>thực</w:t>
+      </w:r>
+      <w:proofErr w:type="spellEnd"/>
+      <w:r>
+        <w:rPr>
+          <w:sz w:val="26"/>
+          <w:szCs w:val="26"/>
+          <w:lang w:val="fr-FR"/>
+        </w:rPr>
+        <w:t xml:space="preserve"> </w:t>
+      </w:r>
+      <w:proofErr w:type="spellStart"/>
+      <w:r>
+        <w:rPr>
+          <w:sz w:val="26"/>
+          <w:szCs w:val="26"/>
+          <w:lang w:val="fr-FR"/>
+        </w:rPr>
+        <w:t>hiện</w:t>
+      </w:r>
+      <w:proofErr w:type="spellEnd"/>
+      <w:r>
+        <w:rPr>
+          <w:sz w:val="26"/>
+          <w:szCs w:val="26"/>
+          <w:lang w:val="fr-FR"/>
+        </w:rPr>
+        <w:t xml:space="preserve"> </w:t>
+      </w:r>
+      <w:proofErr w:type="spellStart"/>
+      <w:r>
+        <w:rPr>
+          <w:sz w:val="26"/>
+          <w:szCs w:val="26"/>
+          <w:lang w:val="fr-FR"/>
+        </w:rPr>
+        <w:t>dự</w:t>
+      </w:r>
+      <w:proofErr w:type="spellEnd"/>
+      <w:r>
+        <w:rPr>
+          <w:sz w:val="26"/>
+          <w:szCs w:val="26"/>
+          <w:lang w:val="fr-FR"/>
+        </w:rPr>
+        <w:t xml:space="preserve"> </w:t>
+      </w:r>
+      <w:proofErr w:type="spellStart"/>
+      <w:r>
+        <w:rPr>
+          <w:sz w:val="26"/>
+          <w:szCs w:val="26"/>
+          <w:lang w:val="fr-FR"/>
+        </w:rPr>
+        <w:t>án</w:t>
+      </w:r>
+      <w:proofErr w:type="spellEnd"/>
+      <w:r>
+        <w:rPr>
+          <w:sz w:val="26"/>
+          <w:szCs w:val="26"/>
+          <w:lang w:val="fr-FR"/>
+        </w:rPr>
+        <w:t xml:space="preserve"> </w:t>
+      </w:r>
+      <w:proofErr w:type="spellStart"/>
+      <w:r>
+        <w:rPr>
+          <w:sz w:val="26"/>
+          <w:szCs w:val="26"/>
+          <w:lang w:val="fr-FR"/>
+        </w:rPr>
+        <w:t>trên</w:t>
+      </w:r>
+      <w:proofErr w:type="spellEnd"/>
+      <w:r>
+        <w:rPr>
+          <w:sz w:val="26"/>
+          <w:szCs w:val="26"/>
+          <w:lang w:val="fr-FR"/>
+        </w:rPr>
+        <w:t xml:space="preserve"> </w:t>
+      </w:r>
+      <w:proofErr w:type="spellStart"/>
+      <w:r>
+        <w:rPr>
+          <w:sz w:val="26"/>
+          <w:szCs w:val="26"/>
+          <w:lang w:val="fr-FR"/>
+        </w:rPr>
+        <w:t>trang</w:t>
+      </w:r>
+      <w:proofErr w:type="spellEnd"/>
+      <w:r>
+        <w:rPr>
+          <w:sz w:val="26"/>
+          <w:szCs w:val="26"/>
+          <w:lang w:val="fr-FR"/>
+        </w:rPr>
+        <w:t xml:space="preserve"> web </w:t>
+      </w:r>
+      <w:proofErr w:type="spellStart"/>
+      <w:r>
+        <w:rPr>
+          <w:sz w:val="26"/>
+          <w:szCs w:val="26"/>
+          <w:lang w:val="fr-FR"/>
+        </w:rPr>
+        <w:t>của</w:t>
+      </w:r>
+      <w:proofErr w:type="spellEnd"/>
+      <w:r>
+        <w:rPr>
+          <w:sz w:val="26"/>
+          <w:szCs w:val="26"/>
+          <w:lang w:val="fr-FR"/>
+        </w:rPr>
+        <w:t xml:space="preserve"> </w:t>
+      </w:r>
+      <w:proofErr w:type="spellStart"/>
+      <w:r>
+        <w:rPr>
+          <w:sz w:val="26"/>
+          <w:szCs w:val="26"/>
+          <w:lang w:val="fr-FR"/>
+        </w:rPr>
+        <w:t>Bộ</w:t>
+      </w:r>
+      <w:proofErr w:type="spellEnd"/>
+      <w:r>
+        <w:rPr>
+          <w:sz w:val="26"/>
+          <w:szCs w:val="26"/>
+          <w:lang w:val="fr-FR"/>
+        </w:rPr>
+        <w:t xml:space="preserve"> </w:t>
+      </w:r>
+      <w:proofErr w:type="spellStart"/>
+      <w:r>
+        <w:rPr>
+          <w:sz w:val="26"/>
+          <w:szCs w:val="26"/>
+          <w:lang w:val="fr-FR"/>
+        </w:rPr>
+        <w:t>Tài</w:t>
+      </w:r>
+      <w:proofErr w:type="spellEnd"/>
+      <w:r>
+        <w:rPr>
+          <w:sz w:val="26"/>
+          <w:szCs w:val="26"/>
+          <w:lang w:val="fr-FR"/>
+        </w:rPr>
+        <w:t xml:space="preserve"> </w:t>
+      </w:r>
+      <w:proofErr w:type="spellStart"/>
+      <w:r>
+        <w:rPr>
+          <w:sz w:val="26"/>
+          <w:szCs w:val="26"/>
+          <w:lang w:val="fr-FR"/>
+        </w:rPr>
+        <w:t>chính</w:t>
+      </w:r>
+      <w:proofErr w:type="spellEnd"/>
+      <w:r>
+        <w:rPr>
+          <w:sz w:val="26"/>
+          <w:szCs w:val="26"/>
+          <w:lang w:val="fr-FR"/>
+        </w:rPr>
+        <w:t xml:space="preserve"> : </w:t>
+      </w:r>
+      <w:proofErr w:type="spellStart"/>
+      <w:r>
+        <w:rPr>
+          <w:sz w:val="26"/>
+          <w:szCs w:val="26"/>
+          <w:lang w:val="fr-FR"/>
+        </w:rPr>
+        <w:t>Dự</w:t>
+      </w:r>
+      <w:proofErr w:type="spellEnd"/>
+      <w:r>
+        <w:rPr>
+          <w:sz w:val="26"/>
+          <w:szCs w:val="26"/>
+          <w:lang w:val="fr-FR"/>
+        </w:rPr>
+        <w:t xml:space="preserve"> </w:t>
+      </w:r>
+      <w:proofErr w:type="spellStart"/>
+      <w:r>
+        <w:rPr>
+          <w:sz w:val="26"/>
+          <w:szCs w:val="26"/>
+          <w:lang w:val="fr-FR"/>
+        </w:rPr>
+        <w:t>án</w:t>
+      </w:r>
+      <w:proofErr w:type="spellEnd"/>
+      <w:r>
+        <w:rPr>
+          <w:sz w:val="26"/>
+          <w:szCs w:val="26"/>
+          <w:lang w:val="fr-FR"/>
+        </w:rPr>
+        <w:t xml:space="preserve"> </w:t>
+      </w:r>
+      <w:proofErr w:type="spellStart"/>
+      <w:r>
+        <w:rPr>
+          <w:sz w:val="26"/>
+          <w:szCs w:val="26"/>
+          <w:lang w:val="fr-FR"/>
+        </w:rPr>
+        <w:t>đa</w:t>
+      </w:r>
+      <w:proofErr w:type="spellEnd"/>
+      <w:r>
+        <w:rPr>
+          <w:sz w:val="26"/>
+          <w:szCs w:val="26"/>
+          <w:lang w:val="fr-FR"/>
+        </w:rPr>
+        <w:t xml:space="preserve">̃ </w:t>
+      </w:r>
+      <w:proofErr w:type="spellStart"/>
+      <w:r>
+        <w:rPr>
+          <w:sz w:val="26"/>
+          <w:szCs w:val="26"/>
+          <w:lang w:val="fr-FR"/>
+        </w:rPr>
+        <w:t>được</w:t>
+      </w:r>
+      <w:proofErr w:type="spellEnd"/>
+      <w:r>
+        <w:rPr>
+          <w:sz w:val="26"/>
+          <w:szCs w:val="26"/>
+          <w:lang w:val="fr-FR"/>
+        </w:rPr>
+        <w:t xml:space="preserve"> </w:t>
+      </w:r>
+      <w:proofErr w:type="spellStart"/>
+      <w:r>
+        <w:rPr>
+          <w:sz w:val="26"/>
+          <w:szCs w:val="26"/>
+          <w:lang w:val="fr-FR"/>
+        </w:rPr>
+        <w:t>Cơ</w:t>
+      </w:r>
+      <w:proofErr w:type="spellEnd"/>
+      <w:r>
+        <w:rPr>
+          <w:sz w:val="26"/>
+          <w:szCs w:val="26"/>
+          <w:lang w:val="fr-FR"/>
+        </w:rPr>
+        <w:t xml:space="preserve"> </w:t>
+      </w:r>
+      <w:proofErr w:type="spellStart"/>
+      <w:r>
+        <w:rPr>
+          <w:sz w:val="26"/>
+          <w:szCs w:val="26"/>
+          <w:lang w:val="fr-FR"/>
+        </w:rPr>
+        <w:t>quan</w:t>
+      </w:r>
+      <w:proofErr w:type="spellEnd"/>
+      <w:r>
+        <w:rPr>
+          <w:sz w:val="26"/>
+          <w:szCs w:val="26"/>
+          <w:lang w:val="fr-FR"/>
+        </w:rPr>
+        <w:t xml:space="preserve"> </w:t>
+      </w:r>
+      <w:proofErr w:type="spellStart"/>
+      <w:r>
+        <w:rPr>
+          <w:sz w:val="26"/>
+          <w:szCs w:val="26"/>
+          <w:lang w:val="fr-FR"/>
+        </w:rPr>
+        <w:t>quản</w:t>
+      </w:r>
+      <w:proofErr w:type="spellEnd"/>
+      <w:r>
+        <w:rPr>
+          <w:sz w:val="26"/>
+          <w:szCs w:val="26"/>
+          <w:lang w:val="fr-FR"/>
+        </w:rPr>
+        <w:t xml:space="preserve"> </w:t>
+      </w:r>
+      <w:proofErr w:type="spellStart"/>
+      <w:r>
+        <w:rPr>
+          <w:sz w:val="26"/>
+          <w:szCs w:val="26"/>
+          <w:lang w:val="fr-FR"/>
+        </w:rPr>
+        <w:t>lý</w:t>
+      </w:r>
+      <w:proofErr w:type="spellEnd"/>
+      <w:r>
+        <w:rPr>
+          <w:sz w:val="26"/>
+          <w:szCs w:val="26"/>
+          <w:lang w:val="fr-FR"/>
+        </w:rPr>
+        <w:t xml:space="preserve"> </w:t>
+      </w:r>
+      <w:proofErr w:type="spellStart"/>
+      <w:r>
+        <w:rPr>
+          <w:sz w:val="26"/>
+          <w:szCs w:val="26"/>
+          <w:lang w:val="fr-FR"/>
+        </w:rPr>
+        <w:t>cấp</w:t>
+      </w:r>
+      <w:proofErr w:type="spellEnd"/>
+      <w:r>
+        <w:rPr>
+          <w:sz w:val="26"/>
+          <w:szCs w:val="26"/>
+          <w:lang w:val="fr-FR"/>
+        </w:rPr>
+        <w:t xml:space="preserve"> </w:t>
+      </w:r>
+      <w:proofErr w:type="spellStart"/>
+      <w:r>
+        <w:rPr>
+          <w:sz w:val="26"/>
+          <w:szCs w:val="26"/>
+          <w:lang w:val="fr-FR"/>
+        </w:rPr>
+        <w:t>tài</w:t>
+      </w:r>
+      <w:proofErr w:type="spellEnd"/>
+      <w:r>
+        <w:rPr>
+          <w:sz w:val="26"/>
+          <w:szCs w:val="26"/>
+          <w:lang w:val="fr-FR"/>
+        </w:rPr>
+        <w:t xml:space="preserve"> </w:t>
+      </w:r>
+      <w:proofErr w:type="spellStart"/>
+      <w:r>
+        <w:rPr>
+          <w:sz w:val="26"/>
+          <w:szCs w:val="26"/>
+          <w:lang w:val="fr-FR"/>
+        </w:rPr>
+        <w:t>khoản</w:t>
+      </w:r>
+      <w:proofErr w:type="spellEnd"/>
+      <w:r>
+        <w:rPr>
+          <w:sz w:val="26"/>
+          <w:szCs w:val="26"/>
+          <w:lang w:val="fr-FR"/>
+        </w:rPr>
+        <w:t xml:space="preserve"> </w:t>
+      </w:r>
+      <w:proofErr w:type="spellStart"/>
+      <w:r>
+        <w:rPr>
+          <w:sz w:val="26"/>
+          <w:szCs w:val="26"/>
+          <w:lang w:val="fr-FR"/>
+        </w:rPr>
+        <w:t>để</w:t>
+      </w:r>
+      <w:proofErr w:type="spellEnd"/>
+      <w:r>
+        <w:rPr>
+          <w:sz w:val="26"/>
+          <w:szCs w:val="26"/>
+          <w:lang w:val="fr-FR"/>
+        </w:rPr>
+        <w:t xml:space="preserve"> </w:t>
+      </w:r>
+      <w:proofErr w:type="spellStart"/>
+      <w:r>
+        <w:rPr>
+          <w:sz w:val="26"/>
+          <w:szCs w:val="26"/>
+          <w:lang w:val="fr-FR"/>
+        </w:rPr>
+        <w:t>báo</w:t>
+      </w:r>
+      <w:proofErr w:type="spellEnd"/>
+      <w:r>
+        <w:rPr>
+          <w:sz w:val="26"/>
+          <w:szCs w:val="26"/>
+          <w:lang w:val="fr-FR"/>
+        </w:rPr>
+        <w:t xml:space="preserve"> </w:t>
+      </w:r>
+      <w:proofErr w:type="spellStart"/>
+      <w:r>
+        <w:rPr>
+          <w:sz w:val="26"/>
+          <w:szCs w:val="26"/>
+          <w:lang w:val="fr-FR"/>
+        </w:rPr>
+        <w:t>cáo</w:t>
+      </w:r>
+      <w:proofErr w:type="spellEnd"/>
+      <w:r>
+        <w:rPr>
+          <w:sz w:val="26"/>
+          <w:szCs w:val="26"/>
+          <w:lang w:val="fr-FR"/>
+        </w:rPr>
+        <w:t xml:space="preserve"> </w:t>
+      </w:r>
+      <w:proofErr w:type="spellStart"/>
+      <w:r>
+        <w:rPr>
+          <w:sz w:val="26"/>
+          <w:szCs w:val="26"/>
+          <w:lang w:val="fr-FR"/>
+        </w:rPr>
+        <w:t>tình</w:t>
+      </w:r>
+      <w:proofErr w:type="spellEnd"/>
+      <w:r>
+        <w:rPr>
+          <w:sz w:val="26"/>
+          <w:szCs w:val="26"/>
+          <w:lang w:val="fr-FR"/>
+        </w:rPr>
+        <w:t xml:space="preserve"> </w:t>
+      </w:r>
+      <w:proofErr w:type="spellStart"/>
+      <w:r>
+        <w:rPr>
+          <w:sz w:val="26"/>
+          <w:szCs w:val="26"/>
+          <w:lang w:val="fr-FR"/>
+        </w:rPr>
+        <w:t>hình</w:t>
+      </w:r>
+      <w:proofErr w:type="spellEnd"/>
+      <w:r>
+        <w:rPr>
+          <w:sz w:val="26"/>
+          <w:szCs w:val="26"/>
+          <w:lang w:val="fr-FR"/>
+        </w:rPr>
+        <w:t xml:space="preserve"> </w:t>
+      </w:r>
+      <w:proofErr w:type="spellStart"/>
+      <w:r>
+        <w:rPr>
+          <w:sz w:val="26"/>
+          <w:szCs w:val="26"/>
+          <w:lang w:val="fr-FR"/>
+        </w:rPr>
+        <w:t>thực</w:t>
+      </w:r>
+      <w:proofErr w:type="spellEnd"/>
+      <w:r>
+        <w:rPr>
+          <w:sz w:val="26"/>
+          <w:szCs w:val="26"/>
+          <w:lang w:val="fr-FR"/>
+        </w:rPr>
+        <w:t xml:space="preserve"> </w:t>
+      </w:r>
+      <w:proofErr w:type="spellStart"/>
+      <w:r>
+        <w:rPr>
+          <w:sz w:val="26"/>
+          <w:szCs w:val="26"/>
+          <w:lang w:val="fr-FR"/>
+        </w:rPr>
+        <w:t>hiện</w:t>
+      </w:r>
+      <w:proofErr w:type="spellEnd"/>
+      <w:r>
+        <w:rPr>
+          <w:sz w:val="26"/>
+          <w:szCs w:val="26"/>
+          <w:lang w:val="fr-FR"/>
+        </w:rPr>
+        <w:t xml:space="preserve"> </w:t>
+      </w:r>
+      <w:proofErr w:type="spellStart"/>
+      <w:r>
+        <w:rPr>
+          <w:sz w:val="26"/>
+          <w:szCs w:val="26"/>
+          <w:lang w:val="fr-FR"/>
+        </w:rPr>
+        <w:t>dự</w:t>
+      </w:r>
+      <w:proofErr w:type="spellEnd"/>
+      <w:r>
+        <w:rPr>
+          <w:sz w:val="26"/>
+          <w:szCs w:val="26"/>
+          <w:lang w:val="fr-FR"/>
+        </w:rPr>
+        <w:t xml:space="preserve"> </w:t>
+      </w:r>
+      <w:proofErr w:type="spellStart"/>
+      <w:r>
+        <w:rPr>
+          <w:sz w:val="26"/>
+          <w:szCs w:val="26"/>
+          <w:lang w:val="fr-FR"/>
+        </w:rPr>
+        <w:t>án</w:t>
+      </w:r>
+      <w:proofErr w:type="spellEnd"/>
+      <w:r>
+        <w:rPr>
+          <w:sz w:val="26"/>
+          <w:szCs w:val="26"/>
+          <w:lang w:val="fr-FR"/>
+        </w:rPr>
+        <w:t xml:space="preserve"> </w:t>
+      </w:r>
+      <w:proofErr w:type="spellStart"/>
+      <w:r>
+        <w:rPr>
+          <w:sz w:val="26"/>
+          <w:szCs w:val="26"/>
+          <w:lang w:val="fr-FR"/>
+        </w:rPr>
+        <w:t>theo</w:t>
+      </w:r>
+      <w:proofErr w:type="spellEnd"/>
+      <w:r>
+        <w:rPr>
+          <w:sz w:val="26"/>
+          <w:szCs w:val="26"/>
+          <w:lang w:val="fr-FR"/>
+        </w:rPr>
+        <w:t xml:space="preserve"> </w:t>
+      </w:r>
+      <w:proofErr w:type="spellStart"/>
+      <w:r>
+        <w:rPr>
+          <w:sz w:val="26"/>
+          <w:szCs w:val="26"/>
+          <w:lang w:val="fr-FR"/>
+        </w:rPr>
+        <w:t>năm</w:t>
+      </w:r>
+      <w:proofErr w:type="spellEnd"/>
+      <w:r>
+        <w:rPr>
+          <w:sz w:val="26"/>
+          <w:szCs w:val="26"/>
+          <w:lang w:val="fr-FR"/>
+        </w:rPr>
+        <w:t>.</w:t>
       </w:r>
     </w:p>
     <w:p>
@@ -1674,23 +5548,627 @@
           <w:szCs w:val="26"/>
           <w:lang w:val="fr-FR"/>
         </w:rPr>
-        <w:t>- Việc thực hiện các quy định về cấp Giấy ch</w:t>
-      </w:r>
-      <w:r>
-        <w:rPr>
-          <w:sz w:val="26"/>
-          <w:szCs w:val="26"/>
-          <w:lang w:val="fr-FR"/>
-        </w:rPr>
-        <w:t xml:space="preserve">ứng nhận đủ điều kiện hoạt động : </w:t>
-      </w:r>
-      <w:r>
-        <w:rPr>
-          <w:sz w:val="26"/>
-          <w:szCs w:val="26"/>
-          <w:lang w:val="fr-FR"/>
-        </w:rPr>
-        <w:t>Dự án không có mục tiêu phải thực hiện cấp Giấy chứng nhận đủ điều kiện hoạt động.</w:t>
+        <w:t xml:space="preserve">- </w:t>
+      </w:r>
+      <w:proofErr w:type="spellStart"/>
+      <w:r>
+        <w:rPr>
+          <w:sz w:val="26"/>
+          <w:szCs w:val="26"/>
+          <w:lang w:val="fr-FR"/>
+        </w:rPr>
+        <w:t>Việc</w:t>
+      </w:r>
+      <w:proofErr w:type="spellEnd"/>
+      <w:r>
+        <w:rPr>
+          <w:sz w:val="26"/>
+          <w:szCs w:val="26"/>
+          <w:lang w:val="fr-FR"/>
+        </w:rPr>
+        <w:t xml:space="preserve"> </w:t>
+      </w:r>
+      <w:proofErr w:type="spellStart"/>
+      <w:r>
+        <w:rPr>
+          <w:sz w:val="26"/>
+          <w:szCs w:val="26"/>
+          <w:lang w:val="fr-FR"/>
+        </w:rPr>
+        <w:t>thực</w:t>
+      </w:r>
+      <w:proofErr w:type="spellEnd"/>
+      <w:r>
+        <w:rPr>
+          <w:sz w:val="26"/>
+          <w:szCs w:val="26"/>
+          <w:lang w:val="fr-FR"/>
+        </w:rPr>
+        <w:t xml:space="preserve"> </w:t>
+      </w:r>
+      <w:proofErr w:type="spellStart"/>
+      <w:r>
+        <w:rPr>
+          <w:sz w:val="26"/>
+          <w:szCs w:val="26"/>
+          <w:lang w:val="fr-FR"/>
+        </w:rPr>
+        <w:t>hiện</w:t>
+      </w:r>
+      <w:proofErr w:type="spellEnd"/>
+      <w:r>
+        <w:rPr>
+          <w:sz w:val="26"/>
+          <w:szCs w:val="26"/>
+          <w:lang w:val="fr-FR"/>
+        </w:rPr>
+        <w:t xml:space="preserve"> </w:t>
+      </w:r>
+      <w:proofErr w:type="spellStart"/>
+      <w:r>
+        <w:rPr>
+          <w:sz w:val="26"/>
+          <w:szCs w:val="26"/>
+          <w:lang w:val="fr-FR"/>
+        </w:rPr>
+        <w:t>các</w:t>
+      </w:r>
+      <w:proofErr w:type="spellEnd"/>
+      <w:r>
+        <w:rPr>
+          <w:sz w:val="26"/>
+          <w:szCs w:val="26"/>
+          <w:lang w:val="fr-FR"/>
+        </w:rPr>
+        <w:t xml:space="preserve"> </w:t>
+      </w:r>
+      <w:proofErr w:type="spellStart"/>
+      <w:r>
+        <w:rPr>
+          <w:sz w:val="26"/>
+          <w:szCs w:val="26"/>
+          <w:lang w:val="fr-FR"/>
+        </w:rPr>
+        <w:t>quy</w:t>
+      </w:r>
+      <w:proofErr w:type="spellEnd"/>
+      <w:r>
+        <w:rPr>
+          <w:sz w:val="26"/>
+          <w:szCs w:val="26"/>
+          <w:lang w:val="fr-FR"/>
+        </w:rPr>
+        <w:t xml:space="preserve"> </w:t>
+      </w:r>
+      <w:proofErr w:type="spellStart"/>
+      <w:r>
+        <w:rPr>
+          <w:sz w:val="26"/>
+          <w:szCs w:val="26"/>
+          <w:lang w:val="fr-FR"/>
+        </w:rPr>
+        <w:t>định</w:t>
+      </w:r>
+      <w:proofErr w:type="spellEnd"/>
+      <w:r>
+        <w:rPr>
+          <w:sz w:val="26"/>
+          <w:szCs w:val="26"/>
+          <w:lang w:val="fr-FR"/>
+        </w:rPr>
+        <w:t xml:space="preserve"> </w:t>
+      </w:r>
+      <w:proofErr w:type="spellStart"/>
+      <w:r>
+        <w:rPr>
+          <w:sz w:val="26"/>
+          <w:szCs w:val="26"/>
+          <w:lang w:val="fr-FR"/>
+        </w:rPr>
+        <w:t>về</w:t>
+      </w:r>
+      <w:proofErr w:type="spellEnd"/>
+      <w:r>
+        <w:rPr>
+          <w:sz w:val="26"/>
+          <w:szCs w:val="26"/>
+          <w:lang w:val="fr-FR"/>
+        </w:rPr>
+        <w:t xml:space="preserve"> </w:t>
+      </w:r>
+      <w:proofErr w:type="spellStart"/>
+      <w:r>
+        <w:rPr>
+          <w:sz w:val="26"/>
+          <w:szCs w:val="26"/>
+          <w:lang w:val="fr-FR"/>
+        </w:rPr>
+        <w:t>cấp</w:t>
+      </w:r>
+      <w:proofErr w:type="spellEnd"/>
+      <w:r>
+        <w:rPr>
+          <w:sz w:val="26"/>
+          <w:szCs w:val="26"/>
+          <w:lang w:val="fr-FR"/>
+        </w:rPr>
+        <w:t xml:space="preserve"> </w:t>
+      </w:r>
+      <w:proofErr w:type="spellStart"/>
+      <w:r>
+        <w:rPr>
+          <w:sz w:val="26"/>
+          <w:szCs w:val="26"/>
+          <w:lang w:val="fr-FR"/>
+        </w:rPr>
+        <w:t>Giấy</w:t>
+      </w:r>
+      <w:proofErr w:type="spellEnd"/>
+      <w:r>
+        <w:rPr>
+          <w:sz w:val="26"/>
+          <w:szCs w:val="26"/>
+          <w:lang w:val="fr-FR"/>
+        </w:rPr>
+        <w:t xml:space="preserve"> </w:t>
+      </w:r>
+      <w:proofErr w:type="spellStart"/>
+      <w:r>
+        <w:rPr>
+          <w:sz w:val="26"/>
+          <w:szCs w:val="26"/>
+          <w:lang w:val="fr-FR"/>
+        </w:rPr>
+        <w:t>ch</w:t>
+      </w:r>
+      <w:r>
+        <w:rPr>
+          <w:sz w:val="26"/>
+          <w:szCs w:val="26"/>
+          <w:lang w:val="fr-FR"/>
+        </w:rPr>
+        <w:t>ứng</w:t>
+      </w:r>
+      <w:proofErr w:type="spellEnd"/>
+      <w:r>
+        <w:rPr>
+          <w:sz w:val="26"/>
+          <w:szCs w:val="26"/>
+          <w:lang w:val="fr-FR"/>
+        </w:rPr>
+        <w:t xml:space="preserve"> </w:t>
+      </w:r>
+      <w:proofErr w:type="spellStart"/>
+      <w:r>
+        <w:rPr>
+          <w:sz w:val="26"/>
+          <w:szCs w:val="26"/>
+          <w:lang w:val="fr-FR"/>
+        </w:rPr>
+        <w:t>nhận</w:t>
+      </w:r>
+      <w:proofErr w:type="spellEnd"/>
+      <w:r>
+        <w:rPr>
+          <w:sz w:val="26"/>
+          <w:szCs w:val="26"/>
+          <w:lang w:val="fr-FR"/>
+        </w:rPr>
+        <w:t xml:space="preserve"> </w:t>
+      </w:r>
+      <w:proofErr w:type="spellStart"/>
+      <w:r>
+        <w:rPr>
+          <w:sz w:val="26"/>
+          <w:szCs w:val="26"/>
+          <w:lang w:val="fr-FR"/>
+        </w:rPr>
+        <w:t>đủ</w:t>
+      </w:r>
+      <w:proofErr w:type="spellEnd"/>
+      <w:r>
+        <w:rPr>
+          <w:sz w:val="26"/>
+          <w:szCs w:val="26"/>
+          <w:lang w:val="fr-FR"/>
+        </w:rPr>
+        <w:t xml:space="preserve"> </w:t>
+      </w:r>
+      <w:proofErr w:type="spellStart"/>
+      <w:r>
+        <w:rPr>
+          <w:sz w:val="26"/>
+          <w:szCs w:val="26"/>
+          <w:lang w:val="fr-FR"/>
+        </w:rPr>
+        <w:t>điều</w:t>
+      </w:r>
+      <w:proofErr w:type="spellEnd"/>
+      <w:r>
+        <w:rPr>
+          <w:sz w:val="26"/>
+          <w:szCs w:val="26"/>
+          <w:lang w:val="fr-FR"/>
+        </w:rPr>
+        <w:t xml:space="preserve"> </w:t>
+      </w:r>
+      <w:proofErr w:type="spellStart"/>
+      <w:r>
+        <w:rPr>
+          <w:sz w:val="26"/>
+          <w:szCs w:val="26"/>
+          <w:lang w:val="fr-FR"/>
+        </w:rPr>
+        <w:t>kiện</w:t>
+      </w:r>
+      <w:proofErr w:type="spellEnd"/>
+      <w:r>
+        <w:rPr>
+          <w:sz w:val="26"/>
+          <w:szCs w:val="26"/>
+          <w:lang w:val="fr-FR"/>
+        </w:rPr>
+        <w:t xml:space="preserve"> </w:t>
+      </w:r>
+      <w:proofErr w:type="spellStart"/>
+      <w:r>
+        <w:rPr>
+          <w:sz w:val="26"/>
+          <w:szCs w:val="26"/>
+          <w:lang w:val="fr-FR"/>
+        </w:rPr>
+        <w:t>hoạt</w:t>
+      </w:r>
+      <w:proofErr w:type="spellEnd"/>
+      <w:r>
+        <w:rPr>
+          <w:sz w:val="26"/>
+          <w:szCs w:val="26"/>
+          <w:lang w:val="fr-FR"/>
+        </w:rPr>
+        <w:t xml:space="preserve"> </w:t>
+      </w:r>
+      <w:proofErr w:type="spellStart"/>
+      <w:r>
+        <w:rPr>
+          <w:sz w:val="26"/>
+          <w:szCs w:val="26"/>
+          <w:lang w:val="fr-FR"/>
+        </w:rPr>
+        <w:t>động</w:t>
+      </w:r>
+      <w:proofErr w:type="spellEnd"/>
+      <w:r>
+        <w:rPr>
+          <w:sz w:val="26"/>
+          <w:szCs w:val="26"/>
+          <w:lang w:val="fr-FR"/>
+        </w:rPr>
+        <w:t xml:space="preserve"> : </w:t>
+      </w:r>
+      <w:proofErr w:type="spellStart"/>
+      <w:r>
+        <w:rPr>
+          <w:sz w:val="26"/>
+          <w:szCs w:val="26"/>
+          <w:lang w:val="fr-FR"/>
+        </w:rPr>
+        <w:t>Dự</w:t>
+      </w:r>
+      <w:proofErr w:type="spellEnd"/>
+      <w:r>
+        <w:rPr>
+          <w:sz w:val="26"/>
+          <w:szCs w:val="26"/>
+          <w:lang w:val="fr-FR"/>
+        </w:rPr>
+        <w:t xml:space="preserve"> </w:t>
+      </w:r>
+      <w:proofErr w:type="spellStart"/>
+      <w:r>
+        <w:rPr>
+          <w:sz w:val="26"/>
+          <w:szCs w:val="26"/>
+          <w:lang w:val="fr-FR"/>
+        </w:rPr>
+        <w:t>án</w:t>
+      </w:r>
+      <w:proofErr w:type="spellEnd"/>
+      <w:r>
+        <w:rPr>
+          <w:sz w:val="26"/>
+          <w:szCs w:val="26"/>
+          <w:lang w:val="fr-FR"/>
+        </w:rPr>
+        <w:t xml:space="preserve"> </w:t>
+      </w:r>
+      <w:proofErr w:type="spellStart"/>
+      <w:r>
+        <w:rPr>
+          <w:sz w:val="26"/>
+          <w:szCs w:val="26"/>
+          <w:lang w:val="fr-FR"/>
+        </w:rPr>
+        <w:t>không</w:t>
+      </w:r>
+      <w:proofErr w:type="spellEnd"/>
+      <w:r>
+        <w:rPr>
+          <w:sz w:val="26"/>
+          <w:szCs w:val="26"/>
+          <w:lang w:val="fr-FR"/>
+        </w:rPr>
+        <w:t xml:space="preserve"> </w:t>
+      </w:r>
+      <w:proofErr w:type="spellStart"/>
+      <w:r>
+        <w:rPr>
+          <w:sz w:val="26"/>
+          <w:szCs w:val="26"/>
+          <w:lang w:val="fr-FR"/>
+        </w:rPr>
+        <w:t>có</w:t>
+      </w:r>
+      <w:proofErr w:type="spellEnd"/>
+      <w:r>
+        <w:rPr>
+          <w:sz w:val="26"/>
+          <w:szCs w:val="26"/>
+          <w:lang w:val="fr-FR"/>
+        </w:rPr>
+        <w:t xml:space="preserve"> </w:t>
+      </w:r>
+      <w:proofErr w:type="spellStart"/>
+      <w:r>
+        <w:rPr>
+          <w:sz w:val="26"/>
+          <w:szCs w:val="26"/>
+          <w:lang w:val="fr-FR"/>
+        </w:rPr>
+        <w:t>mục</w:t>
+      </w:r>
+      <w:proofErr w:type="spellEnd"/>
+      <w:r>
+        <w:rPr>
+          <w:sz w:val="26"/>
+          <w:szCs w:val="26"/>
+          <w:lang w:val="fr-FR"/>
+        </w:rPr>
+        <w:t xml:space="preserve"> </w:t>
+      </w:r>
+      <w:proofErr w:type="spellStart"/>
+      <w:r>
+        <w:rPr>
+          <w:sz w:val="26"/>
+          <w:szCs w:val="26"/>
+          <w:lang w:val="fr-FR"/>
+        </w:rPr>
+        <w:t>tiêu</w:t>
+      </w:r>
+      <w:proofErr w:type="spellEnd"/>
+      <w:r>
+        <w:rPr>
+          <w:sz w:val="26"/>
+          <w:szCs w:val="26"/>
+          <w:lang w:val="fr-FR"/>
+        </w:rPr>
+        <w:t xml:space="preserve"> </w:t>
+      </w:r>
+      <w:proofErr w:type="spellStart"/>
+      <w:r>
+        <w:rPr>
+          <w:sz w:val="26"/>
+          <w:szCs w:val="26"/>
+          <w:lang w:val="fr-FR"/>
+        </w:rPr>
+        <w:t>phải</w:t>
+      </w:r>
+      <w:proofErr w:type="spellEnd"/>
+      <w:r>
+        <w:rPr>
+          <w:sz w:val="26"/>
+          <w:szCs w:val="26"/>
+          <w:lang w:val="fr-FR"/>
+        </w:rPr>
+        <w:t xml:space="preserve"> </w:t>
+      </w:r>
+      <w:proofErr w:type="spellStart"/>
+      <w:r>
+        <w:rPr>
+          <w:sz w:val="26"/>
+          <w:szCs w:val="26"/>
+          <w:lang w:val="fr-FR"/>
+        </w:rPr>
+        <w:t>thực</w:t>
+      </w:r>
+      <w:proofErr w:type="spellEnd"/>
+      <w:r>
+        <w:rPr>
+          <w:sz w:val="26"/>
+          <w:szCs w:val="26"/>
+          <w:lang w:val="fr-FR"/>
+        </w:rPr>
+        <w:t xml:space="preserve"> </w:t>
+      </w:r>
+      <w:proofErr w:type="spellStart"/>
+      <w:r>
+        <w:rPr>
+          <w:sz w:val="26"/>
+          <w:szCs w:val="26"/>
+          <w:lang w:val="fr-FR"/>
+        </w:rPr>
+        <w:t>hiện</w:t>
+      </w:r>
+      <w:proofErr w:type="spellEnd"/>
+      <w:r>
+        <w:rPr>
+          <w:sz w:val="26"/>
+          <w:szCs w:val="26"/>
+          <w:lang w:val="fr-FR"/>
+        </w:rPr>
+        <w:t xml:space="preserve"> </w:t>
+      </w:r>
+      <w:proofErr w:type="spellStart"/>
+      <w:r>
+        <w:rPr>
+          <w:sz w:val="26"/>
+          <w:szCs w:val="26"/>
+          <w:lang w:val="fr-FR"/>
+        </w:rPr>
+        <w:t>cấp</w:t>
+      </w:r>
+      <w:proofErr w:type="spellEnd"/>
+      <w:r>
+        <w:rPr>
+          <w:sz w:val="26"/>
+          <w:szCs w:val="26"/>
+          <w:lang w:val="fr-FR"/>
+        </w:rPr>
+        <w:t xml:space="preserve"> </w:t>
+      </w:r>
+      <w:proofErr w:type="spellStart"/>
+      <w:r>
+        <w:rPr>
+          <w:sz w:val="26"/>
+          <w:szCs w:val="26"/>
+          <w:lang w:val="fr-FR"/>
+        </w:rPr>
+        <w:t>Giấy</w:t>
+      </w:r>
+      <w:proofErr w:type="spellEnd"/>
+      <w:r>
+        <w:rPr>
+          <w:sz w:val="26"/>
+          <w:szCs w:val="26"/>
+          <w:lang w:val="fr-FR"/>
+        </w:rPr>
+        <w:t xml:space="preserve"> </w:t>
+      </w:r>
+      <w:proofErr w:type="spellStart"/>
+      <w:r>
+        <w:rPr>
+          <w:sz w:val="26"/>
+          <w:szCs w:val="26"/>
+          <w:lang w:val="fr-FR"/>
+        </w:rPr>
+        <w:t>chứng</w:t>
+      </w:r>
+      <w:proofErr w:type="spellEnd"/>
+      <w:r>
+        <w:rPr>
+          <w:sz w:val="26"/>
+          <w:szCs w:val="26"/>
+          <w:lang w:val="fr-FR"/>
+        </w:rPr>
+        <w:t xml:space="preserve"> </w:t>
+      </w:r>
+      <w:proofErr w:type="spellStart"/>
+      <w:r>
+        <w:rPr>
+          <w:sz w:val="26"/>
+          <w:szCs w:val="26"/>
+          <w:lang w:val="fr-FR"/>
+        </w:rPr>
+        <w:t>nhận</w:t>
+      </w:r>
+      <w:proofErr w:type="spellEnd"/>
+      <w:r>
+        <w:rPr>
+          <w:sz w:val="26"/>
+          <w:szCs w:val="26"/>
+          <w:lang w:val="fr-FR"/>
+        </w:rPr>
+        <w:t xml:space="preserve"> </w:t>
+      </w:r>
+      <w:proofErr w:type="spellStart"/>
+      <w:r>
+        <w:rPr>
+          <w:sz w:val="26"/>
+          <w:szCs w:val="26"/>
+          <w:lang w:val="fr-FR"/>
+        </w:rPr>
+        <w:t>đủ</w:t>
+      </w:r>
+      <w:proofErr w:type="spellEnd"/>
+      <w:r>
+        <w:rPr>
+          <w:sz w:val="26"/>
+          <w:szCs w:val="26"/>
+          <w:lang w:val="fr-FR"/>
+        </w:rPr>
+        <w:t xml:space="preserve"> </w:t>
+      </w:r>
+      <w:proofErr w:type="spellStart"/>
+      <w:r>
+        <w:rPr>
+          <w:sz w:val="26"/>
+          <w:szCs w:val="26"/>
+          <w:lang w:val="fr-FR"/>
+        </w:rPr>
+        <w:t>điều</w:t>
+      </w:r>
+      <w:proofErr w:type="spellEnd"/>
+      <w:r>
+        <w:rPr>
+          <w:sz w:val="26"/>
+          <w:szCs w:val="26"/>
+          <w:lang w:val="fr-FR"/>
+        </w:rPr>
+        <w:t xml:space="preserve"> </w:t>
+      </w:r>
+      <w:proofErr w:type="spellStart"/>
+      <w:r>
+        <w:rPr>
+          <w:sz w:val="26"/>
+          <w:szCs w:val="26"/>
+          <w:lang w:val="fr-FR"/>
+        </w:rPr>
+        <w:t>kiện</w:t>
+      </w:r>
+      <w:proofErr w:type="spellEnd"/>
+      <w:r>
+        <w:rPr>
+          <w:sz w:val="26"/>
+          <w:szCs w:val="26"/>
+          <w:lang w:val="fr-FR"/>
+        </w:rPr>
+        <w:t xml:space="preserve"> </w:t>
+      </w:r>
+      <w:proofErr w:type="spellStart"/>
+      <w:r>
+        <w:rPr>
+          <w:sz w:val="26"/>
+          <w:szCs w:val="26"/>
+          <w:lang w:val="fr-FR"/>
+        </w:rPr>
+        <w:t>hoạt</w:t>
+      </w:r>
+      <w:proofErr w:type="spellEnd"/>
+      <w:r>
+        <w:rPr>
+          <w:sz w:val="26"/>
+          <w:szCs w:val="26"/>
+          <w:lang w:val="fr-FR"/>
+        </w:rPr>
+        <w:t xml:space="preserve"> </w:t>
+      </w:r>
+      <w:proofErr w:type="spellStart"/>
+      <w:r>
+        <w:rPr>
+          <w:sz w:val="26"/>
+          <w:szCs w:val="26"/>
+          <w:lang w:val="fr-FR"/>
+        </w:rPr>
+        <w:t>động</w:t>
+      </w:r>
+      <w:proofErr w:type="spellEnd"/>
+      <w:r>
+        <w:rPr>
+          <w:sz w:val="26"/>
+          <w:szCs w:val="26"/>
+          <w:lang w:val="fr-FR"/>
+        </w:rPr>
+        <w:t>.</w:t>
       </w:r>
     </w:p>
     <w:p>
@@ -1714,8 +6192,559 @@
           <w:szCs w:val="26"/>
           <w:lang w:val="fr-FR"/>
         </w:rPr>
-        <w:t>3. Sơ lược tình hình hoạt động của dự án tính từ thời điểm thực hiện báo cáo gần nhất trên Hệ thống thông tin quốc gia về đầu tư</w:t>
-      </w:r>
+        <w:t xml:space="preserve">3. </w:t>
+      </w:r>
+      <w:proofErr w:type="spellStart"/>
+      <w:r>
+        <w:rPr>
+          <w:b/>
+          <w:sz w:val="26"/>
+          <w:szCs w:val="26"/>
+          <w:lang w:val="fr-FR"/>
+        </w:rPr>
+        <w:t>Sơ</w:t>
+      </w:r>
+      <w:proofErr w:type="spellEnd"/>
+      <w:r>
+        <w:rPr>
+          <w:b/>
+          <w:sz w:val="26"/>
+          <w:szCs w:val="26"/>
+          <w:lang w:val="fr-FR"/>
+        </w:rPr>
+        <w:t xml:space="preserve"> </w:t>
+      </w:r>
+      <w:proofErr w:type="spellStart"/>
+      <w:r>
+        <w:rPr>
+          <w:b/>
+          <w:sz w:val="26"/>
+          <w:szCs w:val="26"/>
+          <w:lang w:val="fr-FR"/>
+        </w:rPr>
+        <w:t>lược</w:t>
+      </w:r>
+      <w:proofErr w:type="spellEnd"/>
+      <w:r>
+        <w:rPr>
+          <w:b/>
+          <w:sz w:val="26"/>
+          <w:szCs w:val="26"/>
+          <w:lang w:val="fr-FR"/>
+        </w:rPr>
+        <w:t xml:space="preserve"> </w:t>
+      </w:r>
+      <w:proofErr w:type="spellStart"/>
+      <w:r>
+        <w:rPr>
+          <w:b/>
+          <w:sz w:val="26"/>
+          <w:szCs w:val="26"/>
+          <w:lang w:val="fr-FR"/>
+        </w:rPr>
+        <w:t>tình</w:t>
+      </w:r>
+      <w:proofErr w:type="spellEnd"/>
+      <w:r>
+        <w:rPr>
+          <w:b/>
+          <w:sz w:val="26"/>
+          <w:szCs w:val="26"/>
+          <w:lang w:val="fr-FR"/>
+        </w:rPr>
+        <w:t xml:space="preserve"> </w:t>
+      </w:r>
+      <w:proofErr w:type="spellStart"/>
+      <w:r>
+        <w:rPr>
+          <w:b/>
+          <w:sz w:val="26"/>
+          <w:szCs w:val="26"/>
+          <w:lang w:val="fr-FR"/>
+        </w:rPr>
+        <w:t>hình</w:t>
+      </w:r>
+      <w:proofErr w:type="spellEnd"/>
+      <w:r>
+        <w:rPr>
+          <w:b/>
+          <w:sz w:val="26"/>
+          <w:szCs w:val="26"/>
+          <w:lang w:val="fr-FR"/>
+        </w:rPr>
+        <w:t xml:space="preserve"> </w:t>
+      </w:r>
+      <w:proofErr w:type="spellStart"/>
+      <w:r>
+        <w:rPr>
+          <w:b/>
+          <w:sz w:val="26"/>
+          <w:szCs w:val="26"/>
+          <w:lang w:val="fr-FR"/>
+        </w:rPr>
+        <w:t>hoạt</w:t>
+      </w:r>
+      <w:proofErr w:type="spellEnd"/>
+      <w:r>
+        <w:rPr>
+          <w:b/>
+          <w:sz w:val="26"/>
+          <w:szCs w:val="26"/>
+          <w:lang w:val="fr-FR"/>
+        </w:rPr>
+        <w:t xml:space="preserve"> </w:t>
+      </w:r>
+      <w:proofErr w:type="spellStart"/>
+      <w:r>
+        <w:rPr>
+          <w:b/>
+          <w:sz w:val="26"/>
+          <w:szCs w:val="26"/>
+          <w:lang w:val="fr-FR"/>
+        </w:rPr>
+        <w:t>động</w:t>
+      </w:r>
+      <w:proofErr w:type="spellEnd"/>
+      <w:r>
+        <w:rPr>
+          <w:b/>
+          <w:sz w:val="26"/>
+          <w:szCs w:val="26"/>
+          <w:lang w:val="fr-FR"/>
+        </w:rPr>
+        <w:t xml:space="preserve"> </w:t>
+      </w:r>
+      <w:proofErr w:type="spellStart"/>
+      <w:r>
+        <w:rPr>
+          <w:b/>
+          <w:sz w:val="26"/>
+          <w:szCs w:val="26"/>
+          <w:lang w:val="fr-FR"/>
+        </w:rPr>
+        <w:t>của</w:t>
+      </w:r>
+      <w:proofErr w:type="spellEnd"/>
+      <w:r>
+        <w:rPr>
+          <w:b/>
+          <w:sz w:val="26"/>
+          <w:szCs w:val="26"/>
+          <w:lang w:val="fr-FR"/>
+        </w:rPr>
+        <w:t xml:space="preserve"> </w:t>
+      </w:r>
+      <w:proofErr w:type="spellStart"/>
+      <w:r>
+        <w:rPr>
+          <w:b/>
+          <w:sz w:val="26"/>
+          <w:szCs w:val="26"/>
+          <w:lang w:val="fr-FR"/>
+        </w:rPr>
+        <w:t>dư</w:t>
+      </w:r>
+      <w:proofErr w:type="spellEnd"/>
+      <w:r>
+        <w:rPr>
+          <w:b/>
+          <w:sz w:val="26"/>
+          <w:szCs w:val="26"/>
+          <w:lang w:val="fr-FR"/>
+        </w:rPr>
+        <w:t xml:space="preserve">̣ </w:t>
+      </w:r>
+      <w:proofErr w:type="spellStart"/>
+      <w:r>
+        <w:rPr>
+          <w:b/>
+          <w:sz w:val="26"/>
+          <w:szCs w:val="26"/>
+          <w:lang w:val="fr-FR"/>
+        </w:rPr>
+        <w:t>án</w:t>
+      </w:r>
+      <w:proofErr w:type="spellEnd"/>
+      <w:r>
+        <w:rPr>
+          <w:b/>
+          <w:sz w:val="26"/>
+          <w:szCs w:val="26"/>
+          <w:lang w:val="fr-FR"/>
+        </w:rPr>
+        <w:t xml:space="preserve"> </w:t>
+      </w:r>
+      <w:proofErr w:type="spellStart"/>
+      <w:r>
+        <w:rPr>
+          <w:b/>
+          <w:sz w:val="26"/>
+          <w:szCs w:val="26"/>
+          <w:lang w:val="fr-FR"/>
+        </w:rPr>
+        <w:t>tính</w:t>
+      </w:r>
+      <w:proofErr w:type="spellEnd"/>
+      <w:r>
+        <w:rPr>
+          <w:b/>
+          <w:sz w:val="26"/>
+          <w:szCs w:val="26"/>
+          <w:lang w:val="fr-FR"/>
+        </w:rPr>
+        <w:t xml:space="preserve"> </w:t>
+      </w:r>
+      <w:proofErr w:type="spellStart"/>
+      <w:r>
+        <w:rPr>
+          <w:b/>
+          <w:sz w:val="26"/>
+          <w:szCs w:val="26"/>
+          <w:lang w:val="fr-FR"/>
+        </w:rPr>
+        <w:t>từ</w:t>
+      </w:r>
+      <w:proofErr w:type="spellEnd"/>
+      <w:r>
+        <w:rPr>
+          <w:b/>
+          <w:sz w:val="26"/>
+          <w:szCs w:val="26"/>
+          <w:lang w:val="fr-FR"/>
+        </w:rPr>
+        <w:t xml:space="preserve"> </w:t>
+      </w:r>
+      <w:proofErr w:type="spellStart"/>
+      <w:r>
+        <w:rPr>
+          <w:b/>
+          <w:sz w:val="26"/>
+          <w:szCs w:val="26"/>
+          <w:lang w:val="fr-FR"/>
+        </w:rPr>
+        <w:t>thời</w:t>
+      </w:r>
+      <w:proofErr w:type="spellEnd"/>
+      <w:r>
+        <w:rPr>
+          <w:b/>
+          <w:sz w:val="26"/>
+          <w:szCs w:val="26"/>
+          <w:lang w:val="fr-FR"/>
+        </w:rPr>
+        <w:t xml:space="preserve"> </w:t>
+      </w:r>
+      <w:proofErr w:type="spellStart"/>
+      <w:r>
+        <w:rPr>
+          <w:b/>
+          <w:sz w:val="26"/>
+          <w:szCs w:val="26"/>
+          <w:lang w:val="fr-FR"/>
+        </w:rPr>
+        <w:t>điểm</w:t>
+      </w:r>
+      <w:proofErr w:type="spellEnd"/>
+      <w:r>
+        <w:rPr>
+          <w:b/>
+          <w:sz w:val="26"/>
+          <w:szCs w:val="26"/>
+          <w:lang w:val="fr-FR"/>
+        </w:rPr>
+        <w:t xml:space="preserve"> </w:t>
+      </w:r>
+      <w:proofErr w:type="spellStart"/>
+      <w:r>
+        <w:rPr>
+          <w:b/>
+          <w:sz w:val="26"/>
+          <w:szCs w:val="26"/>
+          <w:lang w:val="fr-FR"/>
+        </w:rPr>
+        <w:t>thực</w:t>
+      </w:r>
+      <w:proofErr w:type="spellEnd"/>
+      <w:r>
+        <w:rPr>
+          <w:b/>
+          <w:sz w:val="26"/>
+          <w:szCs w:val="26"/>
+          <w:lang w:val="fr-FR"/>
+        </w:rPr>
+        <w:t xml:space="preserve"> </w:t>
+      </w:r>
+      <w:proofErr w:type="spellStart"/>
+      <w:r>
+        <w:rPr>
+          <w:b/>
+          <w:sz w:val="26"/>
+          <w:szCs w:val="26"/>
+          <w:lang w:val="fr-FR"/>
+        </w:rPr>
+        <w:t>hiện</w:t>
+      </w:r>
+      <w:proofErr w:type="spellEnd"/>
+      <w:r>
+        <w:rPr>
+          <w:b/>
+          <w:sz w:val="26"/>
+          <w:szCs w:val="26"/>
+          <w:lang w:val="fr-FR"/>
+        </w:rPr>
+        <w:t xml:space="preserve"> </w:t>
+      </w:r>
+      <w:proofErr w:type="spellStart"/>
+      <w:r>
+        <w:rPr>
+          <w:b/>
+          <w:sz w:val="26"/>
+          <w:szCs w:val="26"/>
+          <w:lang w:val="fr-FR"/>
+        </w:rPr>
+        <w:t>báo</w:t>
+      </w:r>
+      <w:proofErr w:type="spellEnd"/>
+      <w:r>
+        <w:rPr>
+          <w:b/>
+          <w:sz w:val="26"/>
+          <w:szCs w:val="26"/>
+          <w:lang w:val="fr-FR"/>
+        </w:rPr>
+        <w:t xml:space="preserve"> </w:t>
+      </w:r>
+      <w:proofErr w:type="spellStart"/>
+      <w:r>
+        <w:rPr>
+          <w:b/>
+          <w:sz w:val="26"/>
+          <w:szCs w:val="26"/>
+          <w:lang w:val="fr-FR"/>
+        </w:rPr>
+        <w:t>cáo</w:t>
+      </w:r>
+      <w:proofErr w:type="spellEnd"/>
+      <w:r>
+        <w:rPr>
+          <w:b/>
+          <w:sz w:val="26"/>
+          <w:szCs w:val="26"/>
+          <w:lang w:val="fr-FR"/>
+        </w:rPr>
+        <w:t xml:space="preserve"> </w:t>
+      </w:r>
+      <w:proofErr w:type="spellStart"/>
+      <w:r>
+        <w:rPr>
+          <w:b/>
+          <w:sz w:val="26"/>
+          <w:szCs w:val="26"/>
+          <w:lang w:val="fr-FR"/>
+        </w:rPr>
+        <w:t>gần</w:t>
+      </w:r>
+      <w:proofErr w:type="spellEnd"/>
+      <w:r>
+        <w:rPr>
+          <w:b/>
+          <w:sz w:val="26"/>
+          <w:szCs w:val="26"/>
+          <w:lang w:val="fr-FR"/>
+        </w:rPr>
+        <w:t xml:space="preserve"> </w:t>
+      </w:r>
+      <w:proofErr w:type="spellStart"/>
+      <w:r>
+        <w:rPr>
+          <w:b/>
+          <w:sz w:val="26"/>
+          <w:szCs w:val="26"/>
+          <w:lang w:val="fr-FR"/>
+        </w:rPr>
+        <w:t>nhất</w:t>
+      </w:r>
+      <w:proofErr w:type="spellEnd"/>
+      <w:r>
+        <w:rPr>
+          <w:b/>
+          <w:sz w:val="26"/>
+          <w:szCs w:val="26"/>
+          <w:lang w:val="fr-FR"/>
+        </w:rPr>
+        <w:t xml:space="preserve"> </w:t>
+      </w:r>
+      <w:proofErr w:type="spellStart"/>
+      <w:r>
+        <w:rPr>
+          <w:b/>
+          <w:sz w:val="26"/>
+          <w:szCs w:val="26"/>
+          <w:lang w:val="fr-FR"/>
+        </w:rPr>
+        <w:t>trên</w:t>
+      </w:r>
+      <w:proofErr w:type="spellEnd"/>
+      <w:r>
+        <w:rPr>
+          <w:b/>
+          <w:sz w:val="26"/>
+          <w:szCs w:val="26"/>
+          <w:lang w:val="fr-FR"/>
+        </w:rPr>
+        <w:t xml:space="preserve"> </w:t>
+      </w:r>
+      <w:proofErr w:type="spellStart"/>
+      <w:r>
+        <w:rPr>
+          <w:b/>
+          <w:sz w:val="26"/>
+          <w:szCs w:val="26"/>
+          <w:lang w:val="fr-FR"/>
+        </w:rPr>
+        <w:t>Hệ</w:t>
+      </w:r>
+      <w:proofErr w:type="spellEnd"/>
+      <w:r>
+        <w:rPr>
+          <w:b/>
+          <w:sz w:val="26"/>
+          <w:szCs w:val="26"/>
+          <w:lang w:val="fr-FR"/>
+        </w:rPr>
+        <w:t xml:space="preserve"> </w:t>
+      </w:r>
+      <w:proofErr w:type="spellStart"/>
+      <w:r>
+        <w:rPr>
+          <w:b/>
+          <w:sz w:val="26"/>
+          <w:szCs w:val="26"/>
+          <w:lang w:val="fr-FR"/>
+        </w:rPr>
+        <w:t>thống</w:t>
+      </w:r>
+      <w:proofErr w:type="spellEnd"/>
+      <w:r>
+        <w:rPr>
+          <w:b/>
+          <w:sz w:val="26"/>
+          <w:szCs w:val="26"/>
+          <w:lang w:val="fr-FR"/>
+        </w:rPr>
+        <w:t xml:space="preserve"> </w:t>
+      </w:r>
+      <w:proofErr w:type="spellStart"/>
+      <w:r>
+        <w:rPr>
+          <w:b/>
+          <w:sz w:val="26"/>
+          <w:szCs w:val="26"/>
+          <w:lang w:val="fr-FR"/>
+        </w:rPr>
+        <w:t>thông</w:t>
+      </w:r>
+      <w:proofErr w:type="spellEnd"/>
+      <w:r>
+        <w:rPr>
+          <w:b/>
+          <w:sz w:val="26"/>
+          <w:szCs w:val="26"/>
+          <w:lang w:val="fr-FR"/>
+        </w:rPr>
+        <w:t xml:space="preserve"> tin </w:t>
+      </w:r>
+      <w:proofErr w:type="spellStart"/>
+      <w:r>
+        <w:rPr>
+          <w:b/>
+          <w:sz w:val="26"/>
+          <w:szCs w:val="26"/>
+          <w:lang w:val="fr-FR"/>
+        </w:rPr>
+        <w:t>quốc</w:t>
+      </w:r>
+      <w:proofErr w:type="spellEnd"/>
+      <w:r>
+        <w:rPr>
+          <w:b/>
+          <w:sz w:val="26"/>
+          <w:szCs w:val="26"/>
+          <w:lang w:val="fr-FR"/>
+        </w:rPr>
+        <w:t xml:space="preserve"> </w:t>
+      </w:r>
+      <w:proofErr w:type="spellStart"/>
+      <w:r>
+        <w:rPr>
+          <w:b/>
+          <w:sz w:val="26"/>
+          <w:szCs w:val="26"/>
+          <w:lang w:val="fr-FR"/>
+        </w:rPr>
+        <w:t>gia</w:t>
+      </w:r>
+      <w:proofErr w:type="spellEnd"/>
+      <w:r>
+        <w:rPr>
+          <w:b/>
+          <w:sz w:val="26"/>
+          <w:szCs w:val="26"/>
+          <w:lang w:val="fr-FR"/>
+        </w:rPr>
+        <w:t xml:space="preserve"> </w:t>
+      </w:r>
+      <w:proofErr w:type="spellStart"/>
+      <w:r>
+        <w:rPr>
+          <w:b/>
+          <w:sz w:val="26"/>
+          <w:szCs w:val="26"/>
+          <w:lang w:val="fr-FR"/>
+        </w:rPr>
+        <w:t>về</w:t>
+      </w:r>
+      <w:proofErr w:type="spellEnd"/>
+      <w:r>
+        <w:rPr>
+          <w:b/>
+          <w:sz w:val="26"/>
+          <w:szCs w:val="26"/>
+          <w:lang w:val="fr-FR"/>
+        </w:rPr>
+        <w:t xml:space="preserve"> </w:t>
+      </w:r>
+      <w:proofErr w:type="spellStart"/>
+      <w:r>
+        <w:rPr>
+          <w:b/>
+          <w:sz w:val="26"/>
+          <w:szCs w:val="26"/>
+          <w:lang w:val="fr-FR"/>
+        </w:rPr>
+        <w:t>đầu</w:t>
+      </w:r>
+      <w:proofErr w:type="spellEnd"/>
+      <w:r>
+        <w:rPr>
+          <w:b/>
+          <w:sz w:val="26"/>
+          <w:szCs w:val="26"/>
+          <w:lang w:val="fr-FR"/>
+        </w:rPr>
+        <w:t xml:space="preserve"> </w:t>
+      </w:r>
+      <w:proofErr w:type="spellStart"/>
+      <w:r>
+        <w:rPr>
+          <w:b/>
+          <w:sz w:val="26"/>
+          <w:szCs w:val="26"/>
+          <w:lang w:val="fr-FR"/>
+        </w:rPr>
+        <w:t>tư</w:t>
+      </w:r>
+      <w:proofErr w:type="spellEnd"/>
       <w:r>
         <w:rPr>
           <w:b/>
@@ -1733,7 +6762,307 @@
           <w:szCs w:val="26"/>
           <w:lang w:val="fr-FR"/>
         </w:rPr>
-        <w:t xml:space="preserve"> hoặc gần nhất báo cáo tại lần điều chỉnh dự án đầu tư gần nhất:</w:t>
+        <w:t xml:space="preserve"> </w:t>
+      </w:r>
+      <w:proofErr w:type="spellStart"/>
+      <w:r>
+        <w:rPr>
+          <w:b/>
+          <w:sz w:val="26"/>
+          <w:szCs w:val="26"/>
+          <w:lang w:val="fr-FR"/>
+        </w:rPr>
+        <w:t>hoặc</w:t>
+      </w:r>
+      <w:proofErr w:type="spellEnd"/>
+      <w:r>
+        <w:rPr>
+          <w:b/>
+          <w:sz w:val="26"/>
+          <w:szCs w:val="26"/>
+          <w:lang w:val="fr-FR"/>
+        </w:rPr>
+        <w:t xml:space="preserve"> </w:t>
+      </w:r>
+      <w:proofErr w:type="spellStart"/>
+      <w:r>
+        <w:rPr>
+          <w:b/>
+          <w:sz w:val="26"/>
+          <w:szCs w:val="26"/>
+          <w:lang w:val="fr-FR"/>
+        </w:rPr>
+        <w:t>gần</w:t>
+      </w:r>
+      <w:proofErr w:type="spellEnd"/>
+      <w:r>
+        <w:rPr>
+          <w:b/>
+          <w:sz w:val="26"/>
+          <w:szCs w:val="26"/>
+          <w:lang w:val="fr-FR"/>
+        </w:rPr>
+        <w:t xml:space="preserve"> </w:t>
+      </w:r>
+      <w:proofErr w:type="spellStart"/>
+      <w:r>
+        <w:rPr>
+          <w:b/>
+          <w:sz w:val="26"/>
+          <w:szCs w:val="26"/>
+          <w:lang w:val="fr-FR"/>
+        </w:rPr>
+        <w:t>nhất</w:t>
+      </w:r>
+      <w:proofErr w:type="spellEnd"/>
+      <w:r>
+        <w:rPr>
+          <w:b/>
+          <w:sz w:val="26"/>
+          <w:szCs w:val="26"/>
+          <w:lang w:val="fr-FR"/>
+        </w:rPr>
+        <w:t xml:space="preserve"> </w:t>
+      </w:r>
+      <w:proofErr w:type="spellStart"/>
+      <w:r>
+        <w:rPr>
+          <w:b/>
+          <w:sz w:val="26"/>
+          <w:szCs w:val="26"/>
+          <w:lang w:val="fr-FR"/>
+        </w:rPr>
+        <w:t>báo</w:t>
+      </w:r>
+      <w:proofErr w:type="spellEnd"/>
+      <w:r>
+        <w:rPr>
+          <w:b/>
+          <w:sz w:val="26"/>
+          <w:szCs w:val="26"/>
+          <w:lang w:val="fr-FR"/>
+        </w:rPr>
+        <w:t xml:space="preserve"> </w:t>
+      </w:r>
+      <w:proofErr w:type="spellStart"/>
+      <w:r>
+        <w:rPr>
+          <w:b/>
+          <w:sz w:val="26"/>
+          <w:szCs w:val="26"/>
+          <w:lang w:val="fr-FR"/>
+        </w:rPr>
+        <w:t>cáo</w:t>
+      </w:r>
+      <w:proofErr w:type="spellEnd"/>
+      <w:r>
+        <w:rPr>
+          <w:b/>
+          <w:sz w:val="26"/>
+          <w:szCs w:val="26"/>
+          <w:lang w:val="fr-FR"/>
+        </w:rPr>
+        <w:t xml:space="preserve"> </w:t>
+      </w:r>
+      <w:proofErr w:type="spellStart"/>
+      <w:r>
+        <w:rPr>
+          <w:b/>
+          <w:sz w:val="26"/>
+          <w:szCs w:val="26"/>
+          <w:lang w:val="fr-FR"/>
+        </w:rPr>
+        <w:t>tại</w:t>
+      </w:r>
+      <w:proofErr w:type="spellEnd"/>
+      <w:r>
+        <w:rPr>
+          <w:b/>
+          <w:sz w:val="26"/>
+          <w:szCs w:val="26"/>
+          <w:lang w:val="fr-FR"/>
+        </w:rPr>
+        <w:t xml:space="preserve"> </w:t>
+      </w:r>
+      <w:proofErr w:type="spellStart"/>
+      <w:r>
+        <w:rPr>
+          <w:b/>
+          <w:sz w:val="26"/>
+          <w:szCs w:val="26"/>
+          <w:lang w:val="fr-FR"/>
+        </w:rPr>
+        <w:t>lần</w:t>
+      </w:r>
+      <w:proofErr w:type="spellEnd"/>
+      <w:r>
+        <w:rPr>
+          <w:b/>
+          <w:sz w:val="26"/>
+          <w:szCs w:val="26"/>
+          <w:lang w:val="fr-FR"/>
+        </w:rPr>
+        <w:t xml:space="preserve"> </w:t>
+      </w:r>
+      <w:proofErr w:type="spellStart"/>
+      <w:r>
+        <w:rPr>
+          <w:b/>
+          <w:sz w:val="26"/>
+          <w:szCs w:val="26"/>
+          <w:lang w:val="fr-FR"/>
+        </w:rPr>
+        <w:t>điều</w:t>
+      </w:r>
+      <w:proofErr w:type="spellEnd"/>
+      <w:r>
+        <w:rPr>
+          <w:b/>
+          <w:sz w:val="26"/>
+          <w:szCs w:val="26"/>
+          <w:lang w:val="fr-FR"/>
+        </w:rPr>
+        <w:t xml:space="preserve"> </w:t>
+      </w:r>
+      <w:proofErr w:type="spellStart"/>
+      <w:r>
+        <w:rPr>
+          <w:b/>
+          <w:sz w:val="26"/>
+          <w:szCs w:val="26"/>
+          <w:lang w:val="fr-FR"/>
+        </w:rPr>
+        <w:t>chỉnh</w:t>
+      </w:r>
+      <w:proofErr w:type="spellEnd"/>
+      <w:r>
+        <w:rPr>
+          <w:b/>
+          <w:sz w:val="26"/>
+          <w:szCs w:val="26"/>
+          <w:lang w:val="fr-FR"/>
+        </w:rPr>
+        <w:t xml:space="preserve"> </w:t>
+      </w:r>
+      <w:proofErr w:type="spellStart"/>
+      <w:r>
+        <w:rPr>
+          <w:b/>
+          <w:sz w:val="26"/>
+          <w:szCs w:val="26"/>
+          <w:lang w:val="fr-FR"/>
+        </w:rPr>
+        <w:t>dự</w:t>
+      </w:r>
+      <w:proofErr w:type="spellEnd"/>
+      <w:r>
+        <w:rPr>
+          <w:b/>
+          <w:sz w:val="26"/>
+          <w:szCs w:val="26"/>
+          <w:lang w:val="fr-FR"/>
+        </w:rPr>
+        <w:t xml:space="preserve"> </w:t>
+      </w:r>
+      <w:proofErr w:type="spellStart"/>
+      <w:r>
+        <w:rPr>
+          <w:b/>
+          <w:sz w:val="26"/>
+          <w:szCs w:val="26"/>
+          <w:lang w:val="fr-FR"/>
+        </w:rPr>
+        <w:t>án</w:t>
+      </w:r>
+      <w:proofErr w:type="spellEnd"/>
+      <w:r>
+        <w:rPr>
+          <w:b/>
+          <w:sz w:val="26"/>
+          <w:szCs w:val="26"/>
+          <w:lang w:val="fr-FR"/>
+        </w:rPr>
+        <w:t xml:space="preserve"> </w:t>
+      </w:r>
+      <w:proofErr w:type="spellStart"/>
+      <w:r>
+        <w:rPr>
+          <w:b/>
+          <w:sz w:val="26"/>
+          <w:szCs w:val="26"/>
+          <w:lang w:val="fr-FR"/>
+        </w:rPr>
+        <w:t>đầu</w:t>
+      </w:r>
+      <w:proofErr w:type="spellEnd"/>
+      <w:r>
+        <w:rPr>
+          <w:b/>
+          <w:sz w:val="26"/>
+          <w:szCs w:val="26"/>
+          <w:lang w:val="fr-FR"/>
+        </w:rPr>
+        <w:t xml:space="preserve"> </w:t>
+      </w:r>
+      <w:proofErr w:type="spellStart"/>
+      <w:r>
+        <w:rPr>
+          <w:b/>
+          <w:sz w:val="26"/>
+          <w:szCs w:val="26"/>
+          <w:lang w:val="fr-FR"/>
+        </w:rPr>
+        <w:t>tư</w:t>
+      </w:r>
+      <w:proofErr w:type="spellEnd"/>
+      <w:r>
+        <w:rPr>
+          <w:b/>
+          <w:sz w:val="26"/>
+          <w:szCs w:val="26"/>
+          <w:lang w:val="fr-FR"/>
+        </w:rPr>
+        <w:t xml:space="preserve"> </w:t>
+      </w:r>
+      <w:proofErr w:type="spellStart"/>
+      <w:r>
+        <w:rPr>
+          <w:b/>
+          <w:sz w:val="26"/>
+          <w:szCs w:val="26"/>
+          <w:lang w:val="fr-FR"/>
+        </w:rPr>
+        <w:t>gần</w:t>
+      </w:r>
+      <w:proofErr w:type="spellEnd"/>
+      <w:r>
+        <w:rPr>
+          <w:b/>
+          <w:sz w:val="26"/>
+          <w:szCs w:val="26"/>
+          <w:lang w:val="fr-FR"/>
+        </w:rPr>
+        <w:t xml:space="preserve"> </w:t>
+      </w:r>
+      <w:proofErr w:type="spellStart"/>
+      <w:r>
+        <w:rPr>
+          <w:b/>
+          <w:sz w:val="26"/>
+          <w:szCs w:val="26"/>
+          <w:lang w:val="fr-FR"/>
+        </w:rPr>
+        <w:t>nhất</w:t>
+      </w:r>
+      <w:proofErr w:type="spellEnd"/>
+      <w:r>
+        <w:rPr>
+          <w:b/>
+          <w:sz w:val="26"/>
+          <w:szCs w:val="26"/>
+          <w:lang w:val="fr-FR"/>
+        </w:rPr>
+        <w:t>:</w:t>
       </w:r>
     </w:p>
     <w:p>
@@ -1755,7 +7084,43 @@
           <w:szCs w:val="26"/>
           <w:lang w:val="fr-FR"/>
         </w:rPr>
-        <w:t xml:space="preserve">- Doanh thu: </w:t>
+        <w:t xml:space="preserve">- </w:t>
+      </w:r>
+      <w:proofErr w:type="spellStart"/>
+      <w:r>
+        <w:rPr>
+          <w:sz w:val="26"/>
+          <w:szCs w:val="26"/>
+          <w:lang w:val="fr-FR"/>
+        </w:rPr>
+        <w:t>Doanh</w:t>
+      </w:r>
+      <w:proofErr w:type="spellEnd"/>
+      <w:r>
+        <w:rPr>
+          <w:sz w:val="26"/>
+          <w:szCs w:val="26"/>
+          <w:lang w:val="fr-FR"/>
+        </w:rPr>
+        <w:t xml:space="preserve"> </w:t>
+      </w:r>
+      <w:proofErr w:type="spellStart"/>
+      <w:r>
+        <w:rPr>
+          <w:sz w:val="26"/>
+          <w:szCs w:val="26"/>
+          <w:lang w:val="fr-FR"/>
+        </w:rPr>
+        <w:t>thu</w:t>
+      </w:r>
+      <w:proofErr w:type="spellEnd"/>
+      <w:r>
+        <w:rPr>
+          <w:sz w:val="26"/>
+          <w:szCs w:val="26"/>
+          <w:lang w:val="fr-FR"/>
+        </w:rPr>
+        <w:t xml:space="preserve">: </w:t>
       </w:r>
       <w:r>
         <w:rPr>
@@ -1793,15 +7158,133 @@
           <w:szCs w:val="26"/>
           <w:lang w:val="fr-FR"/>
         </w:rPr>
-        <w:t xml:space="preserve">- Giá trị xuất, nhập khẩu: </w:t>
-      </w:r>
-      <w:r>
-        <w:rPr>
-          <w:sz w:val="26"/>
-          <w:szCs w:val="26"/>
-          <w:lang w:val="fr-FR"/>
-        </w:rPr>
-        <w:t xml:space="preserve">Giá trị xuất khấu : </w:t>
+        <w:t xml:space="preserve">- Giá trị </w:t>
+      </w:r>
+      <w:proofErr w:type="spellStart"/>
+      <w:r>
+        <w:rPr>
+          <w:sz w:val="26"/>
+          <w:szCs w:val="26"/>
+          <w:lang w:val="fr-FR"/>
+        </w:rPr>
+        <w:t>xuất</w:t>
+      </w:r>
+      <w:proofErr w:type="spellEnd"/>
+      <w:r>
+        <w:rPr>
+          <w:sz w:val="26"/>
+          <w:szCs w:val="26"/>
+          <w:lang w:val="fr-FR"/>
+        </w:rPr>
+        <w:t xml:space="preserve">, </w:t>
+      </w:r>
+      <w:proofErr w:type="spellStart"/>
+      <w:r>
+        <w:rPr>
+          <w:sz w:val="26"/>
+          <w:szCs w:val="26"/>
+          <w:lang w:val="fr-FR"/>
+        </w:rPr>
+        <w:t>nhập</w:t>
+      </w:r>
+      <w:proofErr w:type="spellEnd"/>
+      <w:r>
+        <w:rPr>
+          <w:sz w:val="26"/>
+          <w:szCs w:val="26"/>
+          <w:lang w:val="fr-FR"/>
+        </w:rPr>
+        <w:t xml:space="preserve"> </w:t>
+      </w:r>
+      <w:proofErr w:type="spellStart"/>
+      <w:r>
+        <w:rPr>
+          <w:sz w:val="26"/>
+          <w:szCs w:val="26"/>
+          <w:lang w:val="fr-FR"/>
+        </w:rPr>
+        <w:t>khẩu</w:t>
+      </w:r>
+      <w:proofErr w:type="spellEnd"/>
+      <w:r>
+        <w:rPr>
+          <w:sz w:val="26"/>
+          <w:szCs w:val="26"/>
+          <w:lang w:val="fr-FR"/>
+        </w:rPr>
+        <w:t xml:space="preserve">: </w:t>
+      </w:r>
+      <w:proofErr w:type="spellStart"/>
+      <w:r>
+        <w:rPr>
+          <w:sz w:val="26"/>
+          <w:szCs w:val="26"/>
+          <w:lang w:val="fr-FR"/>
+        </w:rPr>
+        <w:t>Giá</w:t>
+      </w:r>
+      <w:proofErr w:type="spellEnd"/>
+      <w:r>
+        <w:rPr>
+          <w:sz w:val="26"/>
+          <w:szCs w:val="26"/>
+          <w:lang w:val="fr-FR"/>
+        </w:rPr>
+        <w:t xml:space="preserve"> </w:t>
+      </w:r>
+      <w:proofErr w:type="spellStart"/>
+      <w:r>
+        <w:rPr>
+          <w:sz w:val="26"/>
+          <w:szCs w:val="26"/>
+          <w:lang w:val="fr-FR"/>
+        </w:rPr>
+        <w:t>trị</w:t>
+      </w:r>
+      <w:proofErr w:type="spellEnd"/>
+      <w:r>
+        <w:rPr>
+          <w:sz w:val="26"/>
+          <w:szCs w:val="26"/>
+          <w:lang w:val="fr-FR"/>
+        </w:rPr>
+        <w:t xml:space="preserve"> </w:t>
+      </w:r>
+      <w:proofErr w:type="spellStart"/>
+      <w:r>
+        <w:rPr>
+          <w:sz w:val="26"/>
+          <w:szCs w:val="26"/>
+          <w:lang w:val="fr-FR"/>
+        </w:rPr>
+        <w:t>xuất</w:t>
+      </w:r>
+      <w:proofErr w:type="spellEnd"/>
+      <w:r>
+        <w:rPr>
+          <w:sz w:val="26"/>
+          <w:szCs w:val="26"/>
+          <w:lang w:val="fr-FR"/>
+        </w:rPr>
+        <w:t xml:space="preserve"> </w:t>
+      </w:r>
+      <w:proofErr w:type="spellStart"/>
+      <w:r>
+        <w:rPr>
+          <w:sz w:val="26"/>
+          <w:szCs w:val="26"/>
+          <w:lang w:val="fr-FR"/>
+        </w:rPr>
+        <w:t>khấu</w:t>
+      </w:r>
+      <w:proofErr w:type="spellEnd"/>
+      <w:r>
+        <w:rPr>
+          <w:sz w:val="26"/>
+          <w:szCs w:val="26"/>
+          <w:lang w:val="fr-FR"/>
+        </w:rPr>
+        <w:t xml:space="preserve"> : </w:t>
       </w:r>
       <w:r>
         <w:rPr>
@@ -1817,7 +7300,79 @@
           <w:szCs w:val="26"/>
           <w:lang w:val="fr-FR"/>
         </w:rPr>
-        <w:t xml:space="preserve"> USD ; Giá trị nhập khẩu : </w:t>
+        <w:t xml:space="preserve"> USD ; </w:t>
+      </w:r>
+      <w:proofErr w:type="spellStart"/>
+      <w:r>
+        <w:rPr>
+          <w:sz w:val="26"/>
+          <w:szCs w:val="26"/>
+          <w:lang w:val="fr-FR"/>
+        </w:rPr>
+        <w:t>Giá</w:t>
+      </w:r>
+      <w:proofErr w:type="spellEnd"/>
+      <w:r>
+        <w:rPr>
+          <w:sz w:val="26"/>
+          <w:szCs w:val="26"/>
+          <w:lang w:val="fr-FR"/>
+        </w:rPr>
+        <w:t xml:space="preserve"> </w:t>
+      </w:r>
+      <w:proofErr w:type="spellStart"/>
+      <w:r>
+        <w:rPr>
+          <w:sz w:val="26"/>
+          <w:szCs w:val="26"/>
+          <w:lang w:val="fr-FR"/>
+        </w:rPr>
+        <w:t>trị</w:t>
+      </w:r>
+      <w:proofErr w:type="spellEnd"/>
+      <w:r>
+        <w:rPr>
+          <w:sz w:val="26"/>
+          <w:szCs w:val="26"/>
+          <w:lang w:val="fr-FR"/>
+        </w:rPr>
+        <w:t xml:space="preserve"> </w:t>
+      </w:r>
+      <w:proofErr w:type="spellStart"/>
+      <w:r>
+        <w:rPr>
+          <w:sz w:val="26"/>
+          <w:szCs w:val="26"/>
+          <w:lang w:val="fr-FR"/>
+        </w:rPr>
+        <w:t>nhập</w:t>
+      </w:r>
+      <w:proofErr w:type="spellEnd"/>
+      <w:r>
+        <w:rPr>
+          <w:sz w:val="26"/>
+          <w:szCs w:val="26"/>
+          <w:lang w:val="fr-FR"/>
+        </w:rPr>
+        <w:t xml:space="preserve"> </w:t>
+      </w:r>
+      <w:proofErr w:type="spellStart"/>
+      <w:r>
+        <w:rPr>
+          <w:sz w:val="26"/>
+          <w:szCs w:val="26"/>
+          <w:lang w:val="fr-FR"/>
+        </w:rPr>
+        <w:t>khẩu</w:t>
+      </w:r>
+      <w:proofErr w:type="spellEnd"/>
+      <w:r>
+        <w:rPr>
+          <w:sz w:val="26"/>
+          <w:szCs w:val="26"/>
+          <w:lang w:val="fr-FR"/>
+        </w:rPr>
+        <w:t xml:space="preserve"> : </w:t>
       </w:r>
       <w:r>
         <w:rPr>
@@ -1855,7 +7410,43 @@
           <w:szCs w:val="26"/>
           <w:lang w:val="fr-FR"/>
         </w:rPr>
-        <w:t xml:space="preserve">- Lợi nhuận: </w:t>
+        <w:t xml:space="preserve">- </w:t>
+      </w:r>
+      <w:proofErr w:type="spellStart"/>
+      <w:r>
+        <w:rPr>
+          <w:sz w:val="26"/>
+          <w:szCs w:val="26"/>
+          <w:lang w:val="fr-FR"/>
+        </w:rPr>
+        <w:t>Lợi</w:t>
+      </w:r>
+      <w:proofErr w:type="spellEnd"/>
+      <w:r>
+        <w:rPr>
+          <w:sz w:val="26"/>
+          <w:szCs w:val="26"/>
+          <w:lang w:val="fr-FR"/>
+        </w:rPr>
+        <w:t xml:space="preserve"> </w:t>
+      </w:r>
+      <w:proofErr w:type="spellStart"/>
+      <w:r>
+        <w:rPr>
+          <w:sz w:val="26"/>
+          <w:szCs w:val="26"/>
+          <w:lang w:val="fr-FR"/>
+        </w:rPr>
+        <w:t>nhuận</w:t>
+      </w:r>
+      <w:proofErr w:type="spellEnd"/>
+      <w:r>
+        <w:rPr>
+          <w:sz w:val="26"/>
+          <w:szCs w:val="26"/>
+          <w:lang w:val="fr-FR"/>
+        </w:rPr>
+        <w:t xml:space="preserve">: </w:t>
       </w:r>
       <w:r>
         <w:rPr>
@@ -1893,7 +7484,97 @@
           <w:szCs w:val="26"/>
           <w:lang w:val="fr-FR"/>
         </w:rPr>
-        <w:t>- Ưu đãi đầu tư được hưởng:</w:t>
+        <w:t xml:space="preserve">- </w:t>
+      </w:r>
+      <w:proofErr w:type="spellStart"/>
+      <w:r>
+        <w:rPr>
+          <w:sz w:val="26"/>
+          <w:szCs w:val="26"/>
+          <w:lang w:val="fr-FR"/>
+        </w:rPr>
+        <w:t>Ưu</w:t>
+      </w:r>
+      <w:proofErr w:type="spellEnd"/>
+      <w:r>
+        <w:rPr>
+          <w:sz w:val="26"/>
+          <w:szCs w:val="26"/>
+          <w:lang w:val="fr-FR"/>
+        </w:rPr>
+        <w:t xml:space="preserve"> </w:t>
+      </w:r>
+      <w:proofErr w:type="spellStart"/>
+      <w:r>
+        <w:rPr>
+          <w:sz w:val="26"/>
+          <w:szCs w:val="26"/>
+          <w:lang w:val="fr-FR"/>
+        </w:rPr>
+        <w:t>đãi</w:t>
+      </w:r>
+      <w:proofErr w:type="spellEnd"/>
+      <w:r>
+        <w:rPr>
+          <w:sz w:val="26"/>
+          <w:szCs w:val="26"/>
+          <w:lang w:val="fr-FR"/>
+        </w:rPr>
+        <w:t xml:space="preserve"> </w:t>
+      </w:r>
+      <w:proofErr w:type="spellStart"/>
+      <w:r>
+        <w:rPr>
+          <w:sz w:val="26"/>
+          <w:szCs w:val="26"/>
+          <w:lang w:val="fr-FR"/>
+        </w:rPr>
+        <w:t>đầu</w:t>
+      </w:r>
+      <w:proofErr w:type="spellEnd"/>
+      <w:r>
+        <w:rPr>
+          <w:sz w:val="26"/>
+          <w:szCs w:val="26"/>
+          <w:lang w:val="fr-FR"/>
+        </w:rPr>
+        <w:t xml:space="preserve"> </w:t>
+      </w:r>
+      <w:proofErr w:type="spellStart"/>
+      <w:r>
+        <w:rPr>
+          <w:sz w:val="26"/>
+          <w:szCs w:val="26"/>
+          <w:lang w:val="fr-FR"/>
+        </w:rPr>
+        <w:t>tư</w:t>
+      </w:r>
+      <w:proofErr w:type="spellEnd"/>
+      <w:r>
+        <w:rPr>
+          <w:sz w:val="26"/>
+          <w:szCs w:val="26"/>
+          <w:lang w:val="fr-FR"/>
+        </w:rPr>
+        <w:t xml:space="preserve"> </w:t>
+      </w:r>
+      <w:proofErr w:type="spellStart"/>
+      <w:r>
+        <w:rPr>
+          <w:sz w:val="26"/>
+          <w:szCs w:val="26"/>
+          <w:lang w:val="fr-FR"/>
+        </w:rPr>
+        <w:t>được</w:t>
+      </w:r>
+      <w:proofErr w:type="spellEnd"/>
+      <w:r>
+        <w:rPr>
+          <w:sz w:val="26"/>
+          <w:szCs w:val="26"/>
+          <w:lang w:val="fr-FR"/>
+        </w:rPr>
+        <w:t xml:space="preserve"> hưởng:</w:t>
       </w:r>
       <w:r>
         <w:rPr>
@@ -1923,17 +7604,231 @@
           <w:szCs w:val="26"/>
           <w:lang w:val="fr-FR"/>
         </w:rPr>
-        <w:t>- Số lao động sử dụng (</w:t>
-      </w:r>
-      <w:r>
-        <w:rPr>
-          <w:i/>
-          <w:sz w:val="26"/>
-          <w:szCs w:val="26"/>
-          <w:lang w:val="fr-FR"/>
-        </w:rPr>
-        <w:t>Tổng số lao động, người Việt Nam, người nước ngoài</w:t>
-      </w:r>
+        <w:t xml:space="preserve">- </w:t>
+      </w:r>
+      <w:proofErr w:type="spellStart"/>
+      <w:r>
+        <w:rPr>
+          <w:sz w:val="26"/>
+          <w:szCs w:val="26"/>
+          <w:lang w:val="fr-FR"/>
+        </w:rPr>
+        <w:t>Số</w:t>
+      </w:r>
+      <w:proofErr w:type="spellEnd"/>
+      <w:r>
+        <w:rPr>
+          <w:sz w:val="26"/>
+          <w:szCs w:val="26"/>
+          <w:lang w:val="fr-FR"/>
+        </w:rPr>
+        <w:t xml:space="preserve"> lao </w:t>
+      </w:r>
+      <w:proofErr w:type="spellStart"/>
+      <w:r>
+        <w:rPr>
+          <w:sz w:val="26"/>
+          <w:szCs w:val="26"/>
+          <w:lang w:val="fr-FR"/>
+        </w:rPr>
+        <w:t>động</w:t>
+      </w:r>
+      <w:proofErr w:type="spellEnd"/>
+      <w:r>
+        <w:rPr>
+          <w:sz w:val="26"/>
+          <w:szCs w:val="26"/>
+          <w:lang w:val="fr-FR"/>
+        </w:rPr>
+        <w:t xml:space="preserve"> </w:t>
+      </w:r>
+      <w:proofErr w:type="spellStart"/>
+      <w:r>
+        <w:rPr>
+          <w:sz w:val="26"/>
+          <w:szCs w:val="26"/>
+          <w:lang w:val="fr-FR"/>
+        </w:rPr>
+        <w:t>sử</w:t>
+      </w:r>
+      <w:proofErr w:type="spellEnd"/>
+      <w:r>
+        <w:rPr>
+          <w:sz w:val="26"/>
+          <w:szCs w:val="26"/>
+          <w:lang w:val="fr-FR"/>
+        </w:rPr>
+        <w:t xml:space="preserve"> </w:t>
+      </w:r>
+      <w:proofErr w:type="spellStart"/>
+      <w:r>
+        <w:rPr>
+          <w:sz w:val="26"/>
+          <w:szCs w:val="26"/>
+          <w:lang w:val="fr-FR"/>
+        </w:rPr>
+        <w:t>dụng</w:t>
+      </w:r>
+      <w:proofErr w:type="spellEnd"/>
+      <w:r>
+        <w:rPr>
+          <w:sz w:val="26"/>
+          <w:szCs w:val="26"/>
+          <w:lang w:val="fr-FR"/>
+        </w:rPr>
+        <w:t xml:space="preserve"> (</w:t>
+      </w:r>
+      <w:proofErr w:type="spellStart"/>
+      <w:r>
+        <w:rPr>
+          <w:i/>
+          <w:sz w:val="26"/>
+          <w:szCs w:val="26"/>
+          <w:lang w:val="fr-FR"/>
+        </w:rPr>
+        <w:t>Tổng</w:t>
+      </w:r>
+      <w:proofErr w:type="spellEnd"/>
+      <w:r>
+        <w:rPr>
+          <w:i/>
+          <w:sz w:val="26"/>
+          <w:szCs w:val="26"/>
+          <w:lang w:val="fr-FR"/>
+        </w:rPr>
+        <w:t xml:space="preserve"> </w:t>
+      </w:r>
+      <w:proofErr w:type="spellStart"/>
+      <w:r>
+        <w:rPr>
+          <w:i/>
+          <w:sz w:val="26"/>
+          <w:szCs w:val="26"/>
+          <w:lang w:val="fr-FR"/>
+        </w:rPr>
+        <w:t>số</w:t>
+      </w:r>
+      <w:proofErr w:type="spellEnd"/>
+      <w:r>
+        <w:rPr>
+          <w:i/>
+          <w:sz w:val="26"/>
+          <w:szCs w:val="26"/>
+          <w:lang w:val="fr-FR"/>
+        </w:rPr>
+        <w:t xml:space="preserve"> lao </w:t>
+      </w:r>
+      <w:proofErr w:type="spellStart"/>
+      <w:r>
+        <w:rPr>
+          <w:i/>
+          <w:sz w:val="26"/>
+          <w:szCs w:val="26"/>
+          <w:lang w:val="fr-FR"/>
+        </w:rPr>
+        <w:t>động</w:t>
+      </w:r>
+      <w:proofErr w:type="spellEnd"/>
+      <w:r>
+        <w:rPr>
+          <w:i/>
+          <w:sz w:val="26"/>
+          <w:szCs w:val="26"/>
+          <w:lang w:val="fr-FR"/>
+        </w:rPr>
+        <w:t xml:space="preserve">, </w:t>
+      </w:r>
+      <w:proofErr w:type="spellStart"/>
+      <w:r>
+        <w:rPr>
+          <w:i/>
+          <w:sz w:val="26"/>
+          <w:szCs w:val="26"/>
+          <w:lang w:val="fr-FR"/>
+        </w:rPr>
+        <w:t>người</w:t>
+      </w:r>
+      <w:proofErr w:type="spellEnd"/>
+      <w:r>
+        <w:rPr>
+          <w:i/>
+          <w:sz w:val="26"/>
+          <w:szCs w:val="26"/>
+          <w:lang w:val="fr-FR"/>
+        </w:rPr>
+        <w:t xml:space="preserve"> </w:t>
+      </w:r>
+      <w:proofErr w:type="spellStart"/>
+      <w:r>
+        <w:rPr>
+          <w:i/>
+          <w:sz w:val="26"/>
+          <w:szCs w:val="26"/>
+          <w:lang w:val="fr-FR"/>
+        </w:rPr>
+        <w:t>Việt</w:t>
+      </w:r>
+      <w:proofErr w:type="spellEnd"/>
+      <w:r>
+        <w:rPr>
+          <w:i/>
+          <w:sz w:val="26"/>
+          <w:szCs w:val="26"/>
+          <w:lang w:val="fr-FR"/>
+        </w:rPr>
+        <w:t xml:space="preserve"> Nam, </w:t>
+      </w:r>
+      <w:proofErr w:type="spellStart"/>
+      <w:r>
+        <w:rPr>
+          <w:i/>
+          <w:sz w:val="26"/>
+          <w:szCs w:val="26"/>
+          <w:lang w:val="fr-FR"/>
+        </w:rPr>
+        <w:t>người</w:t>
+      </w:r>
+      <w:proofErr w:type="spellEnd"/>
+      <w:r>
+        <w:rPr>
+          <w:i/>
+          <w:sz w:val="26"/>
+          <w:szCs w:val="26"/>
+          <w:lang w:val="fr-FR"/>
+        </w:rPr>
+        <w:t xml:space="preserve"> </w:t>
+      </w:r>
+      <w:proofErr w:type="spellStart"/>
+      <w:r>
+        <w:rPr>
+          <w:i/>
+          <w:sz w:val="26"/>
+          <w:szCs w:val="26"/>
+          <w:lang w:val="fr-FR"/>
+        </w:rPr>
+        <w:t>nước</w:t>
+      </w:r>
+      <w:proofErr w:type="spellEnd"/>
+      <w:r>
+        <w:rPr>
+          <w:i/>
+          <w:sz w:val="26"/>
+          <w:szCs w:val="26"/>
+          <w:lang w:val="fr-FR"/>
+        </w:rPr>
+        <w:t xml:space="preserve"> </w:t>
+      </w:r>
+      <w:proofErr w:type="spellStart"/>
+      <w:r>
+        <w:rPr>
+          <w:i/>
+          <w:sz w:val="26"/>
+          <w:szCs w:val="26"/>
+          <w:lang w:val="fr-FR"/>
+        </w:rPr>
+        <w:t>ngoài</w:t>
+      </w:r>
+      <w:proofErr w:type="spellEnd"/>
       <w:r>
         <w:rPr>
           <w:sz w:val="26"/>
@@ -1956,7 +7851,16 @@
           <w:szCs w:val="26"/>
           <w:lang w:val="fr-FR"/>
         </w:rPr>
-        <w:t>17 lao độn</w:t>
+        <w:t xml:space="preserve">17 lao </w:t>
+      </w:r>
+      <w:proofErr w:type="spellStart"/>
+      <w:r>
+        <w:rPr>
+          <w:sz w:val="26"/>
+          <w:szCs w:val="26"/>
+          <w:lang w:val="fr-FR"/>
+        </w:rPr>
+        <w:t>độn</w:t>
       </w:r>
       <w:r>
         <w:rPr>
@@ -1966,21 +7870,94 @@
         </w:rPr>
         <w:t>g</w:t>
       </w:r>
-      <w:r>
-        <w:rPr>
-          <w:sz w:val="26"/>
-          <w:szCs w:val="26"/>
-          <w:lang w:val="fr-FR"/>
-        </w:rPr>
-        <w:t xml:space="preserve"> trong đó : 15 l</w:t>
-      </w:r>
-      <w:r>
-        <w:rPr>
-          <w:sz w:val="26"/>
-          <w:szCs w:val="26"/>
-          <w:lang w:val="fr-FR"/>
-        </w:rPr>
-        <w:t>ao động Việt Nam</w:t>
+      <w:proofErr w:type="spellEnd"/>
+      <w:r>
+        <w:rPr>
+          <w:sz w:val="26"/>
+          <w:szCs w:val="26"/>
+          <w:lang w:val="fr-FR"/>
+        </w:rPr>
+        <w:t xml:space="preserve"> </w:t>
+      </w:r>
+      <w:proofErr w:type="spellStart"/>
+      <w:r>
+        <w:rPr>
+          <w:sz w:val="26"/>
+          <w:szCs w:val="26"/>
+          <w:lang w:val="fr-FR"/>
+        </w:rPr>
+        <w:t>trong</w:t>
+      </w:r>
+      <w:proofErr w:type="spellEnd"/>
+      <w:r>
+        <w:rPr>
+          <w:sz w:val="26"/>
+          <w:szCs w:val="26"/>
+          <w:lang w:val="fr-FR"/>
+        </w:rPr>
+        <w:t xml:space="preserve"> </w:t>
+      </w:r>
+      <w:proofErr w:type="spellStart"/>
+      <w:r>
+        <w:rPr>
+          <w:sz w:val="26"/>
+          <w:szCs w:val="26"/>
+          <w:lang w:val="fr-FR"/>
+        </w:rPr>
+        <w:t>đó</w:t>
+      </w:r>
+      <w:proofErr w:type="spellEnd"/>
+      <w:r>
+        <w:rPr>
+          <w:sz w:val="26"/>
+          <w:szCs w:val="26"/>
+          <w:lang w:val="fr-FR"/>
+        </w:rPr>
+        <w:t> : 15 l</w:t>
+      </w:r>
+      <w:r>
+        <w:rPr>
+          <w:sz w:val="26"/>
+          <w:szCs w:val="26"/>
+          <w:lang w:val="fr-FR"/>
+        </w:rPr>
+        <w:t xml:space="preserve">ao </w:t>
+      </w:r>
+      <w:proofErr w:type="spellStart"/>
+      <w:r>
+        <w:rPr>
+          <w:sz w:val="26"/>
+          <w:szCs w:val="26"/>
+          <w:lang w:val="fr-FR"/>
+        </w:rPr>
+        <w:t>động</w:t>
+      </w:r>
+      <w:proofErr w:type="spellEnd"/>
+      <w:r>
+        <w:rPr>
+          <w:sz w:val="26"/>
+          <w:szCs w:val="26"/>
+          <w:lang w:val="fr-FR"/>
+        </w:rPr>
+        <w:t xml:space="preserve"> </w:t>
+      </w:r>
+      <w:proofErr w:type="spellStart"/>
+      <w:r>
+        <w:rPr>
+          <w:sz w:val="26"/>
+          <w:szCs w:val="26"/>
+          <w:lang w:val="fr-FR"/>
+        </w:rPr>
+        <w:t>Việt</w:t>
+      </w:r>
+      <w:proofErr w:type="spellEnd"/>
+      <w:r>
+        <w:rPr>
+          <w:sz w:val="26"/>
+          <w:szCs w:val="26"/>
+          <w:lang w:val="fr-FR"/>
+        </w:rPr>
+        <w:t xml:space="preserve"> Nam</w:t>
       </w:r>
       <w:r>
         <w:rPr>
@@ -1996,8 +7973,54 @@
           <w:szCs w:val="26"/>
           <w:lang w:val="fr-FR"/>
         </w:rPr>
-        <w:t>lao động nước ngoài</w:t>
-      </w:r>
+        <w:t xml:space="preserve">lao </w:t>
+      </w:r>
+      <w:proofErr w:type="spellStart"/>
+      <w:r>
+        <w:rPr>
+          <w:sz w:val="26"/>
+          <w:szCs w:val="26"/>
+          <w:lang w:val="fr-FR"/>
+        </w:rPr>
+        <w:t>động</w:t>
+      </w:r>
+      <w:proofErr w:type="spellEnd"/>
+      <w:r>
+        <w:rPr>
+          <w:sz w:val="26"/>
+          <w:szCs w:val="26"/>
+          <w:lang w:val="fr-FR"/>
+        </w:rPr>
+        <w:t xml:space="preserve"> </w:t>
+      </w:r>
+      <w:proofErr w:type="spellStart"/>
+      <w:r>
+        <w:rPr>
+          <w:sz w:val="26"/>
+          <w:szCs w:val="26"/>
+          <w:lang w:val="fr-FR"/>
+        </w:rPr>
+        <w:t>nước</w:t>
+      </w:r>
+      <w:proofErr w:type="spellEnd"/>
+      <w:r>
+        <w:rPr>
+          <w:sz w:val="26"/>
+          <w:szCs w:val="26"/>
+          <w:lang w:val="fr-FR"/>
+        </w:rPr>
+        <w:t xml:space="preserve"> </w:t>
+      </w:r>
+      <w:proofErr w:type="spellStart"/>
+      <w:r>
+        <w:rPr>
+          <w:sz w:val="26"/>
+          <w:szCs w:val="26"/>
+          <w:lang w:val="fr-FR"/>
+        </w:rPr>
+        <w:t>ngoài</w:t>
+      </w:r>
+      <w:proofErr w:type="spellEnd"/>
     </w:p>
     <w:p>
       <w:pPr>
@@ -2018,7 +8041,151 @@
           <w:szCs w:val="26"/>
           <w:lang w:val="fr-FR"/>
         </w:rPr>
-        <w:t xml:space="preserve">- Mức thu nhập bình quân của người lao động: </w:t>
+        <w:t xml:space="preserve">- </w:t>
+      </w:r>
+      <w:proofErr w:type="spellStart"/>
+      <w:r>
+        <w:rPr>
+          <w:sz w:val="26"/>
+          <w:szCs w:val="26"/>
+          <w:lang w:val="fr-FR"/>
+        </w:rPr>
+        <w:t>Mức</w:t>
+      </w:r>
+      <w:proofErr w:type="spellEnd"/>
+      <w:r>
+        <w:rPr>
+          <w:sz w:val="26"/>
+          <w:szCs w:val="26"/>
+          <w:lang w:val="fr-FR"/>
+        </w:rPr>
+        <w:t xml:space="preserve"> </w:t>
+      </w:r>
+      <w:proofErr w:type="spellStart"/>
+      <w:r>
+        <w:rPr>
+          <w:sz w:val="26"/>
+          <w:szCs w:val="26"/>
+          <w:lang w:val="fr-FR"/>
+        </w:rPr>
+        <w:t>thu</w:t>
+      </w:r>
+      <w:proofErr w:type="spellEnd"/>
+      <w:r>
+        <w:rPr>
+          <w:sz w:val="26"/>
+          <w:szCs w:val="26"/>
+          <w:lang w:val="fr-FR"/>
+        </w:rPr>
+        <w:t xml:space="preserve"> </w:t>
+      </w:r>
+      <w:proofErr w:type="spellStart"/>
+      <w:r>
+        <w:rPr>
+          <w:sz w:val="26"/>
+          <w:szCs w:val="26"/>
+          <w:lang w:val="fr-FR"/>
+        </w:rPr>
+        <w:t>nhập</w:t>
+      </w:r>
+      <w:proofErr w:type="spellEnd"/>
+      <w:r>
+        <w:rPr>
+          <w:sz w:val="26"/>
+          <w:szCs w:val="26"/>
+          <w:lang w:val="fr-FR"/>
+        </w:rPr>
+        <w:t xml:space="preserve"> </w:t>
+      </w:r>
+      <w:proofErr w:type="spellStart"/>
+      <w:r>
+        <w:rPr>
+          <w:sz w:val="26"/>
+          <w:szCs w:val="26"/>
+          <w:lang w:val="fr-FR"/>
+        </w:rPr>
+        <w:t>bình</w:t>
+      </w:r>
+      <w:proofErr w:type="spellEnd"/>
+      <w:r>
+        <w:rPr>
+          <w:sz w:val="26"/>
+          <w:szCs w:val="26"/>
+          <w:lang w:val="fr-FR"/>
+        </w:rPr>
+        <w:t xml:space="preserve"> </w:t>
+      </w:r>
+      <w:proofErr w:type="spellStart"/>
+      <w:r>
+        <w:rPr>
+          <w:sz w:val="26"/>
+          <w:szCs w:val="26"/>
+          <w:lang w:val="fr-FR"/>
+        </w:rPr>
+        <w:t>quân</w:t>
+      </w:r>
+      <w:proofErr w:type="spellEnd"/>
+      <w:r>
+        <w:rPr>
+          <w:sz w:val="26"/>
+          <w:szCs w:val="26"/>
+          <w:lang w:val="fr-FR"/>
+        </w:rPr>
+        <w:t xml:space="preserve"> </w:t>
+      </w:r>
+      <w:proofErr w:type="spellStart"/>
+      <w:r>
+        <w:rPr>
+          <w:sz w:val="26"/>
+          <w:szCs w:val="26"/>
+          <w:lang w:val="fr-FR"/>
+        </w:rPr>
+        <w:t>của</w:t>
+      </w:r>
+      <w:proofErr w:type="spellEnd"/>
+      <w:r>
+        <w:rPr>
+          <w:sz w:val="26"/>
+          <w:szCs w:val="26"/>
+          <w:lang w:val="fr-FR"/>
+        </w:rPr>
+        <w:t xml:space="preserve"> </w:t>
+      </w:r>
+      <w:proofErr w:type="spellStart"/>
+      <w:r>
+        <w:rPr>
+          <w:sz w:val="26"/>
+          <w:szCs w:val="26"/>
+          <w:lang w:val="fr-FR"/>
+        </w:rPr>
+        <w:t>người</w:t>
+      </w:r>
+      <w:proofErr w:type="spellEnd"/>
+      <w:r>
+        <w:rPr>
+          <w:sz w:val="26"/>
+          <w:szCs w:val="26"/>
+          <w:lang w:val="fr-FR"/>
+        </w:rPr>
+        <w:t xml:space="preserve"> lao </w:t>
+      </w:r>
+      <w:proofErr w:type="spellStart"/>
+      <w:r>
+        <w:rPr>
+          <w:sz w:val="26"/>
+          <w:szCs w:val="26"/>
+          <w:lang w:val="fr-FR"/>
+        </w:rPr>
+        <w:t>động</w:t>
+      </w:r>
+      <w:proofErr w:type="spellEnd"/>
+      <w:r>
+        <w:rPr>
+          <w:sz w:val="26"/>
+          <w:szCs w:val="26"/>
+          <w:lang w:val="fr-FR"/>
+        </w:rPr>
+        <w:t xml:space="preserve">: </w:t>
       </w:r>
       <w:r>
         <w:rPr>
@@ -2056,7 +8223,151 @@
           <w:szCs w:val="26"/>
           <w:lang w:val="fr-FR"/>
         </w:rPr>
-        <w:t xml:space="preserve">- Tình hình thực hiện nghĩa vụ tài chính: </w:t>
+        <w:t xml:space="preserve">- </w:t>
+      </w:r>
+      <w:proofErr w:type="spellStart"/>
+      <w:r>
+        <w:rPr>
+          <w:sz w:val="26"/>
+          <w:szCs w:val="26"/>
+          <w:lang w:val="fr-FR"/>
+        </w:rPr>
+        <w:t>Tình</w:t>
+      </w:r>
+      <w:proofErr w:type="spellEnd"/>
+      <w:r>
+        <w:rPr>
+          <w:sz w:val="26"/>
+          <w:szCs w:val="26"/>
+          <w:lang w:val="fr-FR"/>
+        </w:rPr>
+        <w:t xml:space="preserve"> </w:t>
+      </w:r>
+      <w:proofErr w:type="spellStart"/>
+      <w:r>
+        <w:rPr>
+          <w:sz w:val="26"/>
+          <w:szCs w:val="26"/>
+          <w:lang w:val="fr-FR"/>
+        </w:rPr>
+        <w:t>hình</w:t>
+      </w:r>
+      <w:proofErr w:type="spellEnd"/>
+      <w:r>
+        <w:rPr>
+          <w:sz w:val="26"/>
+          <w:szCs w:val="26"/>
+          <w:lang w:val="fr-FR"/>
+        </w:rPr>
+        <w:t xml:space="preserve"> </w:t>
+      </w:r>
+      <w:proofErr w:type="spellStart"/>
+      <w:r>
+        <w:rPr>
+          <w:sz w:val="26"/>
+          <w:szCs w:val="26"/>
+          <w:lang w:val="fr-FR"/>
+        </w:rPr>
+        <w:t>thực</w:t>
+      </w:r>
+      <w:proofErr w:type="spellEnd"/>
+      <w:r>
+        <w:rPr>
+          <w:sz w:val="26"/>
+          <w:szCs w:val="26"/>
+          <w:lang w:val="fr-FR"/>
+        </w:rPr>
+        <w:t xml:space="preserve"> </w:t>
+      </w:r>
+      <w:proofErr w:type="spellStart"/>
+      <w:r>
+        <w:rPr>
+          <w:sz w:val="26"/>
+          <w:szCs w:val="26"/>
+          <w:lang w:val="fr-FR"/>
+        </w:rPr>
+        <w:t>hiện</w:t>
+      </w:r>
+      <w:proofErr w:type="spellEnd"/>
+      <w:r>
+        <w:rPr>
+          <w:sz w:val="26"/>
+          <w:szCs w:val="26"/>
+          <w:lang w:val="fr-FR"/>
+        </w:rPr>
+        <w:t xml:space="preserve"> </w:t>
+      </w:r>
+      <w:proofErr w:type="spellStart"/>
+      <w:r>
+        <w:rPr>
+          <w:sz w:val="26"/>
+          <w:szCs w:val="26"/>
+          <w:lang w:val="fr-FR"/>
+        </w:rPr>
+        <w:t>nghĩa</w:t>
+      </w:r>
+      <w:proofErr w:type="spellEnd"/>
+      <w:r>
+        <w:rPr>
+          <w:sz w:val="26"/>
+          <w:szCs w:val="26"/>
+          <w:lang w:val="fr-FR"/>
+        </w:rPr>
+        <w:t xml:space="preserve"> </w:t>
+      </w:r>
+      <w:proofErr w:type="spellStart"/>
+      <w:r>
+        <w:rPr>
+          <w:sz w:val="26"/>
+          <w:szCs w:val="26"/>
+          <w:lang w:val="fr-FR"/>
+        </w:rPr>
+        <w:t>vụ</w:t>
+      </w:r>
+      <w:proofErr w:type="spellEnd"/>
+      <w:r>
+        <w:rPr>
+          <w:sz w:val="26"/>
+          <w:szCs w:val="26"/>
+          <w:lang w:val="fr-FR"/>
+        </w:rPr>
+        <w:t xml:space="preserve"> </w:t>
+      </w:r>
+      <w:proofErr w:type="spellStart"/>
+      <w:r>
+        <w:rPr>
+          <w:sz w:val="26"/>
+          <w:szCs w:val="26"/>
+          <w:lang w:val="fr-FR"/>
+        </w:rPr>
+        <w:t>tài</w:t>
+      </w:r>
+      <w:proofErr w:type="spellEnd"/>
+      <w:r>
+        <w:rPr>
+          <w:sz w:val="26"/>
+          <w:szCs w:val="26"/>
+          <w:lang w:val="fr-FR"/>
+        </w:rPr>
+        <w:t xml:space="preserve"> </w:t>
+      </w:r>
+      <w:proofErr w:type="spellStart"/>
+      <w:r>
+        <w:rPr>
+          <w:sz w:val="26"/>
+          <w:szCs w:val="26"/>
+          <w:lang w:val="fr-FR"/>
+        </w:rPr>
+        <w:t>chính</w:t>
+      </w:r>
+      <w:proofErr w:type="spellEnd"/>
+      <w:r>
+        <w:rPr>
+          <w:sz w:val="26"/>
+          <w:szCs w:val="26"/>
+          <w:lang w:val="fr-FR"/>
+        </w:rPr>
+        <w:t xml:space="preserve">: </w:t>
       </w:r>
       <w:r>
         <w:rPr>
@@ -2094,7 +8405,169 @@
           <w:szCs w:val="26"/>
           <w:lang w:val="fr-FR"/>
         </w:rPr>
-        <w:t xml:space="preserve">- Các khoản thuế, phí, tiền thuê đất đã nộp: </w:t>
+        <w:t xml:space="preserve">- </w:t>
+      </w:r>
+      <w:proofErr w:type="spellStart"/>
+      <w:r>
+        <w:rPr>
+          <w:sz w:val="26"/>
+          <w:szCs w:val="26"/>
+          <w:lang w:val="fr-FR"/>
+        </w:rPr>
+        <w:t>Các</w:t>
+      </w:r>
+      <w:proofErr w:type="spellEnd"/>
+      <w:r>
+        <w:rPr>
+          <w:sz w:val="26"/>
+          <w:szCs w:val="26"/>
+          <w:lang w:val="fr-FR"/>
+        </w:rPr>
+        <w:t xml:space="preserve"> </w:t>
+      </w:r>
+      <w:proofErr w:type="spellStart"/>
+      <w:r>
+        <w:rPr>
+          <w:sz w:val="26"/>
+          <w:szCs w:val="26"/>
+          <w:lang w:val="fr-FR"/>
+        </w:rPr>
+        <w:t>khoản</w:t>
+      </w:r>
+      <w:proofErr w:type="spellEnd"/>
+      <w:r>
+        <w:rPr>
+          <w:sz w:val="26"/>
+          <w:szCs w:val="26"/>
+          <w:lang w:val="fr-FR"/>
+        </w:rPr>
+        <w:t xml:space="preserve"> </w:t>
+      </w:r>
+      <w:proofErr w:type="spellStart"/>
+      <w:r>
+        <w:rPr>
+          <w:sz w:val="26"/>
+          <w:szCs w:val="26"/>
+          <w:lang w:val="fr-FR"/>
+        </w:rPr>
+        <w:t>thuế</w:t>
+      </w:r>
+      <w:proofErr w:type="spellEnd"/>
+      <w:r>
+        <w:rPr>
+          <w:sz w:val="26"/>
+          <w:szCs w:val="26"/>
+          <w:lang w:val="fr-FR"/>
+        </w:rPr>
+        <w:t xml:space="preserve">, </w:t>
+      </w:r>
+      <w:proofErr w:type="spellStart"/>
+      <w:r>
+        <w:rPr>
+          <w:sz w:val="26"/>
+          <w:szCs w:val="26"/>
+          <w:lang w:val="fr-FR"/>
+        </w:rPr>
+        <w:t>phí</w:t>
+      </w:r>
+      <w:proofErr w:type="spellEnd"/>
+      <w:r>
+        <w:rPr>
+          <w:sz w:val="26"/>
+          <w:szCs w:val="26"/>
+          <w:lang w:val="fr-FR"/>
+        </w:rPr>
+        <w:t xml:space="preserve">, </w:t>
+      </w:r>
+      <w:proofErr w:type="spellStart"/>
+      <w:r>
+        <w:rPr>
+          <w:sz w:val="26"/>
+          <w:szCs w:val="26"/>
+          <w:lang w:val="fr-FR"/>
+        </w:rPr>
+        <w:t>tiền</w:t>
+      </w:r>
+      <w:proofErr w:type="spellEnd"/>
+      <w:r>
+        <w:rPr>
+          <w:sz w:val="26"/>
+          <w:szCs w:val="26"/>
+          <w:lang w:val="fr-FR"/>
+        </w:rPr>
+        <w:t xml:space="preserve"> </w:t>
+      </w:r>
+      <w:proofErr w:type="spellStart"/>
+      <w:r>
+        <w:rPr>
+          <w:sz w:val="26"/>
+          <w:szCs w:val="26"/>
+          <w:lang w:val="fr-FR"/>
+        </w:rPr>
+        <w:t>thuê</w:t>
+      </w:r>
+      <w:proofErr w:type="spellEnd"/>
+      <w:r>
+        <w:rPr>
+          <w:sz w:val="26"/>
+          <w:szCs w:val="26"/>
+          <w:lang w:val="fr-FR"/>
+        </w:rPr>
+        <w:t xml:space="preserve"> </w:t>
+      </w:r>
+      <w:proofErr w:type="spellStart"/>
+      <w:r>
+        <w:rPr>
+          <w:sz w:val="26"/>
+          <w:szCs w:val="26"/>
+          <w:lang w:val="fr-FR"/>
+        </w:rPr>
+        <w:t>đất</w:t>
+      </w:r>
+      <w:proofErr w:type="spellEnd"/>
+      <w:r>
+        <w:rPr>
+          <w:sz w:val="26"/>
+          <w:szCs w:val="26"/>
+          <w:lang w:val="fr-FR"/>
+        </w:rPr>
+        <w:t xml:space="preserve"> </w:t>
+      </w:r>
+      <w:proofErr w:type="spellStart"/>
+      <w:r>
+        <w:rPr>
+          <w:sz w:val="26"/>
+          <w:szCs w:val="26"/>
+          <w:lang w:val="fr-FR"/>
+        </w:rPr>
+        <w:t>đã</w:t>
+      </w:r>
+      <w:proofErr w:type="spellEnd"/>
+      <w:r>
+        <w:rPr>
+          <w:sz w:val="26"/>
+          <w:szCs w:val="26"/>
+          <w:lang w:val="fr-FR"/>
+        </w:rPr>
+        <w:t xml:space="preserve"> </w:t>
+      </w:r>
+      <w:proofErr w:type="spellStart"/>
+      <w:r>
+        <w:rPr>
+          <w:sz w:val="26"/>
+          <w:szCs w:val="26"/>
+          <w:lang w:val="fr-FR"/>
+        </w:rPr>
+        <w:t>nộp</w:t>
+      </w:r>
+      <w:proofErr w:type="spellEnd"/>
+      <w:r>
+        <w:rPr>
+          <w:sz w:val="26"/>
+          <w:szCs w:val="26"/>
+          <w:lang w:val="fr-FR"/>
+        </w:rPr>
+        <w:t xml:space="preserve">: </w:t>
       </w:r>
       <w:r>
         <w:rPr>
@@ -2124,16 +8597,218 @@
           <w:szCs w:val="26"/>
           <w:lang w:val="fr-FR"/>
         </w:rPr>
-        <w:t xml:space="preserve">- Các khoản thuế, phí, tiền thuê đất còn nợ </w:t>
-      </w:r>
-      <w:r>
-        <w:rPr>
-          <w:i/>
-          <w:sz w:val="26"/>
-          <w:szCs w:val="26"/>
-          <w:lang w:val="fr-FR"/>
-        </w:rPr>
-        <w:t>(nếu có)</w:t>
+        <w:t xml:space="preserve">- </w:t>
+      </w:r>
+      <w:proofErr w:type="spellStart"/>
+      <w:r>
+        <w:rPr>
+          <w:sz w:val="26"/>
+          <w:szCs w:val="26"/>
+          <w:lang w:val="fr-FR"/>
+        </w:rPr>
+        <w:t>Các</w:t>
+      </w:r>
+      <w:proofErr w:type="spellEnd"/>
+      <w:r>
+        <w:rPr>
+          <w:sz w:val="26"/>
+          <w:szCs w:val="26"/>
+          <w:lang w:val="fr-FR"/>
+        </w:rPr>
+        <w:t xml:space="preserve"> </w:t>
+      </w:r>
+      <w:proofErr w:type="spellStart"/>
+      <w:r>
+        <w:rPr>
+          <w:sz w:val="26"/>
+          <w:szCs w:val="26"/>
+          <w:lang w:val="fr-FR"/>
+        </w:rPr>
+        <w:t>khoản</w:t>
+      </w:r>
+      <w:proofErr w:type="spellEnd"/>
+      <w:r>
+        <w:rPr>
+          <w:sz w:val="26"/>
+          <w:szCs w:val="26"/>
+          <w:lang w:val="fr-FR"/>
+        </w:rPr>
+        <w:t xml:space="preserve"> </w:t>
+      </w:r>
+      <w:proofErr w:type="spellStart"/>
+      <w:r>
+        <w:rPr>
+          <w:sz w:val="26"/>
+          <w:szCs w:val="26"/>
+          <w:lang w:val="fr-FR"/>
+        </w:rPr>
+        <w:t>thuế</w:t>
+      </w:r>
+      <w:proofErr w:type="spellEnd"/>
+      <w:r>
+        <w:rPr>
+          <w:sz w:val="26"/>
+          <w:szCs w:val="26"/>
+          <w:lang w:val="fr-FR"/>
+        </w:rPr>
+        <w:t xml:space="preserve">, </w:t>
+      </w:r>
+      <w:proofErr w:type="spellStart"/>
+      <w:r>
+        <w:rPr>
+          <w:sz w:val="26"/>
+          <w:szCs w:val="26"/>
+          <w:lang w:val="fr-FR"/>
+        </w:rPr>
+        <w:t>phí</w:t>
+      </w:r>
+      <w:proofErr w:type="spellEnd"/>
+      <w:r>
+        <w:rPr>
+          <w:sz w:val="26"/>
+          <w:szCs w:val="26"/>
+          <w:lang w:val="fr-FR"/>
+        </w:rPr>
+        <w:t xml:space="preserve">, </w:t>
+      </w:r>
+      <w:proofErr w:type="spellStart"/>
+      <w:r>
+        <w:rPr>
+          <w:sz w:val="26"/>
+          <w:szCs w:val="26"/>
+          <w:lang w:val="fr-FR"/>
+        </w:rPr>
+        <w:t>tiền</w:t>
+      </w:r>
+      <w:proofErr w:type="spellEnd"/>
+      <w:r>
+        <w:rPr>
+          <w:sz w:val="26"/>
+          <w:szCs w:val="26"/>
+          <w:lang w:val="fr-FR"/>
+        </w:rPr>
+        <w:t xml:space="preserve"> </w:t>
+      </w:r>
+      <w:proofErr w:type="spellStart"/>
+      <w:r>
+        <w:rPr>
+          <w:sz w:val="26"/>
+          <w:szCs w:val="26"/>
+          <w:lang w:val="fr-FR"/>
+        </w:rPr>
+        <w:t>thuê</w:t>
+      </w:r>
+      <w:proofErr w:type="spellEnd"/>
+      <w:r>
+        <w:rPr>
+          <w:sz w:val="26"/>
+          <w:szCs w:val="26"/>
+          <w:lang w:val="fr-FR"/>
+        </w:rPr>
+        <w:t xml:space="preserve"> </w:t>
+      </w:r>
+      <w:proofErr w:type="spellStart"/>
+      <w:r>
+        <w:rPr>
+          <w:sz w:val="26"/>
+          <w:szCs w:val="26"/>
+          <w:lang w:val="fr-FR"/>
+        </w:rPr>
+        <w:t>đất</w:t>
+      </w:r>
+      <w:proofErr w:type="spellEnd"/>
+      <w:r>
+        <w:rPr>
+          <w:sz w:val="26"/>
+          <w:szCs w:val="26"/>
+          <w:lang w:val="fr-FR"/>
+        </w:rPr>
+        <w:t xml:space="preserve"> </w:t>
+      </w:r>
+      <w:proofErr w:type="spellStart"/>
+      <w:r>
+        <w:rPr>
+          <w:sz w:val="26"/>
+          <w:szCs w:val="26"/>
+          <w:lang w:val="fr-FR"/>
+        </w:rPr>
+        <w:t>còn</w:t>
+      </w:r>
+      <w:proofErr w:type="spellEnd"/>
+      <w:r>
+        <w:rPr>
+          <w:sz w:val="26"/>
+          <w:szCs w:val="26"/>
+          <w:lang w:val="fr-FR"/>
+        </w:rPr>
+        <w:t xml:space="preserve"> </w:t>
+      </w:r>
+      <w:proofErr w:type="spellStart"/>
+      <w:r>
+        <w:rPr>
+          <w:sz w:val="26"/>
+          <w:szCs w:val="26"/>
+          <w:lang w:val="fr-FR"/>
+        </w:rPr>
+        <w:t>nợ</w:t>
+      </w:r>
+      <w:proofErr w:type="spellEnd"/>
+      <w:r>
+        <w:rPr>
+          <w:sz w:val="26"/>
+          <w:szCs w:val="26"/>
+          <w:lang w:val="fr-FR"/>
+        </w:rPr>
+        <w:t xml:space="preserve"> </w:t>
+      </w:r>
+      <w:r>
+        <w:rPr>
+          <w:i/>
+          <w:sz w:val="26"/>
+          <w:szCs w:val="26"/>
+          <w:lang w:val="fr-FR"/>
+        </w:rPr>
+        <w:t>(</w:t>
+      </w:r>
+      <w:proofErr w:type="spellStart"/>
+      <w:r>
+        <w:rPr>
+          <w:i/>
+          <w:sz w:val="26"/>
+          <w:szCs w:val="26"/>
+          <w:lang w:val="fr-FR"/>
+        </w:rPr>
+        <w:t>nếu</w:t>
+      </w:r>
+      <w:proofErr w:type="spellEnd"/>
+      <w:r>
+        <w:rPr>
+          <w:i/>
+          <w:sz w:val="26"/>
+          <w:szCs w:val="26"/>
+          <w:lang w:val="fr-FR"/>
+        </w:rPr>
+        <w:t xml:space="preserve"> </w:t>
+      </w:r>
+      <w:proofErr w:type="spellStart"/>
+      <w:r>
+        <w:rPr>
+          <w:i/>
+          <w:sz w:val="26"/>
+          <w:szCs w:val="26"/>
+          <w:lang w:val="fr-FR"/>
+        </w:rPr>
+        <w:t>có</w:t>
+      </w:r>
+      <w:proofErr w:type="spellEnd"/>
+      <w:r>
+        <w:rPr>
+          <w:i/>
+          <w:sz w:val="26"/>
+          <w:szCs w:val="26"/>
+          <w:lang w:val="fr-FR"/>
+        </w:rPr>
+        <w:t>)</w:t>
       </w:r>
       <w:r>
         <w:rPr>
@@ -2171,8 +8846,207 @@
           <w:szCs w:val="26"/>
           <w:lang w:val="fr-FR"/>
         </w:rPr>
-        <w:t>- Các nghĩa vụ tài chính với các bên liên quan khác (</w:t>
-      </w:r>
+        <w:t xml:space="preserve">- </w:t>
+      </w:r>
+      <w:proofErr w:type="spellStart"/>
+      <w:r>
+        <w:rPr>
+          <w:sz w:val="26"/>
+          <w:szCs w:val="26"/>
+          <w:lang w:val="fr-FR"/>
+        </w:rPr>
+        <w:t>Các</w:t>
+      </w:r>
+      <w:proofErr w:type="spellEnd"/>
+      <w:r>
+        <w:rPr>
+          <w:sz w:val="26"/>
+          <w:szCs w:val="26"/>
+          <w:lang w:val="fr-FR"/>
+        </w:rPr>
+        <w:t xml:space="preserve"> </w:t>
+      </w:r>
+      <w:proofErr w:type="spellStart"/>
+      <w:r>
+        <w:rPr>
+          <w:sz w:val="26"/>
+          <w:szCs w:val="26"/>
+          <w:lang w:val="fr-FR"/>
+        </w:rPr>
+        <w:t>nghĩa</w:t>
+      </w:r>
+      <w:proofErr w:type="spellEnd"/>
+      <w:r>
+        <w:rPr>
+          <w:sz w:val="26"/>
+          <w:szCs w:val="26"/>
+          <w:lang w:val="fr-FR"/>
+        </w:rPr>
+        <w:t xml:space="preserve"> </w:t>
+      </w:r>
+      <w:proofErr w:type="spellStart"/>
+      <w:r>
+        <w:rPr>
+          <w:sz w:val="26"/>
+          <w:szCs w:val="26"/>
+          <w:lang w:val="fr-FR"/>
+        </w:rPr>
+        <w:t>vụ</w:t>
+      </w:r>
+      <w:proofErr w:type="spellEnd"/>
+      <w:r>
+        <w:rPr>
+          <w:sz w:val="26"/>
+          <w:szCs w:val="26"/>
+          <w:lang w:val="fr-FR"/>
+        </w:rPr>
+        <w:t xml:space="preserve"> </w:t>
+      </w:r>
+      <w:proofErr w:type="spellStart"/>
+      <w:r>
+        <w:rPr>
+          <w:sz w:val="26"/>
+          <w:szCs w:val="26"/>
+          <w:lang w:val="fr-FR"/>
+        </w:rPr>
+        <w:t>tài</w:t>
+      </w:r>
+      <w:proofErr w:type="spellEnd"/>
+      <w:r>
+        <w:rPr>
+          <w:sz w:val="26"/>
+          <w:szCs w:val="26"/>
+          <w:lang w:val="fr-FR"/>
+        </w:rPr>
+        <w:t xml:space="preserve"> </w:t>
+      </w:r>
+      <w:proofErr w:type="spellStart"/>
+      <w:r>
+        <w:rPr>
+          <w:sz w:val="26"/>
+          <w:szCs w:val="26"/>
+          <w:lang w:val="fr-FR"/>
+        </w:rPr>
+        <w:t>chính</w:t>
+      </w:r>
+      <w:proofErr w:type="spellEnd"/>
+      <w:r>
+        <w:rPr>
+          <w:sz w:val="26"/>
+          <w:szCs w:val="26"/>
+          <w:lang w:val="fr-FR"/>
+        </w:rPr>
+        <w:t xml:space="preserve"> </w:t>
+      </w:r>
+      <w:proofErr w:type="spellStart"/>
+      <w:r>
+        <w:rPr>
+          <w:sz w:val="26"/>
+          <w:szCs w:val="26"/>
+          <w:lang w:val="fr-FR"/>
+        </w:rPr>
+        <w:t>với</w:t>
+      </w:r>
+      <w:proofErr w:type="spellEnd"/>
+      <w:r>
+        <w:rPr>
+          <w:sz w:val="26"/>
+          <w:szCs w:val="26"/>
+          <w:lang w:val="fr-FR"/>
+        </w:rPr>
+        <w:t xml:space="preserve"> </w:t>
+      </w:r>
+      <w:proofErr w:type="spellStart"/>
+      <w:r>
+        <w:rPr>
+          <w:sz w:val="26"/>
+          <w:szCs w:val="26"/>
+          <w:lang w:val="fr-FR"/>
+        </w:rPr>
+        <w:t>các</w:t>
+      </w:r>
+      <w:proofErr w:type="spellEnd"/>
+      <w:r>
+        <w:rPr>
+          <w:sz w:val="26"/>
+          <w:szCs w:val="26"/>
+          <w:lang w:val="fr-FR"/>
+        </w:rPr>
+        <w:t xml:space="preserve"> </w:t>
+      </w:r>
+      <w:proofErr w:type="spellStart"/>
+      <w:r>
+        <w:rPr>
+          <w:sz w:val="26"/>
+          <w:szCs w:val="26"/>
+          <w:lang w:val="fr-FR"/>
+        </w:rPr>
+        <w:t>bên</w:t>
+      </w:r>
+      <w:proofErr w:type="spellEnd"/>
+      <w:r>
+        <w:rPr>
+          <w:sz w:val="26"/>
+          <w:szCs w:val="26"/>
+          <w:lang w:val="fr-FR"/>
+        </w:rPr>
+        <w:t xml:space="preserve"> </w:t>
+      </w:r>
+      <w:proofErr w:type="spellStart"/>
+      <w:r>
+        <w:rPr>
+          <w:sz w:val="26"/>
+          <w:szCs w:val="26"/>
+          <w:lang w:val="fr-FR"/>
+        </w:rPr>
+        <w:t>liên</w:t>
+      </w:r>
+      <w:proofErr w:type="spellEnd"/>
+      <w:r>
+        <w:rPr>
+          <w:sz w:val="26"/>
+          <w:szCs w:val="26"/>
+          <w:lang w:val="fr-FR"/>
+        </w:rPr>
+        <w:t xml:space="preserve"> </w:t>
+      </w:r>
+      <w:proofErr w:type="spellStart"/>
+      <w:r>
+        <w:rPr>
+          <w:sz w:val="26"/>
+          <w:szCs w:val="26"/>
+          <w:lang w:val="fr-FR"/>
+        </w:rPr>
+        <w:t>quan</w:t>
+      </w:r>
+      <w:proofErr w:type="spellEnd"/>
+      <w:r>
+        <w:rPr>
+          <w:sz w:val="26"/>
+          <w:szCs w:val="26"/>
+          <w:lang w:val="fr-FR"/>
+        </w:rPr>
+        <w:t xml:space="preserve"> </w:t>
+      </w:r>
+      <w:proofErr w:type="spellStart"/>
+      <w:r>
+        <w:rPr>
+          <w:sz w:val="26"/>
+          <w:szCs w:val="26"/>
+          <w:lang w:val="fr-FR"/>
+        </w:rPr>
+        <w:t>khác</w:t>
+      </w:r>
+      <w:proofErr w:type="spellEnd"/>
+      <w:r>
+        <w:rPr>
+          <w:sz w:val="26"/>
+          <w:szCs w:val="26"/>
+          <w:lang w:val="fr-FR"/>
+        </w:rPr>
+        <w:t xml:space="preserve"> (</w:t>
+      </w:r>
+      <w:proofErr w:type="spellStart"/>
       <w:r>
         <w:rPr>
           <w:i/>
@@ -2181,8 +9055,285 @@
           <w:szCs w:val="26"/>
           <w:lang w:val="fr-FR"/>
         </w:rPr>
-        <w:t>lương đối với người lao động, các khoản phải trả cho bên thứ ba,...</w:t>
-      </w:r>
+        <w:t>lương</w:t>
+      </w:r>
+      <w:proofErr w:type="spellEnd"/>
+      <w:r>
+        <w:rPr>
+          <w:i/>
+          <w:iCs/>
+          <w:sz w:val="26"/>
+          <w:szCs w:val="26"/>
+          <w:lang w:val="fr-FR"/>
+        </w:rPr>
+        <w:t xml:space="preserve"> </w:t>
+      </w:r>
+      <w:proofErr w:type="spellStart"/>
+      <w:r>
+        <w:rPr>
+          <w:i/>
+          <w:iCs/>
+          <w:sz w:val="26"/>
+          <w:szCs w:val="26"/>
+          <w:lang w:val="fr-FR"/>
+        </w:rPr>
+        <w:t>đối</w:t>
+      </w:r>
+      <w:proofErr w:type="spellEnd"/>
+      <w:r>
+        <w:rPr>
+          <w:i/>
+          <w:iCs/>
+          <w:sz w:val="26"/>
+          <w:szCs w:val="26"/>
+          <w:lang w:val="fr-FR"/>
+        </w:rPr>
+        <w:t xml:space="preserve"> </w:t>
+      </w:r>
+      <w:proofErr w:type="spellStart"/>
+      <w:r>
+        <w:rPr>
+          <w:i/>
+          <w:iCs/>
+          <w:sz w:val="26"/>
+          <w:szCs w:val="26"/>
+          <w:lang w:val="fr-FR"/>
+        </w:rPr>
+        <w:t>với</w:t>
+      </w:r>
+      <w:proofErr w:type="spellEnd"/>
+      <w:r>
+        <w:rPr>
+          <w:i/>
+          <w:iCs/>
+          <w:sz w:val="26"/>
+          <w:szCs w:val="26"/>
+          <w:lang w:val="fr-FR"/>
+        </w:rPr>
+        <w:t xml:space="preserve"> </w:t>
+      </w:r>
+      <w:proofErr w:type="spellStart"/>
+      <w:r>
+        <w:rPr>
+          <w:i/>
+          <w:iCs/>
+          <w:sz w:val="26"/>
+          <w:szCs w:val="26"/>
+          <w:lang w:val="fr-FR"/>
+        </w:rPr>
+        <w:t>người</w:t>
+      </w:r>
+      <w:proofErr w:type="spellEnd"/>
+      <w:r>
+        <w:rPr>
+          <w:i/>
+          <w:iCs/>
+          <w:sz w:val="26"/>
+          <w:szCs w:val="26"/>
+          <w:lang w:val="fr-FR"/>
+        </w:rPr>
+        <w:t xml:space="preserve"> lao </w:t>
+      </w:r>
+      <w:proofErr w:type="spellStart"/>
+      <w:r>
+        <w:rPr>
+          <w:i/>
+          <w:iCs/>
+          <w:sz w:val="26"/>
+          <w:szCs w:val="26"/>
+          <w:lang w:val="fr-FR"/>
+        </w:rPr>
+        <w:t>động</w:t>
+      </w:r>
+      <w:proofErr w:type="spellEnd"/>
+      <w:r>
+        <w:rPr>
+          <w:i/>
+          <w:iCs/>
+          <w:sz w:val="26"/>
+          <w:szCs w:val="26"/>
+          <w:lang w:val="fr-FR"/>
+        </w:rPr>
+        <w:t xml:space="preserve">, </w:t>
+      </w:r>
+      <w:proofErr w:type="spellStart"/>
+      <w:r>
+        <w:rPr>
+          <w:i/>
+          <w:iCs/>
+          <w:sz w:val="26"/>
+          <w:szCs w:val="26"/>
+          <w:lang w:val="fr-FR"/>
+        </w:rPr>
+        <w:t>các</w:t>
+      </w:r>
+      <w:proofErr w:type="spellEnd"/>
+      <w:r>
+        <w:rPr>
+          <w:i/>
+          <w:iCs/>
+          <w:sz w:val="26"/>
+          <w:szCs w:val="26"/>
+          <w:lang w:val="fr-FR"/>
+        </w:rPr>
+        <w:t xml:space="preserve"> </w:t>
+      </w:r>
+      <w:proofErr w:type="spellStart"/>
+      <w:r>
+        <w:rPr>
+          <w:i/>
+          <w:iCs/>
+          <w:sz w:val="26"/>
+          <w:szCs w:val="26"/>
+          <w:lang w:val="fr-FR"/>
+        </w:rPr>
+        <w:t>khoản</w:t>
+      </w:r>
+      <w:proofErr w:type="spellEnd"/>
+      <w:r>
+        <w:rPr>
+          <w:i/>
+          <w:iCs/>
+          <w:sz w:val="26"/>
+          <w:szCs w:val="26"/>
+          <w:lang w:val="fr-FR"/>
+        </w:rPr>
+        <w:t xml:space="preserve"> </w:t>
+      </w:r>
+      <w:proofErr w:type="spellStart"/>
+      <w:r>
+        <w:rPr>
+          <w:i/>
+          <w:iCs/>
+          <w:sz w:val="26"/>
+          <w:szCs w:val="26"/>
+          <w:lang w:val="fr-FR"/>
+        </w:rPr>
+        <w:t>phải</w:t>
+      </w:r>
+      <w:proofErr w:type="spellEnd"/>
+      <w:r>
+        <w:rPr>
+          <w:i/>
+          <w:iCs/>
+          <w:sz w:val="26"/>
+          <w:szCs w:val="26"/>
+          <w:lang w:val="fr-FR"/>
+        </w:rPr>
+        <w:t xml:space="preserve"> </w:t>
+      </w:r>
+      <w:proofErr w:type="spellStart"/>
+      <w:r>
+        <w:rPr>
+          <w:i/>
+          <w:iCs/>
+          <w:sz w:val="26"/>
+          <w:szCs w:val="26"/>
+          <w:lang w:val="fr-FR"/>
+        </w:rPr>
+        <w:t>trả</w:t>
+      </w:r>
+      <w:proofErr w:type="spellEnd"/>
+      <w:r>
+        <w:rPr>
+          <w:i/>
+          <w:iCs/>
+          <w:sz w:val="26"/>
+          <w:szCs w:val="26"/>
+          <w:lang w:val="fr-FR"/>
+        </w:rPr>
+        <w:t xml:space="preserve"> </w:t>
+      </w:r>
+      <w:proofErr w:type="spellStart"/>
+      <w:r>
+        <w:rPr>
+          <w:i/>
+          <w:iCs/>
+          <w:sz w:val="26"/>
+          <w:szCs w:val="26"/>
+          <w:lang w:val="fr-FR"/>
+        </w:rPr>
+        <w:t>cho</w:t>
+      </w:r>
+      <w:proofErr w:type="spellEnd"/>
+      <w:r>
+        <w:rPr>
+          <w:i/>
+          <w:iCs/>
+          <w:sz w:val="26"/>
+          <w:szCs w:val="26"/>
+          <w:lang w:val="fr-FR"/>
+        </w:rPr>
+        <w:t xml:space="preserve"> </w:t>
+      </w:r>
+      <w:proofErr w:type="spellStart"/>
+      <w:r>
+        <w:rPr>
+          <w:i/>
+          <w:iCs/>
+          <w:sz w:val="26"/>
+          <w:szCs w:val="26"/>
+          <w:lang w:val="fr-FR"/>
+        </w:rPr>
+        <w:t>bên</w:t>
+      </w:r>
+      <w:proofErr w:type="spellEnd"/>
+      <w:r>
+        <w:rPr>
+          <w:i/>
+          <w:iCs/>
+          <w:sz w:val="26"/>
+          <w:szCs w:val="26"/>
+          <w:lang w:val="fr-FR"/>
+        </w:rPr>
+        <w:t xml:space="preserve"> </w:t>
+      </w:r>
+      <w:proofErr w:type="spellStart"/>
+      <w:r>
+        <w:rPr>
+          <w:i/>
+          <w:iCs/>
+          <w:sz w:val="26"/>
+          <w:szCs w:val="26"/>
+          <w:lang w:val="fr-FR"/>
+        </w:rPr>
+        <w:t>thứ</w:t>
+      </w:r>
+      <w:proofErr w:type="spellEnd"/>
+      <w:r>
+        <w:rPr>
+          <w:i/>
+          <w:iCs/>
+          <w:sz w:val="26"/>
+          <w:szCs w:val="26"/>
+          <w:lang w:val="fr-FR"/>
+        </w:rPr>
+        <w:t xml:space="preserve"> </w:t>
+      </w:r>
+      <w:proofErr w:type="spellStart"/>
+      <w:proofErr w:type="gramStart"/>
+      <w:r>
+        <w:rPr>
+          <w:i/>
+          <w:iCs/>
+          <w:sz w:val="26"/>
+          <w:szCs w:val="26"/>
+          <w:lang w:val="fr-FR"/>
+        </w:rPr>
+        <w:t>ba</w:t>
+      </w:r>
+      <w:proofErr w:type="spellEnd"/>
+      <w:r>
+        <w:rPr>
+          <w:i/>
+          <w:iCs/>
+          <w:sz w:val="26"/>
+          <w:szCs w:val="26"/>
+          <w:lang w:val="fr-FR"/>
+        </w:rPr>
+        <w:t>,...</w:t>
+      </w:r>
+      <w:proofErr w:type="gramEnd"/>
       <w:r>
         <w:rPr>
           <w:sz w:val="26"/>
@@ -2200,15 +9351,37 @@
         </w:rPr>
         <w:t>(</w:t>
       </w:r>
-      <w:r>
-        <w:rPr>
-          <w:i/>
-          <w:sz w:val="26"/>
-          <w:szCs w:val="26"/>
-          <w:lang w:val="fr-FR"/>
-        </w:rPr>
-        <w:t>nếu có</w:t>
-      </w:r>
+      <w:proofErr w:type="spellStart"/>
+      <w:r>
+        <w:rPr>
+          <w:i/>
+          <w:sz w:val="26"/>
+          <w:szCs w:val="26"/>
+          <w:lang w:val="fr-FR"/>
+        </w:rPr>
+        <w:t>nếu</w:t>
+      </w:r>
+      <w:proofErr w:type="spellEnd"/>
+      <w:r>
+        <w:rPr>
+          <w:i/>
+          <w:sz w:val="26"/>
+          <w:szCs w:val="26"/>
+          <w:lang w:val="fr-FR"/>
+        </w:rPr>
+        <w:t xml:space="preserve"> </w:t>
+      </w:r>
+      <w:proofErr w:type="spellStart"/>
+      <w:r>
+        <w:rPr>
+          <w:i/>
+          <w:sz w:val="26"/>
+          <w:szCs w:val="26"/>
+          <w:lang w:val="fr-FR"/>
+        </w:rPr>
+        <w:t>có</w:t>
+      </w:r>
+      <w:proofErr w:type="spellEnd"/>
       <w:r>
         <w:rPr>
           <w:iCs/>
@@ -2254,7 +9427,277 @@
           <w:szCs w:val="26"/>
           <w:lang w:val="fr-FR"/>
         </w:rPr>
-        <w:t xml:space="preserve">- Tình hình sử dụng năng lượng: điện, than, dầu, khí LNG và các nhiên liệu khác </w:t>
+        <w:t xml:space="preserve">- </w:t>
+      </w:r>
+      <w:proofErr w:type="spellStart"/>
+      <w:r>
+        <w:rPr>
+          <w:sz w:val="26"/>
+          <w:szCs w:val="26"/>
+          <w:lang w:val="fr-FR"/>
+        </w:rPr>
+        <w:t>Tình</w:t>
+      </w:r>
+      <w:proofErr w:type="spellEnd"/>
+      <w:r>
+        <w:rPr>
+          <w:sz w:val="26"/>
+          <w:szCs w:val="26"/>
+          <w:lang w:val="fr-FR"/>
+        </w:rPr>
+        <w:t xml:space="preserve"> </w:t>
+      </w:r>
+      <w:proofErr w:type="spellStart"/>
+      <w:r>
+        <w:rPr>
+          <w:sz w:val="26"/>
+          <w:szCs w:val="26"/>
+          <w:lang w:val="fr-FR"/>
+        </w:rPr>
+        <w:t>hình</w:t>
+      </w:r>
+      <w:proofErr w:type="spellEnd"/>
+      <w:r>
+        <w:rPr>
+          <w:sz w:val="26"/>
+          <w:szCs w:val="26"/>
+          <w:lang w:val="fr-FR"/>
+        </w:rPr>
+        <w:t xml:space="preserve"> </w:t>
+      </w:r>
+      <w:proofErr w:type="spellStart"/>
+      <w:r>
+        <w:rPr>
+          <w:sz w:val="26"/>
+          <w:szCs w:val="26"/>
+          <w:lang w:val="fr-FR"/>
+        </w:rPr>
+        <w:t>sử</w:t>
+      </w:r>
+      <w:proofErr w:type="spellEnd"/>
+      <w:r>
+        <w:rPr>
+          <w:sz w:val="26"/>
+          <w:szCs w:val="26"/>
+          <w:lang w:val="fr-FR"/>
+        </w:rPr>
+        <w:t xml:space="preserve"> </w:t>
+      </w:r>
+      <w:proofErr w:type="spellStart"/>
+      <w:r>
+        <w:rPr>
+          <w:sz w:val="26"/>
+          <w:szCs w:val="26"/>
+          <w:lang w:val="fr-FR"/>
+        </w:rPr>
+        <w:t>dụng</w:t>
+      </w:r>
+      <w:proofErr w:type="spellEnd"/>
+      <w:r>
+        <w:rPr>
+          <w:sz w:val="26"/>
+          <w:szCs w:val="26"/>
+          <w:lang w:val="fr-FR"/>
+        </w:rPr>
+        <w:t xml:space="preserve"> </w:t>
+      </w:r>
+      <w:proofErr w:type="spellStart"/>
+      <w:r>
+        <w:rPr>
+          <w:sz w:val="26"/>
+          <w:szCs w:val="26"/>
+          <w:lang w:val="fr-FR"/>
+        </w:rPr>
+        <w:t>năng</w:t>
+      </w:r>
+      <w:proofErr w:type="spellEnd"/>
+      <w:r>
+        <w:rPr>
+          <w:sz w:val="26"/>
+          <w:szCs w:val="26"/>
+          <w:lang w:val="fr-FR"/>
+        </w:rPr>
+        <w:t xml:space="preserve"> </w:t>
+      </w:r>
+      <w:proofErr w:type="spellStart"/>
+      <w:r>
+        <w:rPr>
+          <w:sz w:val="26"/>
+          <w:szCs w:val="26"/>
+          <w:lang w:val="fr-FR"/>
+        </w:rPr>
+        <w:t>lượng</w:t>
+      </w:r>
+      <w:proofErr w:type="spellEnd"/>
+      <w:r>
+        <w:rPr>
+          <w:sz w:val="26"/>
+          <w:szCs w:val="26"/>
+          <w:lang w:val="fr-FR"/>
+        </w:rPr>
+        <w:t xml:space="preserve">: </w:t>
+      </w:r>
+      <w:proofErr w:type="spellStart"/>
+      <w:r>
+        <w:rPr>
+          <w:sz w:val="26"/>
+          <w:szCs w:val="26"/>
+          <w:lang w:val="fr-FR"/>
+        </w:rPr>
+        <w:t>điện</w:t>
+      </w:r>
+      <w:proofErr w:type="spellEnd"/>
+      <w:r>
+        <w:rPr>
+          <w:sz w:val="26"/>
+          <w:szCs w:val="26"/>
+          <w:lang w:val="fr-FR"/>
+        </w:rPr>
+        <w:t xml:space="preserve">, </w:t>
+      </w:r>
+      <w:proofErr w:type="spellStart"/>
+      <w:r>
+        <w:rPr>
+          <w:sz w:val="26"/>
+          <w:szCs w:val="26"/>
+          <w:lang w:val="fr-FR"/>
+        </w:rPr>
+        <w:t>than</w:t>
+      </w:r>
+      <w:proofErr w:type="spellEnd"/>
+      <w:r>
+        <w:rPr>
+          <w:sz w:val="26"/>
+          <w:szCs w:val="26"/>
+          <w:lang w:val="fr-FR"/>
+        </w:rPr>
+        <w:t xml:space="preserve">, </w:t>
+      </w:r>
+      <w:proofErr w:type="spellStart"/>
+      <w:r>
+        <w:rPr>
+          <w:sz w:val="26"/>
+          <w:szCs w:val="26"/>
+          <w:lang w:val="fr-FR"/>
+        </w:rPr>
+        <w:t>dầu</w:t>
+      </w:r>
+      <w:proofErr w:type="spellEnd"/>
+      <w:r>
+        <w:rPr>
+          <w:sz w:val="26"/>
+          <w:szCs w:val="26"/>
+          <w:lang w:val="fr-FR"/>
+        </w:rPr>
+        <w:t xml:space="preserve">, </w:t>
+      </w:r>
+      <w:proofErr w:type="spellStart"/>
+      <w:r>
+        <w:rPr>
+          <w:sz w:val="26"/>
+          <w:szCs w:val="26"/>
+          <w:lang w:val="fr-FR"/>
+        </w:rPr>
+        <w:t>khí</w:t>
+      </w:r>
+      <w:proofErr w:type="spellEnd"/>
+      <w:r>
+        <w:rPr>
+          <w:sz w:val="26"/>
+          <w:szCs w:val="26"/>
+          <w:lang w:val="fr-FR"/>
+        </w:rPr>
+        <w:t xml:space="preserve"> LNG </w:t>
+      </w:r>
+      <w:proofErr w:type="spellStart"/>
+      <w:r>
+        <w:rPr>
+          <w:sz w:val="26"/>
+          <w:szCs w:val="26"/>
+          <w:lang w:val="fr-FR"/>
+        </w:rPr>
+        <w:t>và</w:t>
+      </w:r>
+      <w:proofErr w:type="spellEnd"/>
+      <w:r>
+        <w:rPr>
+          <w:sz w:val="26"/>
+          <w:szCs w:val="26"/>
+          <w:lang w:val="fr-FR"/>
+        </w:rPr>
+        <w:t xml:space="preserve"> </w:t>
+      </w:r>
+      <w:proofErr w:type="spellStart"/>
+      <w:r>
+        <w:rPr>
+          <w:sz w:val="26"/>
+          <w:szCs w:val="26"/>
+          <w:lang w:val="fr-FR"/>
+        </w:rPr>
+        <w:t>các</w:t>
+      </w:r>
+      <w:proofErr w:type="spellEnd"/>
+      <w:r>
+        <w:rPr>
+          <w:sz w:val="26"/>
+          <w:szCs w:val="26"/>
+          <w:lang w:val="fr-FR"/>
+        </w:rPr>
+        <w:t xml:space="preserve"> </w:t>
+      </w:r>
+      <w:proofErr w:type="spellStart"/>
+      <w:r>
+        <w:rPr>
+          <w:sz w:val="26"/>
+          <w:szCs w:val="26"/>
+          <w:lang w:val="fr-FR"/>
+        </w:rPr>
+        <w:t>nhiên</w:t>
+      </w:r>
+      <w:proofErr w:type="spellEnd"/>
+      <w:r>
+        <w:rPr>
+          <w:sz w:val="26"/>
+          <w:szCs w:val="26"/>
+          <w:lang w:val="fr-FR"/>
+        </w:rPr>
+        <w:t xml:space="preserve"> </w:t>
+      </w:r>
+      <w:proofErr w:type="spellStart"/>
+      <w:r>
+        <w:rPr>
+          <w:sz w:val="26"/>
+          <w:szCs w:val="26"/>
+          <w:lang w:val="fr-FR"/>
+        </w:rPr>
+        <w:t>liệu</w:t>
+      </w:r>
+      <w:proofErr w:type="spellEnd"/>
+      <w:r>
+        <w:rPr>
+          <w:sz w:val="26"/>
+          <w:szCs w:val="26"/>
+          <w:lang w:val="fr-FR"/>
+        </w:rPr>
+        <w:t xml:space="preserve"> </w:t>
+      </w:r>
+      <w:proofErr w:type="spellStart"/>
+      <w:r>
+        <w:rPr>
+          <w:sz w:val="26"/>
+          <w:szCs w:val="26"/>
+          <w:lang w:val="fr-FR"/>
+        </w:rPr>
+        <w:t>khác</w:t>
+      </w:r>
+      <w:proofErr w:type="spellEnd"/>
+      <w:r>
+        <w:rPr>
+          <w:sz w:val="26"/>
+          <w:szCs w:val="26"/>
+          <w:lang w:val="fr-FR"/>
+        </w:rPr>
+        <w:t xml:space="preserve"> </w:t>
       </w:r>
       <w:r>
         <w:rPr>
@@ -2264,7 +9707,53 @@
           <w:szCs w:val="26"/>
           <w:lang w:val="fr-FR"/>
         </w:rPr>
-        <w:t>(nếu có)</w:t>
+        <w:t>(</w:t>
+      </w:r>
+      <w:proofErr w:type="spellStart"/>
+      <w:proofErr w:type="gramStart"/>
+      <w:r>
+        <w:rPr>
+          <w:i/>
+          <w:iCs/>
+          <w:sz w:val="26"/>
+          <w:szCs w:val="26"/>
+          <w:lang w:val="fr-FR"/>
+        </w:rPr>
+        <w:t>nếu</w:t>
+      </w:r>
+      <w:proofErr w:type="spellEnd"/>
+      <w:proofErr w:type="gramEnd"/>
+      <w:r>
+        <w:rPr>
+          <w:i/>
+          <w:iCs/>
+          <w:sz w:val="26"/>
+          <w:szCs w:val="26"/>
+          <w:lang w:val="fr-FR"/>
+        </w:rPr>
+        <w:t xml:space="preserve"> </w:t>
+      </w:r>
+      <w:proofErr w:type="spellStart"/>
+      <w:r>
+        <w:rPr>
+          <w:i/>
+          <w:iCs/>
+          <w:sz w:val="26"/>
+          <w:szCs w:val="26"/>
+          <w:lang w:val="fr-FR"/>
+        </w:rPr>
+        <w:t>có</w:t>
+      </w:r>
+      <w:proofErr w:type="spellEnd"/>
+      <w:r>
+        <w:rPr>
+          <w:i/>
+          <w:iCs/>
+          <w:sz w:val="26"/>
+          <w:szCs w:val="26"/>
+          <w:lang w:val="fr-FR"/>
+        </w:rPr>
+        <w:t>)</w:t>
       </w:r>
       <w:r>
         <w:rPr>
@@ -2302,7 +9791,439 @@
           <w:szCs w:val="26"/>
           <w:lang w:val="fr-FR"/>
         </w:rPr>
-        <w:t>- Tình hình chấp hành các quy định pháp luật về môi trường, xây dựng... và các quy định pháp luật khác có liên quan.</w:t>
+        <w:t xml:space="preserve">- </w:t>
+      </w:r>
+      <w:proofErr w:type="spellStart"/>
+      <w:r>
+        <w:rPr>
+          <w:sz w:val="26"/>
+          <w:szCs w:val="26"/>
+          <w:lang w:val="fr-FR"/>
+        </w:rPr>
+        <w:t>Tình</w:t>
+      </w:r>
+      <w:proofErr w:type="spellEnd"/>
+      <w:r>
+        <w:rPr>
+          <w:sz w:val="26"/>
+          <w:szCs w:val="26"/>
+          <w:lang w:val="fr-FR"/>
+        </w:rPr>
+        <w:t xml:space="preserve"> </w:t>
+      </w:r>
+      <w:proofErr w:type="spellStart"/>
+      <w:r>
+        <w:rPr>
+          <w:sz w:val="26"/>
+          <w:szCs w:val="26"/>
+          <w:lang w:val="fr-FR"/>
+        </w:rPr>
+        <w:t>hình</w:t>
+      </w:r>
+      <w:proofErr w:type="spellEnd"/>
+      <w:r>
+        <w:rPr>
+          <w:sz w:val="26"/>
+          <w:szCs w:val="26"/>
+          <w:lang w:val="fr-FR"/>
+        </w:rPr>
+        <w:t xml:space="preserve"> </w:t>
+      </w:r>
+      <w:proofErr w:type="spellStart"/>
+      <w:r>
+        <w:rPr>
+          <w:sz w:val="26"/>
+          <w:szCs w:val="26"/>
+          <w:lang w:val="fr-FR"/>
+        </w:rPr>
+        <w:t>chấp</w:t>
+      </w:r>
+      <w:proofErr w:type="spellEnd"/>
+      <w:r>
+        <w:rPr>
+          <w:sz w:val="26"/>
+          <w:szCs w:val="26"/>
+          <w:lang w:val="fr-FR"/>
+        </w:rPr>
+        <w:t xml:space="preserve"> </w:t>
+      </w:r>
+      <w:proofErr w:type="spellStart"/>
+      <w:r>
+        <w:rPr>
+          <w:sz w:val="26"/>
+          <w:szCs w:val="26"/>
+          <w:lang w:val="fr-FR"/>
+        </w:rPr>
+        <w:t>hành</w:t>
+      </w:r>
+      <w:proofErr w:type="spellEnd"/>
+      <w:r>
+        <w:rPr>
+          <w:sz w:val="26"/>
+          <w:szCs w:val="26"/>
+          <w:lang w:val="fr-FR"/>
+        </w:rPr>
+        <w:t xml:space="preserve"> </w:t>
+      </w:r>
+      <w:proofErr w:type="spellStart"/>
+      <w:r>
+        <w:rPr>
+          <w:sz w:val="26"/>
+          <w:szCs w:val="26"/>
+          <w:lang w:val="fr-FR"/>
+        </w:rPr>
+        <w:t>các</w:t>
+      </w:r>
+      <w:proofErr w:type="spellEnd"/>
+      <w:r>
+        <w:rPr>
+          <w:sz w:val="26"/>
+          <w:szCs w:val="26"/>
+          <w:lang w:val="fr-FR"/>
+        </w:rPr>
+        <w:t xml:space="preserve"> </w:t>
+      </w:r>
+      <w:proofErr w:type="spellStart"/>
+      <w:r>
+        <w:rPr>
+          <w:sz w:val="26"/>
+          <w:szCs w:val="26"/>
+          <w:lang w:val="fr-FR"/>
+        </w:rPr>
+        <w:t>quy</w:t>
+      </w:r>
+      <w:proofErr w:type="spellEnd"/>
+      <w:r>
+        <w:rPr>
+          <w:sz w:val="26"/>
+          <w:szCs w:val="26"/>
+          <w:lang w:val="fr-FR"/>
+        </w:rPr>
+        <w:t xml:space="preserve"> </w:t>
+      </w:r>
+      <w:proofErr w:type="spellStart"/>
+      <w:r>
+        <w:rPr>
+          <w:sz w:val="26"/>
+          <w:szCs w:val="26"/>
+          <w:lang w:val="fr-FR"/>
+        </w:rPr>
+        <w:t>định</w:t>
+      </w:r>
+      <w:proofErr w:type="spellEnd"/>
+      <w:r>
+        <w:rPr>
+          <w:sz w:val="26"/>
+          <w:szCs w:val="26"/>
+          <w:lang w:val="fr-FR"/>
+        </w:rPr>
+        <w:t xml:space="preserve"> </w:t>
+      </w:r>
+      <w:proofErr w:type="spellStart"/>
+      <w:r>
+        <w:rPr>
+          <w:sz w:val="26"/>
+          <w:szCs w:val="26"/>
+          <w:lang w:val="fr-FR"/>
+        </w:rPr>
+        <w:t>pháp</w:t>
+      </w:r>
+      <w:proofErr w:type="spellEnd"/>
+      <w:r>
+        <w:rPr>
+          <w:sz w:val="26"/>
+          <w:szCs w:val="26"/>
+          <w:lang w:val="fr-FR"/>
+        </w:rPr>
+        <w:t xml:space="preserve"> </w:t>
+      </w:r>
+      <w:proofErr w:type="spellStart"/>
+      <w:r>
+        <w:rPr>
+          <w:sz w:val="26"/>
+          <w:szCs w:val="26"/>
+          <w:lang w:val="fr-FR"/>
+        </w:rPr>
+        <w:t>luật</w:t>
+      </w:r>
+      <w:proofErr w:type="spellEnd"/>
+      <w:r>
+        <w:rPr>
+          <w:sz w:val="26"/>
+          <w:szCs w:val="26"/>
+          <w:lang w:val="fr-FR"/>
+        </w:rPr>
+        <w:t xml:space="preserve"> </w:t>
+      </w:r>
+      <w:proofErr w:type="spellStart"/>
+      <w:r>
+        <w:rPr>
+          <w:sz w:val="26"/>
+          <w:szCs w:val="26"/>
+          <w:lang w:val="fr-FR"/>
+        </w:rPr>
+        <w:t>về</w:t>
+      </w:r>
+      <w:proofErr w:type="spellEnd"/>
+      <w:r>
+        <w:rPr>
+          <w:sz w:val="26"/>
+          <w:szCs w:val="26"/>
+          <w:lang w:val="fr-FR"/>
+        </w:rPr>
+        <w:t xml:space="preserve"> </w:t>
+      </w:r>
+      <w:proofErr w:type="spellStart"/>
+      <w:r>
+        <w:rPr>
+          <w:sz w:val="26"/>
+          <w:szCs w:val="26"/>
+          <w:lang w:val="fr-FR"/>
+        </w:rPr>
+        <w:t>môi</w:t>
+      </w:r>
+      <w:proofErr w:type="spellEnd"/>
+      <w:r>
+        <w:rPr>
+          <w:sz w:val="26"/>
+          <w:szCs w:val="26"/>
+          <w:lang w:val="fr-FR"/>
+        </w:rPr>
+        <w:t xml:space="preserve"> </w:t>
+      </w:r>
+      <w:proofErr w:type="spellStart"/>
+      <w:r>
+        <w:rPr>
+          <w:sz w:val="26"/>
+          <w:szCs w:val="26"/>
+          <w:lang w:val="fr-FR"/>
+        </w:rPr>
+        <w:t>trường</w:t>
+      </w:r>
+      <w:proofErr w:type="spellEnd"/>
+      <w:r>
+        <w:rPr>
+          <w:sz w:val="26"/>
+          <w:szCs w:val="26"/>
+          <w:lang w:val="fr-FR"/>
+        </w:rPr>
+        <w:t xml:space="preserve">, </w:t>
+      </w:r>
+      <w:proofErr w:type="spellStart"/>
+      <w:r>
+        <w:rPr>
+          <w:sz w:val="26"/>
+          <w:szCs w:val="26"/>
+          <w:lang w:val="fr-FR"/>
+        </w:rPr>
+        <w:t>xây</w:t>
+      </w:r>
+      <w:proofErr w:type="spellEnd"/>
+      <w:r>
+        <w:rPr>
+          <w:sz w:val="26"/>
+          <w:szCs w:val="26"/>
+          <w:lang w:val="fr-FR"/>
+        </w:rPr>
+        <w:t xml:space="preserve"> </w:t>
+      </w:r>
+      <w:proofErr w:type="spellStart"/>
+      <w:r>
+        <w:rPr>
+          <w:sz w:val="26"/>
+          <w:szCs w:val="26"/>
+          <w:lang w:val="fr-FR"/>
+        </w:rPr>
+        <w:t>dựng</w:t>
+      </w:r>
+      <w:proofErr w:type="spellEnd"/>
+      <w:r>
+        <w:rPr>
+          <w:sz w:val="26"/>
+          <w:szCs w:val="26"/>
+          <w:lang w:val="fr-FR"/>
+        </w:rPr>
+        <w:t xml:space="preserve">... </w:t>
+      </w:r>
+      <w:proofErr w:type="spellStart"/>
+      <w:r>
+        <w:rPr>
+          <w:sz w:val="26"/>
+          <w:szCs w:val="26"/>
+          <w:lang w:val="fr-FR"/>
+        </w:rPr>
+        <w:t>và</w:t>
+      </w:r>
+      <w:proofErr w:type="spellEnd"/>
+      <w:r>
+        <w:rPr>
+          <w:sz w:val="26"/>
+          <w:szCs w:val="26"/>
+          <w:lang w:val="fr-FR"/>
+        </w:rPr>
+        <w:t xml:space="preserve"> </w:t>
+      </w:r>
+      <w:proofErr w:type="spellStart"/>
+      <w:r>
+        <w:rPr>
+          <w:sz w:val="26"/>
+          <w:szCs w:val="26"/>
+          <w:lang w:val="fr-FR"/>
+        </w:rPr>
+        <w:t>các</w:t>
+      </w:r>
+      <w:proofErr w:type="spellEnd"/>
+      <w:r>
+        <w:rPr>
+          <w:sz w:val="26"/>
+          <w:szCs w:val="26"/>
+          <w:lang w:val="fr-FR"/>
+        </w:rPr>
+        <w:t xml:space="preserve"> </w:t>
+      </w:r>
+      <w:proofErr w:type="spellStart"/>
+      <w:r>
+        <w:rPr>
+          <w:sz w:val="26"/>
+          <w:szCs w:val="26"/>
+          <w:lang w:val="fr-FR"/>
+        </w:rPr>
+        <w:t>quy</w:t>
+      </w:r>
+      <w:proofErr w:type="spellEnd"/>
+      <w:r>
+        <w:rPr>
+          <w:sz w:val="26"/>
+          <w:szCs w:val="26"/>
+          <w:lang w:val="fr-FR"/>
+        </w:rPr>
+        <w:t xml:space="preserve"> </w:t>
+      </w:r>
+      <w:proofErr w:type="spellStart"/>
+      <w:r>
+        <w:rPr>
+          <w:sz w:val="26"/>
+          <w:szCs w:val="26"/>
+          <w:lang w:val="fr-FR"/>
+        </w:rPr>
+        <w:t>định</w:t>
+      </w:r>
+      <w:proofErr w:type="spellEnd"/>
+      <w:r>
+        <w:rPr>
+          <w:sz w:val="26"/>
+          <w:szCs w:val="26"/>
+          <w:lang w:val="fr-FR"/>
+        </w:rPr>
+        <w:t xml:space="preserve"> </w:t>
+      </w:r>
+      <w:proofErr w:type="spellStart"/>
+      <w:r>
+        <w:rPr>
+          <w:sz w:val="26"/>
+          <w:szCs w:val="26"/>
+          <w:lang w:val="fr-FR"/>
+        </w:rPr>
+        <w:t>pháp</w:t>
+      </w:r>
+      <w:proofErr w:type="spellEnd"/>
+      <w:r>
+        <w:rPr>
+          <w:sz w:val="26"/>
+          <w:szCs w:val="26"/>
+          <w:lang w:val="fr-FR"/>
+        </w:rPr>
+        <w:t xml:space="preserve"> </w:t>
+      </w:r>
+      <w:proofErr w:type="spellStart"/>
+      <w:r>
+        <w:rPr>
+          <w:sz w:val="26"/>
+          <w:szCs w:val="26"/>
+          <w:lang w:val="fr-FR"/>
+        </w:rPr>
+        <w:t>luật</w:t>
+      </w:r>
+      <w:proofErr w:type="spellEnd"/>
+      <w:r>
+        <w:rPr>
+          <w:sz w:val="26"/>
+          <w:szCs w:val="26"/>
+          <w:lang w:val="fr-FR"/>
+        </w:rPr>
+        <w:t xml:space="preserve"> </w:t>
+      </w:r>
+      <w:proofErr w:type="spellStart"/>
+      <w:r>
+        <w:rPr>
+          <w:sz w:val="26"/>
+          <w:szCs w:val="26"/>
+          <w:lang w:val="fr-FR"/>
+        </w:rPr>
+        <w:t>khác</w:t>
+      </w:r>
+      <w:proofErr w:type="spellEnd"/>
+      <w:r>
+        <w:rPr>
+          <w:sz w:val="26"/>
+          <w:szCs w:val="26"/>
+          <w:lang w:val="fr-FR"/>
+        </w:rPr>
+        <w:t xml:space="preserve"> </w:t>
+      </w:r>
+      <w:proofErr w:type="spellStart"/>
+      <w:r>
+        <w:rPr>
+          <w:sz w:val="26"/>
+          <w:szCs w:val="26"/>
+          <w:lang w:val="fr-FR"/>
+        </w:rPr>
+        <w:t>có</w:t>
+      </w:r>
+      <w:proofErr w:type="spellEnd"/>
+      <w:r>
+        <w:rPr>
+          <w:sz w:val="26"/>
+          <w:szCs w:val="26"/>
+          <w:lang w:val="fr-FR"/>
+        </w:rPr>
+        <w:t xml:space="preserve"> </w:t>
+      </w:r>
+      <w:proofErr w:type="spellStart"/>
+      <w:r>
+        <w:rPr>
+          <w:sz w:val="26"/>
+          <w:szCs w:val="26"/>
+          <w:lang w:val="fr-FR"/>
+        </w:rPr>
+        <w:t>liên</w:t>
+      </w:r>
+      <w:proofErr w:type="spellEnd"/>
+      <w:r>
+        <w:rPr>
+          <w:sz w:val="26"/>
+          <w:szCs w:val="26"/>
+          <w:lang w:val="fr-FR"/>
+        </w:rPr>
+        <w:t xml:space="preserve"> </w:t>
+      </w:r>
+      <w:proofErr w:type="spellStart"/>
+      <w:r>
+        <w:rPr>
+          <w:sz w:val="26"/>
+          <w:szCs w:val="26"/>
+          <w:lang w:val="fr-FR"/>
+        </w:rPr>
+        <w:t>quan</w:t>
+      </w:r>
+      <w:proofErr w:type="spellEnd"/>
+      <w:r>
+        <w:rPr>
+          <w:sz w:val="26"/>
+          <w:szCs w:val="26"/>
+          <w:lang w:val="fr-FR"/>
+        </w:rPr>
+        <w:t>.</w:t>
       </w:r>
     </w:p>
     <w:p>
@@ -2334,6 +10255,8 @@
           <w:lang w:val="fr-FR"/>
         </w:rPr>
       </w:pPr>
+      <w:bookmarkStart w:id="0" w:name="_GoBack"/>
+      <w:bookmarkEnd w:id="0"/>
     </w:p>
     <w:p>
       <w:pPr>
@@ -2457,7 +10380,31 @@
               </w:rPr>
             </w:pPr>
             <w:r>
-              <w:t xml:space="preserve">TP Hồ Chí Minh, ngày </w:t>
+              <w:t xml:space="preserve">TP </w:t>
+            </w:r>
+            <w:proofErr w:type="spellStart"/>
+            <w:r>
+              <w:t>Hồ</w:t>
+            </w:r>
+            <w:proofErr w:type="spellEnd"/>
+            <w:r>
+              <w:t xml:space="preserve"> </w:t>
+            </w:r>
+            <w:proofErr w:type="spellStart"/>
+            <w:r>
+              <w:t>Chí</w:t>
+            </w:r>
+            <w:proofErr w:type="spellEnd"/>
+            <w:r>
+              <w:t xml:space="preserve"> Minh, </w:t>
+            </w:r>
+            <w:proofErr w:type="spellStart"/>
+            <w:r>
+              <w:t>ngày</w:t>
+            </w:r>
+            <w:proofErr w:type="spellEnd"/>
+            <w:r>
+              <w:t xml:space="preserve"> </w:t>
             </w:r>
             <w:r>
               <w:t>10</w:t>
@@ -2468,16 +10415,27 @@
               </w:rPr>
               <w:t xml:space="preserve"> </w:t>
             </w:r>
+            <w:proofErr w:type="spellStart"/>
             <w:r>
-              <w:t xml:space="preserve">tháng </w:t>
+              <w:t>tháng</w:t>
+            </w:r>
+            <w:proofErr w:type="spellEnd"/>
+            <w:r>
+              <w:t xml:space="preserve"> </w:t>
             </w:r>
             <w:r>
               <w:t>8</w:t>
             </w:r>
-            <w:bookmarkStart w:id="0" w:name="_GoBack"/>
-            <w:bookmarkEnd w:id="0"/>
             <w:r>
-              <w:t xml:space="preserve"> năm </w:t>
+              <w:t xml:space="preserve"> </w:t>
+            </w:r>
+            <w:proofErr w:type="spellStart"/>
+            <w:r>
+              <w:t>năm</w:t>
+            </w:r>
+            <w:proofErr w:type="spellEnd"/>
+            <w:r>
+              <w:t xml:space="preserve"> </w:t>
             </w:r>
             <w:r>
               <w:rPr>
@@ -2700,19 +10658,74 @@
                 <w:lang w:val="pt-BR"/>
               </w:rPr>
             </w:pPr>
+            <w:proofErr w:type="spellStart"/>
             <w:r>
               <w:rPr>
                 <w:iCs/>
                 <w:spacing w:val="-2"/>
               </w:rPr>
-              <w:t xml:space="preserve">Chức danh: </w:t>
+              <w:t>Chức</w:t>
             </w:r>
+            <w:proofErr w:type="spellEnd"/>
+            <w:r>
+              <w:rPr>
+                <w:iCs/>
+                <w:spacing w:val="-2"/>
+              </w:rPr>
+              <w:t xml:space="preserve"> </w:t>
+            </w:r>
+            <w:proofErr w:type="spellStart"/>
+            <w:r>
+              <w:rPr>
+                <w:iCs/>
+                <w:spacing w:val="-2"/>
+              </w:rPr>
+              <w:t>danh</w:t>
+            </w:r>
+            <w:proofErr w:type="spellEnd"/>
+            <w:r>
+              <w:rPr>
+                <w:iCs/>
+                <w:spacing w:val="-2"/>
+              </w:rPr>
+              <w:t xml:space="preserve">: </w:t>
+            </w:r>
+            <w:proofErr w:type="spellStart"/>
             <w:r>
               <w:rPr>
                 <w:iCs/>
               </w:rPr>
-              <w:t>Tổng giám đốc</w:t>
+              <w:t>Tổng</w:t>
             </w:r>
+            <w:proofErr w:type="spellEnd"/>
+            <w:r>
+              <w:rPr>
+                <w:iCs/>
+              </w:rPr>
+              <w:t xml:space="preserve"> </w:t>
+            </w:r>
+            <w:proofErr w:type="spellStart"/>
+            <w:r>
+              <w:rPr>
+                <w:iCs/>
+              </w:rPr>
+              <w:t>giám</w:t>
+            </w:r>
+            <w:proofErr w:type="spellEnd"/>
+            <w:r>
+              <w:rPr>
+                <w:iCs/>
+              </w:rPr>
+              <w:t xml:space="preserve"> </w:t>
+            </w:r>
+            <w:proofErr w:type="spellStart"/>
+            <w:r>
+              <w:rPr>
+                <w:iCs/>
+              </w:rPr>
+              <w:t>đốc</w:t>
+            </w:r>
+            <w:proofErr w:type="spellEnd"/>
           </w:p>
         </w:tc>
       </w:tr>
